--- a/Lab4/СИИ ИСТбд-31 Саранцев Семён ЛР 4.docx
+++ b/Lab4/СИИ ИСТбд-31 Саранцев Семён ЛР 4.docx
@@ -4602,6 +4602,19 @@
           <w:lang w:val="ru-RU"/>
         </w:rPr>
       </w:pPr>
+    </w:p>
+    <w:p>
+      <w:pPr>
+        <w:jc w:val="both"/>
+        <w:rPr>
+          <w:rFonts w:ascii="Times New Roman" w:hAnsi="Times New Roman" w:cs="Times New Roman"/>
+          <w:b/>
+          <w:bCs/>
+          <w:sz w:val="28"/>
+          <w:szCs w:val="28"/>
+          <w:lang w:val="ru-RU"/>
+        </w:rPr>
+      </w:pPr>
       <w:r>
         <w:rPr>
           <w:rFonts w:ascii="Times New Roman" w:hAnsi="Times New Roman" w:cs="Times New Roman"/>
@@ -5677,58 +5690,1000 @@
     </w:tbl>
     <w:p>
       <w:pPr>
+        <w:tabs>
+          <w:tab w:val="left" w:pos="916"/>
+          <w:tab w:val="left" w:pos="1832"/>
+          <w:tab w:val="left" w:pos="2748"/>
+          <w:tab w:val="left" w:pos="3664"/>
+          <w:tab w:val="left" w:pos="4580"/>
+          <w:tab w:val="left" w:pos="5496"/>
+          <w:tab w:val="left" w:pos="6412"/>
+          <w:tab w:val="left" w:pos="7328"/>
+          <w:tab w:val="left" w:pos="8244"/>
+          <w:tab w:val="left" w:pos="9160"/>
+          <w:tab w:val="left" w:pos="10076"/>
+          <w:tab w:val="left" w:pos="10992"/>
+          <w:tab w:val="left" w:pos="11908"/>
+          <w:tab w:val="left" w:pos="12824"/>
+          <w:tab w:val="left" w:pos="13740"/>
+          <w:tab w:val="left" w:pos="14656"/>
+        </w:tabs>
+        <w:wordWrap w:val="0"/>
+        <w:spacing w:line="330" w:lineRule="atLeast"/>
+        <w:rPr>
+          <w:rFonts w:ascii="Times New Roman" w:eastAsia="Times New Roman" w:hAnsi="Times New Roman" w:cs="Times New Roman"/>
+          <w:color w:val="0F1115"/>
+          <w:sz w:val="28"/>
+          <w:szCs w:val="28"/>
+          <w:lang w:val="ru-RU"/>
+        </w:rPr>
+      </w:pPr>
+      <w:proofErr w:type="spellStart"/>
+      <w:r>
+        <w:rPr>
+          <w:rFonts w:ascii="Times New Roman" w:eastAsia="Times New Roman" w:hAnsi="Times New Roman" w:cs="Times New Roman"/>
+          <w:color w:val="0F1115"/>
+          <w:sz w:val="28"/>
+          <w:szCs w:val="28"/>
+          <w:lang w:val="ru-RU"/>
+        </w:rPr>
+        <w:t>Confusion</w:t>
+      </w:r>
+      <w:proofErr w:type="spellEnd"/>
+      <w:r>
+        <w:rPr>
+          <w:rFonts w:ascii="Times New Roman" w:eastAsia="Times New Roman" w:hAnsi="Times New Roman" w:cs="Times New Roman"/>
+          <w:color w:val="0F1115"/>
+          <w:sz w:val="28"/>
+          <w:szCs w:val="28"/>
+          <w:lang w:val="ru-RU"/>
+        </w:rPr>
+        <w:t xml:space="preserve"> </w:t>
+      </w:r>
+      <w:proofErr w:type="spellStart"/>
+      <w:r>
+        <w:rPr>
+          <w:rFonts w:ascii="Times New Roman" w:eastAsia="Times New Roman" w:hAnsi="Times New Roman" w:cs="Times New Roman"/>
+          <w:color w:val="0F1115"/>
+          <w:sz w:val="28"/>
+          <w:szCs w:val="28"/>
+          <w:lang w:val="ru-RU"/>
+        </w:rPr>
+        <w:t>matrix</w:t>
+      </w:r>
+      <w:proofErr w:type="spellEnd"/>
+      <w:r>
+        <w:rPr>
+          <w:rFonts w:ascii="Times New Roman" w:eastAsia="Times New Roman" w:hAnsi="Times New Roman" w:cs="Times New Roman"/>
+          <w:color w:val="0F1115"/>
+          <w:sz w:val="28"/>
+          <w:szCs w:val="28"/>
+          <w:lang w:val="ru-RU"/>
+        </w:rPr>
+        <w:t>:</w:t>
+      </w:r>
+    </w:p>
+    <w:p>
+      <w:pPr>
+        <w:tabs>
+          <w:tab w:val="left" w:pos="916"/>
+          <w:tab w:val="left" w:pos="1832"/>
+          <w:tab w:val="left" w:pos="2748"/>
+          <w:tab w:val="left" w:pos="3664"/>
+          <w:tab w:val="left" w:pos="4580"/>
+          <w:tab w:val="left" w:pos="5496"/>
+          <w:tab w:val="left" w:pos="6412"/>
+          <w:tab w:val="left" w:pos="7328"/>
+          <w:tab w:val="left" w:pos="8244"/>
+          <w:tab w:val="left" w:pos="9160"/>
+          <w:tab w:val="left" w:pos="10076"/>
+          <w:tab w:val="left" w:pos="10992"/>
+          <w:tab w:val="left" w:pos="11908"/>
+          <w:tab w:val="left" w:pos="12824"/>
+          <w:tab w:val="left" w:pos="13740"/>
+          <w:tab w:val="left" w:pos="14656"/>
+        </w:tabs>
+        <w:wordWrap w:val="0"/>
+        <w:spacing w:line="330" w:lineRule="atLeast"/>
+        <w:rPr>
+          <w:rFonts w:ascii="Times New Roman" w:eastAsia="Times New Roman" w:hAnsi="Times New Roman" w:cs="Times New Roman"/>
+          <w:color w:val="0F1115"/>
+          <w:sz w:val="28"/>
+          <w:szCs w:val="28"/>
+          <w:lang w:val="ru-RU"/>
+        </w:rPr>
+      </w:pPr>
+      <w:r>
+        <w:rPr>
+          <w:rFonts w:ascii="Times New Roman" w:eastAsia="Times New Roman" w:hAnsi="Times New Roman" w:cs="Times New Roman"/>
+          <w:color w:val="0F1115"/>
+          <w:sz w:val="28"/>
+          <w:szCs w:val="28"/>
+          <w:lang w:val="ru-RU"/>
+        </w:rPr>
+        <w:t>[[</w:t>
+      </w:r>
+      <w:proofErr w:type="gramStart"/>
+      <w:r>
+        <w:rPr>
+          <w:rFonts w:ascii="Times New Roman" w:eastAsia="Times New Roman" w:hAnsi="Times New Roman" w:cs="Times New Roman"/>
+          <w:color w:val="0F1115"/>
+          <w:sz w:val="28"/>
+          <w:szCs w:val="28"/>
+          <w:lang w:val="ru-RU"/>
+        </w:rPr>
+        <w:t>146  20</w:t>
+      </w:r>
+      <w:proofErr w:type="gramEnd"/>
+      <w:r>
+        <w:rPr>
+          <w:rFonts w:ascii="Times New Roman" w:eastAsia="Times New Roman" w:hAnsi="Times New Roman" w:cs="Times New Roman"/>
+          <w:color w:val="0F1115"/>
+          <w:sz w:val="28"/>
+          <w:szCs w:val="28"/>
+          <w:lang w:val="ru-RU"/>
+        </w:rPr>
+        <w:t>]</w:t>
+      </w:r>
+    </w:p>
+    <w:p>
+      <w:pPr>
+        <w:tabs>
+          <w:tab w:val="left" w:pos="916"/>
+          <w:tab w:val="left" w:pos="1832"/>
+          <w:tab w:val="left" w:pos="2748"/>
+          <w:tab w:val="left" w:pos="3664"/>
+          <w:tab w:val="left" w:pos="4580"/>
+          <w:tab w:val="left" w:pos="5496"/>
+          <w:tab w:val="left" w:pos="6412"/>
+          <w:tab w:val="left" w:pos="7328"/>
+          <w:tab w:val="left" w:pos="8244"/>
+          <w:tab w:val="left" w:pos="9160"/>
+          <w:tab w:val="left" w:pos="10076"/>
+          <w:tab w:val="left" w:pos="10992"/>
+          <w:tab w:val="left" w:pos="11908"/>
+          <w:tab w:val="left" w:pos="12824"/>
+          <w:tab w:val="left" w:pos="13740"/>
+          <w:tab w:val="left" w:pos="14656"/>
+        </w:tabs>
+        <w:wordWrap w:val="0"/>
+        <w:spacing w:line="330" w:lineRule="atLeast"/>
+        <w:rPr>
+          <w:rFonts w:ascii="Times New Roman" w:eastAsia="Times New Roman" w:hAnsi="Times New Roman" w:cs="Times New Roman"/>
+          <w:color w:val="0F1115"/>
+          <w:sz w:val="28"/>
+          <w:szCs w:val="28"/>
+          <w:lang w:val="ru-RU"/>
+        </w:rPr>
+      </w:pPr>
+      <w:r>
+        <w:rPr>
+          <w:rFonts w:ascii="Times New Roman" w:eastAsia="Times New Roman" w:hAnsi="Times New Roman" w:cs="Times New Roman"/>
+          <w:color w:val="0F1115"/>
+          <w:sz w:val="28"/>
+          <w:szCs w:val="28"/>
+          <w:lang w:val="ru-RU"/>
+        </w:rPr>
+        <w:t xml:space="preserve"> [</w:t>
+      </w:r>
+      <w:proofErr w:type="gramStart"/>
+      <w:r>
+        <w:rPr>
+          <w:rFonts w:ascii="Times New Roman" w:eastAsia="Times New Roman" w:hAnsi="Times New Roman" w:cs="Times New Roman"/>
+          <w:color w:val="0F1115"/>
+          <w:sz w:val="28"/>
+          <w:szCs w:val="28"/>
+          <w:lang w:val="ru-RU"/>
+        </w:rPr>
+        <w:t>150  26</w:t>
+      </w:r>
+      <w:proofErr w:type="gramEnd"/>
+      <w:r>
+        <w:rPr>
+          <w:rFonts w:ascii="Times New Roman" w:eastAsia="Times New Roman" w:hAnsi="Times New Roman" w:cs="Times New Roman"/>
+          <w:color w:val="0F1115"/>
+          <w:sz w:val="28"/>
+          <w:szCs w:val="28"/>
+          <w:lang w:val="ru-RU"/>
+        </w:rPr>
+        <w:t>]]</w:t>
+      </w:r>
+    </w:p>
+    <w:p>
+      <w:pPr>
         <w:spacing w:before="240" w:after="240"/>
         <w:rPr>
           <w:rFonts w:ascii="Times New Roman" w:eastAsia="Times New Roman" w:hAnsi="Times New Roman" w:cs="Times New Roman"/>
-          <w:sz w:val="28"/>
-          <w:szCs w:val="28"/>
-          <w:lang w:val="ru-RU"/>
-        </w:rPr>
-      </w:pPr>
+          <w:b/>
+          <w:bCs/>
+          <w:sz w:val="28"/>
+          <w:szCs w:val="28"/>
+          <w:lang w:val="ru-RU"/>
+        </w:rPr>
+      </w:pPr>
+    </w:p>
+    <w:p>
+      <w:pPr>
+        <w:spacing w:before="240" w:after="240"/>
+        <w:rPr>
+          <w:rFonts w:ascii="Times New Roman" w:eastAsia="Times New Roman" w:hAnsi="Times New Roman" w:cs="Times New Roman"/>
+          <w:b/>
+          <w:bCs/>
+          <w:sz w:val="28"/>
+          <w:szCs w:val="28"/>
+          <w:lang w:val="ru-RU"/>
+        </w:rPr>
+      </w:pPr>
+      <w:r>
+        <w:rPr>
+          <w:rFonts w:ascii="Times New Roman" w:eastAsia="Times New Roman" w:hAnsi="Times New Roman" w:cs="Times New Roman"/>
+          <w:b/>
+          <w:bCs/>
+          <w:sz w:val="28"/>
+          <w:szCs w:val="28"/>
+          <w:lang w:val="ru-RU"/>
+        </w:rPr>
+        <w:t xml:space="preserve">1.1. Подраздел «Разные методы формирования </w:t>
+      </w:r>
       <w:proofErr w:type="spellStart"/>
       <w:r>
         <w:rPr>
           <w:rFonts w:ascii="Times New Roman" w:eastAsia="Times New Roman" w:hAnsi="Times New Roman" w:cs="Times New Roman"/>
-          <w:sz w:val="28"/>
-          <w:szCs w:val="28"/>
-          <w:lang w:val="ru-RU"/>
-        </w:rPr>
-        <w:t>Confusion</w:t>
+          <w:b/>
+          <w:bCs/>
+          <w:sz w:val="28"/>
+          <w:szCs w:val="28"/>
+          <w:lang w:val="ru-RU"/>
+        </w:rPr>
+        <w:t>train</w:t>
       </w:r>
       <w:proofErr w:type="spellEnd"/>
       <w:r>
         <w:rPr>
           <w:rFonts w:ascii="Times New Roman" w:eastAsia="Times New Roman" w:hAnsi="Times New Roman" w:cs="Times New Roman"/>
-          <w:sz w:val="28"/>
-          <w:szCs w:val="28"/>
-          <w:lang w:val="ru-RU"/>
+          <w:b/>
+          <w:bCs/>
+          <w:sz w:val="28"/>
+          <w:szCs w:val="28"/>
+          <w:lang w:val="ru-RU"/>
+        </w:rPr>
+        <w:t>/</w:t>
+      </w:r>
+      <w:proofErr w:type="spellStart"/>
+      <w:r>
+        <w:rPr>
+          <w:rFonts w:ascii="Times New Roman" w:eastAsia="Times New Roman" w:hAnsi="Times New Roman" w:cs="Times New Roman"/>
+          <w:b/>
+          <w:bCs/>
+          <w:sz w:val="28"/>
+          <w:szCs w:val="28"/>
+          <w:lang w:val="ru-RU"/>
+        </w:rPr>
+        <w:t>test</w:t>
+      </w:r>
+      <w:proofErr w:type="spellEnd"/>
+      <w:r>
+        <w:rPr>
+          <w:rFonts w:ascii="Times New Roman" w:eastAsia="Times New Roman" w:hAnsi="Times New Roman" w:cs="Times New Roman"/>
+          <w:b/>
+          <w:bCs/>
+          <w:sz w:val="28"/>
+          <w:szCs w:val="28"/>
+          <w:lang w:val="ru-RU"/>
+        </w:rPr>
+        <w:t xml:space="preserve"> (после предобработки)»</w:t>
+      </w:r>
+    </w:p>
+    <w:p>
+      <w:pPr>
+        <w:spacing w:before="240" w:after="240"/>
+        <w:rPr>
+          <w:rFonts w:ascii="Times New Roman" w:eastAsia="Times New Roman" w:hAnsi="Times New Roman" w:cs="Times New Roman"/>
+          <w:b/>
+          <w:bCs/>
+          <w:sz w:val="28"/>
+          <w:szCs w:val="28"/>
+          <w:lang w:val="ru-RU"/>
+        </w:rPr>
+      </w:pPr>
+      <w:r>
+        <w:rPr>
+          <w:rFonts w:ascii="Times New Roman" w:eastAsia="Times New Roman" w:hAnsi="Times New Roman" w:cs="Times New Roman"/>
+          <w:sz w:val="28"/>
+          <w:szCs w:val="28"/>
+          <w:lang w:val="ru-RU"/>
+        </w:rPr>
+        <w:t>Для демонстрации влияния способа разбиения данных на качество модели использовались три варианта формирования обучающей/тестовой выборок (все данные предварительно масштабированы):</w:t>
+      </w:r>
+    </w:p>
+    <w:p>
+      <w:pPr>
+        <w:numPr>
+          <w:ilvl w:val="0"/>
+          <w:numId w:val="12"/>
+        </w:numPr>
+        <w:spacing w:before="240" w:after="240"/>
+        <w:rPr>
+          <w:rFonts w:ascii="Times New Roman" w:eastAsia="Times New Roman" w:hAnsi="Times New Roman" w:cs="Times New Roman"/>
+          <w:sz w:val="28"/>
+          <w:szCs w:val="28"/>
+          <w:lang w:val="en-US"/>
+        </w:rPr>
+      </w:pPr>
+      <w:proofErr w:type="spellStart"/>
+      <w:r>
+        <w:rPr>
+          <w:rFonts w:ascii="Times New Roman" w:eastAsia="Times New Roman" w:hAnsi="Times New Roman" w:cs="Times New Roman"/>
+          <w:sz w:val="28"/>
+          <w:szCs w:val="28"/>
+          <w:lang w:val="en-US"/>
+        </w:rPr>
+        <w:lastRenderedPageBreak/>
+        <w:t>train_test_split</w:t>
+      </w:r>
+      <w:proofErr w:type="spellEnd"/>
+      <w:r>
+        <w:rPr>
+          <w:rFonts w:ascii="Times New Roman" w:eastAsia="Times New Roman" w:hAnsi="Times New Roman" w:cs="Times New Roman"/>
+          <w:sz w:val="28"/>
+          <w:szCs w:val="28"/>
+          <w:lang w:val="en-US"/>
+        </w:rPr>
+        <w:t> </w:t>
+      </w:r>
+      <w:r>
+        <w:rPr>
+          <w:rFonts w:ascii="Times New Roman" w:eastAsia="Times New Roman" w:hAnsi="Times New Roman" w:cs="Times New Roman"/>
+          <w:sz w:val="28"/>
+          <w:szCs w:val="28"/>
+          <w:lang w:val="ru-RU"/>
+        </w:rPr>
+        <w:t>с</w:t>
+      </w:r>
+      <w:r>
+        <w:rPr>
+          <w:rFonts w:ascii="Times New Roman" w:eastAsia="Times New Roman" w:hAnsi="Times New Roman" w:cs="Times New Roman"/>
+          <w:sz w:val="28"/>
+          <w:szCs w:val="28"/>
+          <w:lang w:val="en-US"/>
+        </w:rPr>
+        <w:t> </w:t>
+      </w:r>
+      <w:proofErr w:type="spellStart"/>
+      <w:r>
+        <w:rPr>
+          <w:rFonts w:ascii="Times New Roman" w:eastAsia="Times New Roman" w:hAnsi="Times New Roman" w:cs="Times New Roman"/>
+          <w:sz w:val="28"/>
+          <w:szCs w:val="28"/>
+          <w:lang w:val="en-US"/>
+        </w:rPr>
+        <w:t>test_size</w:t>
+      </w:r>
+      <w:proofErr w:type="spellEnd"/>
+      <w:r>
+        <w:rPr>
+          <w:rFonts w:ascii="Times New Roman" w:eastAsia="Times New Roman" w:hAnsi="Times New Roman" w:cs="Times New Roman"/>
+          <w:sz w:val="28"/>
+          <w:szCs w:val="28"/>
+          <w:lang w:val="en-US"/>
+        </w:rPr>
+        <w:t>=0.3, </w:t>
+      </w:r>
+      <w:proofErr w:type="spellStart"/>
+      <w:r>
+        <w:rPr>
+          <w:rFonts w:ascii="Times New Roman" w:eastAsia="Times New Roman" w:hAnsi="Times New Roman" w:cs="Times New Roman"/>
+          <w:sz w:val="28"/>
+          <w:szCs w:val="28"/>
+          <w:lang w:val="en-US"/>
+        </w:rPr>
+        <w:t>random_state</w:t>
+      </w:r>
+      <w:proofErr w:type="spellEnd"/>
+      <w:r>
+        <w:rPr>
+          <w:rFonts w:ascii="Times New Roman" w:eastAsia="Times New Roman" w:hAnsi="Times New Roman" w:cs="Times New Roman"/>
+          <w:sz w:val="28"/>
+          <w:szCs w:val="28"/>
+          <w:lang w:val="en-US"/>
+        </w:rPr>
+        <w:t>=42 – accuracy = </w:t>
+      </w:r>
+      <w:r>
+        <w:rPr>
+          <w:rFonts w:ascii="Times New Roman" w:eastAsia="Times New Roman" w:hAnsi="Times New Roman" w:cs="Times New Roman"/>
+          <w:b/>
+          <w:bCs/>
+          <w:sz w:val="28"/>
+          <w:szCs w:val="28"/>
+          <w:lang w:val="en-US"/>
+        </w:rPr>
+        <w:t>0.505</w:t>
+      </w:r>
+    </w:p>
+    <w:p>
+      <w:pPr>
+        <w:numPr>
+          <w:ilvl w:val="0"/>
+          <w:numId w:val="12"/>
+        </w:numPr>
+        <w:spacing w:before="240" w:after="240"/>
+        <w:rPr>
+          <w:rFonts w:ascii="Times New Roman" w:eastAsia="Times New Roman" w:hAnsi="Times New Roman" w:cs="Times New Roman"/>
+          <w:sz w:val="28"/>
+          <w:szCs w:val="28"/>
+          <w:lang w:val="en-US"/>
+        </w:rPr>
+      </w:pPr>
+      <w:proofErr w:type="spellStart"/>
+      <w:r>
+        <w:rPr>
+          <w:rFonts w:ascii="Times New Roman" w:eastAsia="Times New Roman" w:hAnsi="Times New Roman" w:cs="Times New Roman"/>
+          <w:sz w:val="28"/>
+          <w:szCs w:val="28"/>
+          <w:lang w:val="en-US"/>
+        </w:rPr>
+        <w:t>train_test_split</w:t>
+      </w:r>
+      <w:proofErr w:type="spellEnd"/>
+      <w:r>
+        <w:rPr>
+          <w:rFonts w:ascii="Times New Roman" w:eastAsia="Times New Roman" w:hAnsi="Times New Roman" w:cs="Times New Roman"/>
+          <w:sz w:val="28"/>
+          <w:szCs w:val="28"/>
+          <w:lang w:val="en-US"/>
+        </w:rPr>
+        <w:t> </w:t>
+      </w:r>
+      <w:r>
+        <w:rPr>
+          <w:rFonts w:ascii="Times New Roman" w:eastAsia="Times New Roman" w:hAnsi="Times New Roman" w:cs="Times New Roman"/>
+          <w:sz w:val="28"/>
+          <w:szCs w:val="28"/>
+          <w:lang w:val="ru-RU"/>
+        </w:rPr>
+        <w:t>с</w:t>
+      </w:r>
+      <w:r>
+        <w:rPr>
+          <w:rFonts w:ascii="Times New Roman" w:eastAsia="Times New Roman" w:hAnsi="Times New Roman" w:cs="Times New Roman"/>
+          <w:sz w:val="28"/>
+          <w:szCs w:val="28"/>
+          <w:lang w:val="en-US"/>
+        </w:rPr>
+        <w:t> </w:t>
+      </w:r>
+      <w:proofErr w:type="spellStart"/>
+      <w:r>
+        <w:rPr>
+          <w:rFonts w:ascii="Times New Roman" w:eastAsia="Times New Roman" w:hAnsi="Times New Roman" w:cs="Times New Roman"/>
+          <w:sz w:val="28"/>
+          <w:szCs w:val="28"/>
+          <w:lang w:val="en-US"/>
+        </w:rPr>
+        <w:t>test_size</w:t>
+      </w:r>
+      <w:proofErr w:type="spellEnd"/>
+      <w:r>
+        <w:rPr>
+          <w:rFonts w:ascii="Times New Roman" w:eastAsia="Times New Roman" w:hAnsi="Times New Roman" w:cs="Times New Roman"/>
+          <w:sz w:val="28"/>
+          <w:szCs w:val="28"/>
+          <w:lang w:val="en-US"/>
+        </w:rPr>
+        <w:t>=0.3, </w:t>
+      </w:r>
+      <w:proofErr w:type="spellStart"/>
+      <w:r>
+        <w:rPr>
+          <w:rFonts w:ascii="Times New Roman" w:eastAsia="Times New Roman" w:hAnsi="Times New Roman" w:cs="Times New Roman"/>
+          <w:sz w:val="28"/>
+          <w:szCs w:val="28"/>
+          <w:lang w:val="en-US"/>
+        </w:rPr>
+        <w:t>random_state</w:t>
+      </w:r>
+      <w:proofErr w:type="spellEnd"/>
+      <w:r>
+        <w:rPr>
+          <w:rFonts w:ascii="Times New Roman" w:eastAsia="Times New Roman" w:hAnsi="Times New Roman" w:cs="Times New Roman"/>
+          <w:sz w:val="28"/>
+          <w:szCs w:val="28"/>
+          <w:lang w:val="en-US"/>
+        </w:rPr>
+        <w:t>=123 – accuracy = </w:t>
+      </w:r>
+      <w:r>
+        <w:rPr>
+          <w:rFonts w:ascii="Times New Roman" w:eastAsia="Times New Roman" w:hAnsi="Times New Roman" w:cs="Times New Roman"/>
+          <w:b/>
+          <w:bCs/>
+          <w:sz w:val="28"/>
+          <w:szCs w:val="28"/>
+          <w:lang w:val="en-US"/>
+        </w:rPr>
+        <w:t>0.497</w:t>
+      </w:r>
+    </w:p>
+    <w:p>
+      <w:pPr>
+        <w:numPr>
+          <w:ilvl w:val="0"/>
+          <w:numId w:val="12"/>
+        </w:numPr>
+        <w:spacing w:before="240" w:after="240"/>
+        <w:rPr>
+          <w:rFonts w:ascii="Times New Roman" w:eastAsia="Times New Roman" w:hAnsi="Times New Roman" w:cs="Times New Roman"/>
+          <w:sz w:val="28"/>
+          <w:szCs w:val="28"/>
+          <w:lang w:val="ru-RU"/>
+        </w:rPr>
+      </w:pPr>
+      <w:r>
+        <w:rPr>
+          <w:rFonts w:ascii="Times New Roman" w:eastAsia="Times New Roman" w:hAnsi="Times New Roman" w:cs="Times New Roman"/>
+          <w:sz w:val="28"/>
+          <w:szCs w:val="28"/>
+          <w:lang w:val="ru-RU"/>
+        </w:rPr>
+        <w:t>5</w:t>
+      </w:r>
+      <w:r>
+        <w:rPr>
+          <w:rFonts w:ascii="Times New Roman" w:eastAsia="Times New Roman" w:hAnsi="Times New Roman" w:cs="Times New Roman"/>
+          <w:sz w:val="28"/>
+          <w:szCs w:val="28"/>
+          <w:lang w:val="ru-RU"/>
+        </w:rPr>
+        <w:noBreakHyphen/>
+        <w:t xml:space="preserve">кратная кросс-валидация на исходном обучающем наборе – средняя </w:t>
+      </w:r>
+      <w:proofErr w:type="spellStart"/>
+      <w:r>
+        <w:rPr>
+          <w:rFonts w:ascii="Times New Roman" w:eastAsia="Times New Roman" w:hAnsi="Times New Roman" w:cs="Times New Roman"/>
+          <w:sz w:val="28"/>
+          <w:szCs w:val="28"/>
+          <w:lang w:val="ru-RU"/>
+        </w:rPr>
+        <w:t>accuracy</w:t>
+      </w:r>
+      <w:proofErr w:type="spellEnd"/>
+      <w:r>
+        <w:rPr>
+          <w:rFonts w:ascii="Times New Roman" w:eastAsia="Times New Roman" w:hAnsi="Times New Roman" w:cs="Times New Roman"/>
+          <w:sz w:val="28"/>
+          <w:szCs w:val="28"/>
+          <w:lang w:val="ru-RU"/>
+        </w:rPr>
+        <w:t xml:space="preserve"> = </w:t>
+      </w:r>
+      <w:r>
+        <w:rPr>
+          <w:rFonts w:ascii="Times New Roman" w:eastAsia="Times New Roman" w:hAnsi="Times New Roman" w:cs="Times New Roman"/>
+          <w:b/>
+          <w:bCs/>
+          <w:sz w:val="28"/>
+          <w:szCs w:val="28"/>
+          <w:lang w:val="ru-RU"/>
+        </w:rPr>
+        <w:t>0.481</w:t>
+      </w:r>
+      <w:r>
+        <w:rPr>
+          <w:rFonts w:ascii="Times New Roman" w:eastAsia="Times New Roman" w:hAnsi="Times New Roman" w:cs="Times New Roman"/>
+          <w:sz w:val="28"/>
+          <w:szCs w:val="28"/>
+          <w:lang w:val="ru-RU"/>
+        </w:rPr>
+        <w:t> (±0.023)</w:t>
+      </w:r>
+    </w:p>
+    <w:p>
+      <w:pPr>
+        <w:spacing w:before="240" w:after="240"/>
+        <w:rPr>
+          <w:rFonts w:ascii="Times New Roman" w:eastAsia="Times New Roman" w:hAnsi="Times New Roman" w:cs="Times New Roman"/>
+          <w:sz w:val="28"/>
+          <w:szCs w:val="28"/>
+          <w:lang w:val="ru-RU"/>
+        </w:rPr>
+      </w:pPr>
+      <w:r>
+        <w:rPr>
+          <w:rFonts w:ascii="Times New Roman" w:eastAsia="Times New Roman" w:hAnsi="Times New Roman" w:cs="Times New Roman"/>
+          <w:sz w:val="28"/>
+          <w:szCs w:val="28"/>
+          <w:lang w:val="ru-RU"/>
+        </w:rPr>
+        <w:t>Небольшие колебания точности (около 0.50) подтверждают, что модель нестабильна и не обладает обобщающей способностью – фактически работает как случайное угадывание. Кросс-валидация даёт чуть более пессимистичную оценку, что типично для несбалансированных данных.</w:t>
+      </w:r>
+    </w:p>
+    <w:p>
+      <w:pPr>
+        <w:spacing w:before="240" w:after="240"/>
+        <w:rPr>
+          <w:rFonts w:ascii="Times New Roman" w:eastAsia="Times New Roman" w:hAnsi="Times New Roman" w:cs="Times New Roman"/>
+          <w:b/>
+          <w:bCs/>
+          <w:sz w:val="28"/>
+          <w:szCs w:val="28"/>
+          <w:lang w:val="ru-RU"/>
+        </w:rPr>
+      </w:pPr>
+      <w:r>
+        <w:rPr>
+          <w:rFonts w:ascii="Times New Roman" w:eastAsia="Times New Roman" w:hAnsi="Times New Roman" w:cs="Times New Roman"/>
+          <w:b/>
+          <w:bCs/>
+          <w:sz w:val="28"/>
+          <w:szCs w:val="28"/>
+          <w:lang w:val="ru-RU"/>
+        </w:rPr>
+        <w:t>1.2. Подраздел «Визуализация кластеризации»</w:t>
+      </w:r>
+    </w:p>
+    <w:p>
+      <w:pPr>
+        <w:spacing w:before="240" w:after="240"/>
+        <w:rPr>
+          <w:rFonts w:ascii="Times New Roman" w:eastAsia="Times New Roman" w:hAnsi="Times New Roman" w:cs="Times New Roman"/>
+          <w:sz w:val="28"/>
+          <w:szCs w:val="28"/>
+          <w:lang w:val="ru-RU"/>
+        </w:rPr>
+      </w:pPr>
+      <w:r>
+        <w:rPr>
+          <w:rFonts w:ascii="Times New Roman" w:eastAsia="Times New Roman" w:hAnsi="Times New Roman" w:cs="Times New Roman"/>
+          <w:sz w:val="28"/>
+          <w:szCs w:val="28"/>
+          <w:lang w:val="ru-RU"/>
+        </w:rPr>
+        <w:t xml:space="preserve">На рисунке </w:t>
+      </w:r>
+      <w:r>
+        <w:rPr>
+          <w:rFonts w:ascii="Times New Roman" w:eastAsia="Times New Roman" w:hAnsi="Times New Roman" w:cs="Times New Roman"/>
+          <w:sz w:val="28"/>
+          <w:szCs w:val="28"/>
+          <w:lang w:val="ru-RU"/>
+        </w:rPr>
+        <w:t>1</w:t>
+      </w:r>
+      <w:r>
+        <w:rPr>
+          <w:rFonts w:ascii="Times New Roman" w:eastAsia="Times New Roman" w:hAnsi="Times New Roman" w:cs="Times New Roman"/>
+          <w:sz w:val="28"/>
+          <w:szCs w:val="28"/>
+          <w:lang w:val="ru-RU"/>
+        </w:rPr>
+        <w:t xml:space="preserve"> показано распределение тестовых объектов в пространстве двух первых признаков (X1 и X2 после масштабирования) с цветом, соответствующим:</w:t>
+      </w:r>
+    </w:p>
+    <w:p>
+      <w:pPr>
+        <w:numPr>
+          <w:ilvl w:val="0"/>
+          <w:numId w:val="13"/>
+        </w:numPr>
+        <w:spacing w:before="240" w:after="240"/>
+        <w:rPr>
+          <w:rFonts w:ascii="Times New Roman" w:eastAsia="Times New Roman" w:hAnsi="Times New Roman" w:cs="Times New Roman"/>
+          <w:sz w:val="28"/>
+          <w:szCs w:val="28"/>
+          <w:lang w:val="ru-RU"/>
+        </w:rPr>
+      </w:pPr>
+      <w:r>
+        <w:rPr>
+          <w:rFonts w:ascii="Times New Roman" w:eastAsia="Times New Roman" w:hAnsi="Times New Roman" w:cs="Times New Roman"/>
+          <w:b/>
+          <w:bCs/>
+          <w:sz w:val="28"/>
+          <w:szCs w:val="28"/>
+          <w:lang w:val="ru-RU"/>
+        </w:rPr>
+        <w:t>левый график</w:t>
+      </w:r>
+      <w:r>
+        <w:rPr>
+          <w:rFonts w:ascii="Times New Roman" w:eastAsia="Times New Roman" w:hAnsi="Times New Roman" w:cs="Times New Roman"/>
+          <w:sz w:val="28"/>
+          <w:szCs w:val="28"/>
+          <w:lang w:val="ru-RU"/>
+        </w:rPr>
+        <w:t xml:space="preserve"> – кластеры, предсказанные </w:t>
+      </w:r>
+      <w:proofErr w:type="spellStart"/>
+      <w:r>
+        <w:rPr>
+          <w:rFonts w:ascii="Times New Roman" w:eastAsia="Times New Roman" w:hAnsi="Times New Roman" w:cs="Times New Roman"/>
+          <w:sz w:val="28"/>
+          <w:szCs w:val="28"/>
+          <w:lang w:val="ru-RU"/>
+        </w:rPr>
+        <w:t>KMeans</w:t>
+      </w:r>
+      <w:proofErr w:type="spellEnd"/>
+      <w:r>
+        <w:rPr>
+          <w:rFonts w:ascii="Times New Roman" w:eastAsia="Times New Roman" w:hAnsi="Times New Roman" w:cs="Times New Roman"/>
+          <w:sz w:val="28"/>
+          <w:szCs w:val="28"/>
+          <w:lang w:val="ru-RU"/>
+        </w:rPr>
+        <w:t xml:space="preserve"> (</w:t>
+      </w:r>
+      <w:proofErr w:type="spellStart"/>
+      <w:r>
+        <w:rPr>
+          <w:rFonts w:ascii="Times New Roman" w:eastAsia="Times New Roman" w:hAnsi="Times New Roman" w:cs="Times New Roman"/>
+          <w:sz w:val="28"/>
+          <w:szCs w:val="28"/>
+          <w:lang w:val="ru-RU"/>
+        </w:rPr>
+        <w:t>n_clusters</w:t>
+      </w:r>
+      <w:proofErr w:type="spellEnd"/>
+      <w:r>
+        <w:rPr>
+          <w:rFonts w:ascii="Times New Roman" w:eastAsia="Times New Roman" w:hAnsi="Times New Roman" w:cs="Times New Roman"/>
+          <w:sz w:val="28"/>
+          <w:szCs w:val="28"/>
+          <w:lang w:val="ru-RU"/>
+        </w:rPr>
+        <w:t>=2);</w:t>
+      </w:r>
+    </w:p>
+    <w:p>
+      <w:pPr>
+        <w:numPr>
+          <w:ilvl w:val="0"/>
+          <w:numId w:val="13"/>
+        </w:numPr>
+        <w:spacing w:before="240" w:after="240"/>
+        <w:rPr>
+          <w:rFonts w:ascii="Times New Roman" w:eastAsia="Times New Roman" w:hAnsi="Times New Roman" w:cs="Times New Roman"/>
+          <w:sz w:val="28"/>
+          <w:szCs w:val="28"/>
+          <w:lang w:val="ru-RU"/>
+        </w:rPr>
+      </w:pPr>
+      <w:r>
+        <w:rPr>
+          <w:rFonts w:ascii="Times New Roman" w:eastAsia="Times New Roman" w:hAnsi="Times New Roman" w:cs="Times New Roman"/>
+          <w:b/>
+          <w:bCs/>
+          <w:sz w:val="28"/>
+          <w:szCs w:val="28"/>
+          <w:lang w:val="ru-RU"/>
+        </w:rPr>
+        <w:t>правый график</w:t>
+      </w:r>
+      <w:r>
+        <w:rPr>
+          <w:rFonts w:ascii="Times New Roman" w:eastAsia="Times New Roman" w:hAnsi="Times New Roman" w:cs="Times New Roman"/>
+          <w:sz w:val="28"/>
+          <w:szCs w:val="28"/>
+          <w:lang w:val="ru-RU"/>
+        </w:rPr>
+        <w:t> – истинные метки Y (0 – здоров, 1 – болен).</w:t>
+      </w:r>
+    </w:p>
+    <w:p>
+      <w:pPr>
+        <w:spacing w:before="240" w:after="240"/>
+        <w:rPr>
+          <w:rFonts w:ascii="Times New Roman" w:eastAsia="Times New Roman" w:hAnsi="Times New Roman" w:cs="Times New Roman"/>
+          <w:b/>
+          <w:bCs/>
+          <w:sz w:val="28"/>
+          <w:szCs w:val="28"/>
+          <w:lang w:val="ru-RU"/>
+        </w:rPr>
+      </w:pPr>
+      <w:r>
+        <w:rPr>
+          <w:noProof/>
+        </w:rPr>
+        <w:drawing>
+          <wp:inline distT="0" distB="0" distL="0" distR="0" wp14:anchorId="34CA3A50" wp14:editId="79409662">
+            <wp:extent cx="5733415" cy="2047875"/>
+            <wp:effectExtent l="0" t="0" r="635" b="9525"/>
+            <wp:docPr id="1" name="Рисунок 1"/>
+            <wp:cNvGraphicFramePr>
+              <a:graphicFrameLocks xmlns:a="http://schemas.openxmlformats.org/drawingml/2006/main" noChangeAspect="1"/>
+            </wp:cNvGraphicFramePr>
+            <a:graphic xmlns:a="http://schemas.openxmlformats.org/drawingml/2006/main">
+              <a:graphicData uri="http://schemas.openxmlformats.org/drawingml/2006/picture">
+                <pic:pic xmlns:pic="http://schemas.openxmlformats.org/drawingml/2006/picture">
+                  <pic:nvPicPr>
+                    <pic:cNvPr id="0" name="Picture 1"/>
+                    <pic:cNvPicPr>
+                      <a:picLocks noChangeAspect="1" noChangeArrowheads="1"/>
+                    </pic:cNvPicPr>
+                  </pic:nvPicPr>
+                  <pic:blipFill>
+                    <a:blip r:embed="rId5" cstate="print">
+                      <a:extLst>
+                        <a:ext uri="{28A0092B-C50C-407E-A947-70E740481C1C}">
+                          <a14:useLocalDpi xmlns:a14="http://schemas.microsoft.com/office/drawing/2010/main" val="0"/>
+                        </a:ext>
+                      </a:extLst>
+                    </a:blip>
+                    <a:srcRect/>
+                    <a:stretch>
+                      <a:fillRect/>
+                    </a:stretch>
+                  </pic:blipFill>
+                  <pic:spPr bwMode="auto">
+                    <a:xfrm>
+                      <a:off x="0" y="0"/>
+                      <a:ext cx="5733415" cy="2047875"/>
+                    </a:xfrm>
+                    <a:prstGeom prst="rect">
+                      <a:avLst/>
+                    </a:prstGeom>
+                    <a:noFill/>
+                    <a:ln>
+                      <a:noFill/>
+                    </a:ln>
+                  </pic:spPr>
+                </pic:pic>
+              </a:graphicData>
+            </a:graphic>
+          </wp:inline>
+        </w:drawing>
+      </w:r>
+    </w:p>
+    <w:p>
+      <w:pPr>
+        <w:pStyle w:val="ds-markdown-paragraph"/>
+        <w:shd w:val="clear" w:color="auto" w:fill="FFFFFF"/>
+        <w:spacing w:before="240" w:beforeAutospacing="0" w:after="240" w:afterAutospacing="0"/>
+        <w:jc w:val="center"/>
+        <w:rPr>
+          <w:rStyle w:val="a8"/>
+          <w:b w:val="0"/>
+          <w:bCs w:val="0"/>
+          <w:i/>
+          <w:iCs/>
+          <w:color w:val="0F1115"/>
+          <w:sz w:val="22"/>
+          <w:szCs w:val="22"/>
+        </w:rPr>
+      </w:pPr>
+      <w:r>
+        <w:rPr>
+          <w:rStyle w:val="a8"/>
+          <w:b w:val="0"/>
+          <w:bCs w:val="0"/>
+          <w:i/>
+          <w:iCs/>
+          <w:color w:val="0F1115"/>
+          <w:sz w:val="22"/>
+          <w:szCs w:val="22"/>
+        </w:rPr>
+        <w:t xml:space="preserve">Рисунок </w:t>
+      </w:r>
+      <w:r>
+        <w:rPr>
+          <w:rStyle w:val="a8"/>
+          <w:b w:val="0"/>
+          <w:bCs w:val="0"/>
+          <w:i/>
+          <w:iCs/>
+          <w:color w:val="0F1115"/>
+          <w:sz w:val="22"/>
+          <w:szCs w:val="22"/>
+        </w:rPr>
+        <w:t>1</w:t>
+      </w:r>
+      <w:r>
+        <w:rPr>
+          <w:rStyle w:val="a8"/>
+          <w:b w:val="0"/>
+          <w:bCs w:val="0"/>
+          <w:i/>
+          <w:iCs/>
+          <w:color w:val="0F1115"/>
+          <w:sz w:val="22"/>
+          <w:szCs w:val="22"/>
+        </w:rPr>
+        <w:t xml:space="preserve"> – </w:t>
+      </w:r>
+      <w:proofErr w:type="spellStart"/>
+      <w:r>
+        <w:rPr>
+          <w:i/>
+          <w:iCs/>
+          <w:color w:val="0F1115"/>
+          <w:sz w:val="22"/>
+          <w:szCs w:val="22"/>
+          <w:lang w:val="ru"/>
+        </w:rPr>
+        <w:t>Scatter</w:t>
+      </w:r>
+      <w:proofErr w:type="spellEnd"/>
+      <w:r>
+        <w:rPr>
+          <w:i/>
+          <w:iCs/>
+          <w:color w:val="0F1115"/>
+          <w:sz w:val="22"/>
+          <w:szCs w:val="22"/>
+          <w:lang w:val="ru"/>
         </w:rPr>
         <w:t xml:space="preserve"> </w:t>
       </w:r>
       <w:proofErr w:type="spellStart"/>
       <w:r>
         <w:rPr>
-          <w:rFonts w:ascii="Times New Roman" w:eastAsia="Times New Roman" w:hAnsi="Times New Roman" w:cs="Times New Roman"/>
-          <w:sz w:val="28"/>
-          <w:szCs w:val="28"/>
-          <w:lang w:val="ru-RU"/>
-        </w:rPr>
-        <w:t>matrix</w:t>
+          <w:i/>
+          <w:iCs/>
+          <w:color w:val="0F1115"/>
+          <w:sz w:val="22"/>
+          <w:szCs w:val="22"/>
+          <w:lang w:val="ru"/>
+        </w:rPr>
+        <w:t>plot</w:t>
       </w:r>
       <w:proofErr w:type="spellEnd"/>
       <w:r>
         <w:rPr>
-          <w:rFonts w:ascii="Times New Roman" w:eastAsia="Times New Roman" w:hAnsi="Times New Roman" w:cs="Times New Roman"/>
-          <w:sz w:val="28"/>
-          <w:szCs w:val="28"/>
-          <w:lang w:val="ru-RU"/>
-        </w:rPr>
-        <w:t>:</w:t>
-      </w:r>
-    </w:p>
-    <w:p>
-      <w:pPr>
-        <w:spacing w:after="240"/>
+          <w:i/>
+          <w:iCs/>
+          <w:color w:val="0F1115"/>
+          <w:sz w:val="22"/>
+          <w:szCs w:val="22"/>
+          <w:lang w:val="ru"/>
+        </w:rPr>
+        <w:t xml:space="preserve"> кластеров (результат кластеризации).</w:t>
+      </w:r>
+    </w:p>
+    <w:p>
+      <w:pPr>
+        <w:spacing w:before="240" w:after="240"/>
+        <w:rPr>
+          <w:rFonts w:ascii="Times New Roman" w:eastAsia="Times New Roman" w:hAnsi="Times New Roman" w:cs="Times New Roman"/>
+          <w:b/>
+          <w:bCs/>
+          <w:sz w:val="28"/>
+          <w:szCs w:val="28"/>
+          <w:lang w:val="ru-RU"/>
+        </w:rPr>
+      </w:pPr>
+    </w:p>
+    <w:p>
+      <w:pPr>
+        <w:spacing w:before="240" w:after="240"/>
+        <w:rPr>
+          <w:rFonts w:ascii="Times New Roman" w:eastAsia="Times New Roman" w:hAnsi="Times New Roman" w:cs="Times New Roman"/>
+          <w:sz w:val="28"/>
+          <w:szCs w:val="28"/>
+          <w:lang w:val="ru-RU"/>
+        </w:rPr>
+      </w:pPr>
+      <w:r>
+        <w:rPr>
+          <w:rFonts w:ascii="Times New Roman" w:eastAsia="Times New Roman" w:hAnsi="Times New Roman" w:cs="Times New Roman"/>
+          <w:b/>
+          <w:bCs/>
+          <w:sz w:val="28"/>
+          <w:szCs w:val="28"/>
+          <w:lang w:val="ru-RU"/>
+        </w:rPr>
+        <w:t>Анализ:</w:t>
+      </w:r>
+    </w:p>
+    <w:p>
+      <w:pPr>
+        <w:numPr>
+          <w:ilvl w:val="0"/>
+          <w:numId w:val="14"/>
+        </w:numPr>
+        <w:spacing w:before="240" w:after="240"/>
         <w:rPr>
           <w:rFonts w:ascii="Times New Roman" w:eastAsia="Times New Roman" w:hAnsi="Times New Roman" w:cs="Times New Roman"/>
           <w:sz w:val="28"/>
@@ -5744,12 +6699,65 @@
           <w:szCs w:val="28"/>
           <w:lang w:val="ru-RU"/>
         </w:rPr>
-        <w:t>text</w:t>
+        <w:t>KMeans</w:t>
       </w:r>
       <w:proofErr w:type="spellEnd"/>
-    </w:p>
-    <w:p>
-      <w:pPr>
+      <w:r>
+        <w:rPr>
+          <w:rFonts w:ascii="Times New Roman" w:eastAsia="Times New Roman" w:hAnsi="Times New Roman" w:cs="Times New Roman"/>
+          <w:sz w:val="28"/>
+          <w:szCs w:val="28"/>
+          <w:lang w:val="ru-RU"/>
+        </w:rPr>
+        <w:t xml:space="preserve"> разделил объекты на два компактных кластера (</w:t>
+      </w:r>
+      <w:proofErr w:type="spellStart"/>
+      <w:r>
+        <w:rPr>
+          <w:rFonts w:ascii="Times New Roman" w:eastAsia="Times New Roman" w:hAnsi="Times New Roman" w:cs="Times New Roman"/>
+          <w:sz w:val="28"/>
+          <w:szCs w:val="28"/>
+          <w:lang w:val="ru-RU"/>
+        </w:rPr>
+        <w:t>silhouette</w:t>
+      </w:r>
+      <w:proofErr w:type="spellEnd"/>
+      <w:r>
+        <w:rPr>
+          <w:rFonts w:ascii="Times New Roman" w:eastAsia="Times New Roman" w:hAnsi="Times New Roman" w:cs="Times New Roman"/>
+          <w:sz w:val="28"/>
+          <w:szCs w:val="28"/>
+          <w:lang w:val="ru-RU"/>
+        </w:rPr>
+        <w:t xml:space="preserve"> </w:t>
+      </w:r>
+      <w:proofErr w:type="spellStart"/>
+      <w:r>
+        <w:rPr>
+          <w:rFonts w:ascii="Times New Roman" w:eastAsia="Times New Roman" w:hAnsi="Times New Roman" w:cs="Times New Roman"/>
+          <w:sz w:val="28"/>
+          <w:szCs w:val="28"/>
+          <w:lang w:val="ru-RU"/>
+        </w:rPr>
+        <w:t>score</w:t>
+      </w:r>
+      <w:proofErr w:type="spellEnd"/>
+      <w:r>
+        <w:rPr>
+          <w:rFonts w:ascii="Times New Roman" w:eastAsia="Times New Roman" w:hAnsi="Times New Roman" w:cs="Times New Roman"/>
+          <w:sz w:val="28"/>
+          <w:szCs w:val="28"/>
+          <w:lang w:val="ru-RU"/>
+        </w:rPr>
+        <w:t xml:space="preserve"> = 0.59), что говорит о наличии природной структуры.</w:t>
+      </w:r>
+    </w:p>
+    <w:p>
+      <w:pPr>
+        <w:numPr>
+          <w:ilvl w:val="0"/>
+          <w:numId w:val="14"/>
+        </w:numPr>
         <w:spacing w:before="240" w:after="240"/>
         <w:rPr>
           <w:rFonts w:ascii="Times New Roman" w:eastAsia="Times New Roman" w:hAnsi="Times New Roman" w:cs="Times New Roman"/>
@@ -5765,27 +6773,48 @@
           <w:szCs w:val="28"/>
           <w:lang w:val="ru-RU"/>
         </w:rPr>
-        <w:t>[[</w:t>
-      </w:r>
-      <w:proofErr w:type="gramStart"/>
-      <w:r>
-        <w:rPr>
-          <w:rFonts w:ascii="Times New Roman" w:eastAsia="Times New Roman" w:hAnsi="Times New Roman" w:cs="Times New Roman"/>
-          <w:sz w:val="28"/>
-          <w:szCs w:val="28"/>
-          <w:lang w:val="ru-RU"/>
-        </w:rPr>
-        <w:t>146  20</w:t>
-      </w:r>
-      <w:proofErr w:type="gramEnd"/>
-      <w:r>
-        <w:rPr>
-          <w:rFonts w:ascii="Times New Roman" w:eastAsia="Times New Roman" w:hAnsi="Times New Roman" w:cs="Times New Roman"/>
-          <w:sz w:val="28"/>
-          <w:szCs w:val="28"/>
-          <w:lang w:val="ru-RU"/>
-        </w:rPr>
-        <w:t>]</w:t>
+        <w:lastRenderedPageBreak/>
+        <w:t>Однако эта структура </w:t>
+      </w:r>
+      <w:r>
+        <w:rPr>
+          <w:rFonts w:ascii="Times New Roman" w:eastAsia="Times New Roman" w:hAnsi="Times New Roman" w:cs="Times New Roman"/>
+          <w:b/>
+          <w:bCs/>
+          <w:sz w:val="28"/>
+          <w:szCs w:val="28"/>
+          <w:lang w:val="ru-RU"/>
+        </w:rPr>
+        <w:t>не совпадает</w:t>
+      </w:r>
+      <w:r>
+        <w:rPr>
+          <w:rFonts w:ascii="Times New Roman" w:eastAsia="Times New Roman" w:hAnsi="Times New Roman" w:cs="Times New Roman"/>
+          <w:sz w:val="28"/>
+          <w:szCs w:val="28"/>
+          <w:lang w:val="ru-RU"/>
+        </w:rPr>
+        <w:t xml:space="preserve"> с диагнозом Y: </w:t>
+      </w:r>
+      <w:proofErr w:type="spellStart"/>
+      <w:r>
+        <w:rPr>
+          <w:rFonts w:ascii="Times New Roman" w:eastAsia="Times New Roman" w:hAnsi="Times New Roman" w:cs="Times New Roman"/>
+          <w:sz w:val="28"/>
+          <w:szCs w:val="28"/>
+          <w:lang w:val="ru-RU"/>
+        </w:rPr>
+        <w:t>Adjusted</w:t>
+      </w:r>
+      <w:proofErr w:type="spellEnd"/>
+      <w:r>
+        <w:rPr>
+          <w:rFonts w:ascii="Times New Roman" w:eastAsia="Times New Roman" w:hAnsi="Times New Roman" w:cs="Times New Roman"/>
+          <w:sz w:val="28"/>
+          <w:szCs w:val="28"/>
+          <w:lang w:val="ru-RU"/>
+        </w:rPr>
+        <w:t xml:space="preserve"> Rand Index ≈ 0.005 (случайное совпадение). Истинные метки распределены хаотично относительно кластеров, что ещё раз подтверждает низкую предсказательную способность признаков по отношению к целевой переменной.</w:t>
       </w:r>
     </w:p>
     <w:p>
@@ -5798,35 +6827,6 @@
           <w:lang w:val="ru-RU"/>
         </w:rPr>
       </w:pPr>
-      <w:r>
-        <w:rPr>
-          <w:rFonts w:ascii="Times New Roman" w:eastAsia="Times New Roman" w:hAnsi="Times New Roman" w:cs="Times New Roman"/>
-          <w:sz w:val="28"/>
-          <w:szCs w:val="28"/>
-          <w:lang w:val="ru-RU"/>
-        </w:rPr>
-        <w:t xml:space="preserve"> [</w:t>
-      </w:r>
-      <w:proofErr w:type="gramStart"/>
-      <w:r>
-        <w:rPr>
-          <w:rFonts w:ascii="Times New Roman" w:eastAsia="Times New Roman" w:hAnsi="Times New Roman" w:cs="Times New Roman"/>
-          <w:sz w:val="28"/>
-          <w:szCs w:val="28"/>
-          <w:lang w:val="ru-RU"/>
-        </w:rPr>
-        <w:t>150  26</w:t>
-      </w:r>
-      <w:proofErr w:type="gramEnd"/>
-      <w:r>
-        <w:rPr>
-          <w:rFonts w:ascii="Times New Roman" w:eastAsia="Times New Roman" w:hAnsi="Times New Roman" w:cs="Times New Roman"/>
-          <w:sz w:val="28"/>
-          <w:szCs w:val="28"/>
-          <w:lang w:val="ru-RU"/>
-        </w:rPr>
-        <w:t>]]</w:t>
-      </w:r>
     </w:p>
     <w:p>
       <w:pPr>
@@ -5937,7 +6937,6 @@
           <w:bCs/>
           <w:color w:val="0F1115"/>
         </w:rPr>
-        <w:lastRenderedPageBreak/>
         <w:t>3. Сравнение метрик</w:t>
       </w:r>
     </w:p>
@@ -6554,29 +7553,6 @@
     </w:p>
     <w:p>
       <w:pPr>
-        <w:spacing w:before="240" w:after="240"/>
-        <w:jc w:val="both"/>
-        <w:rPr>
-          <w:rFonts w:ascii="Times New Roman" w:eastAsia="Times New Roman" w:hAnsi="Times New Roman" w:cs="Times New Roman"/>
-          <w:b/>
-          <w:bCs/>
-          <w:sz w:val="28"/>
-          <w:szCs w:val="28"/>
-        </w:rPr>
-      </w:pPr>
-      <w:r>
-        <w:rPr>
-          <w:rFonts w:ascii="Times New Roman" w:eastAsia="Times New Roman" w:hAnsi="Times New Roman" w:cs="Times New Roman"/>
-          <w:b/>
-          <w:bCs/>
-          <w:sz w:val="28"/>
-          <w:szCs w:val="28"/>
-        </w:rPr>
-        <w:t>Визуализация</w:t>
-      </w:r>
-    </w:p>
-    <w:p>
-      <w:pPr>
         <w:pStyle w:val="ds-markdown-paragraph"/>
         <w:shd w:val="clear" w:color="auto" w:fill="FFFFFF"/>
         <w:spacing w:before="240" w:beforeAutospacing="0" w:after="240" w:afterAutospacing="0"/>
@@ -6592,6 +7568,7 @@
         <w:rPr>
           <w:noProof/>
         </w:rPr>
+        <w:lastRenderedPageBreak/>
         <w:drawing>
           <wp:inline distT="0" distB="0" distL="0" distR="0" wp14:anchorId="7401643C" wp14:editId="3D0AD544">
             <wp:extent cx="3855720" cy="2891897"/>
@@ -6610,7 +7587,7 @@
                     </pic:cNvPicPr>
                   </pic:nvPicPr>
                   <pic:blipFill>
-                    <a:blip r:embed="rId5">
+                    <a:blip r:embed="rId6">
                       <a:extLst>
                         <a:ext uri="{28A0092B-C50C-407E-A947-70E740481C1C}">
                           <a14:useLocalDpi xmlns:a14="http://schemas.microsoft.com/office/drawing/2010/main" val="0"/>
@@ -6670,7 +7647,33 @@
           <w:sz w:val="22"/>
           <w:szCs w:val="22"/>
         </w:rPr>
-        <w:t>Рисунок 1 – ROC-кривые (сырые и масштабированные данные совпадают)</w:t>
+        <w:t xml:space="preserve">Рисунок </w:t>
+      </w:r>
+      <w:r>
+        <w:rPr>
+          <w:rStyle w:val="a8"/>
+          <w:b w:val="0"/>
+          <w:bCs w:val="0"/>
+          <w:i/>
+          <w:iCs/>
+          <w:color w:val="0F1115"/>
+          <w:sz w:val="22"/>
+          <w:szCs w:val="22"/>
+        </w:rPr>
+        <w:t>2</w:t>
+      </w:r>
+      <w:r>
+        <w:rPr>
+          <w:rStyle w:val="a8"/>
+          <w:b w:val="0"/>
+          <w:bCs w:val="0"/>
+          <w:i/>
+          <w:iCs/>
+          <w:color w:val="0F1115"/>
+          <w:sz w:val="22"/>
+          <w:szCs w:val="22"/>
+        </w:rPr>
+        <w:t xml:space="preserve"> – ROC-кривые (сырые и масштабированные данные совпадают)</w:t>
       </w:r>
     </w:p>
     <w:p>
@@ -6699,7 +7702,6 @@
           <w:sz w:val="22"/>
           <w:szCs w:val="22"/>
         </w:rPr>
-        <w:lastRenderedPageBreak/>
         <w:br/>
       </w:r>
       <w:r>
@@ -6724,7 +7726,7 @@
                     </pic:cNvPicPr>
                   </pic:nvPicPr>
                   <pic:blipFill>
-                    <a:blip r:embed="rId6" cstate="print">
+                    <a:blip r:embed="rId7" cstate="print">
                       <a:extLst>
                         <a:ext uri="{28A0092B-C50C-407E-A947-70E740481C1C}">
                           <a14:useLocalDpi xmlns:a14="http://schemas.microsoft.com/office/drawing/2010/main" val="0"/>
@@ -6781,7 +7783,36 @@
           <w:sz w:val="22"/>
           <w:szCs w:val="22"/>
         </w:rPr>
-        <w:t>Рисунок 2 – Матрица ошибок (тепловая карта)</w:t>
+        <w:t xml:space="preserve">Рисунок </w:t>
+      </w:r>
+      <w:r>
+        <w:rPr>
+          <w:rStyle w:val="a8"/>
+          <w:rFonts w:ascii="Times New Roman" w:hAnsi="Times New Roman" w:cs="Times New Roman"/>
+          <w:b w:val="0"/>
+          <w:bCs w:val="0"/>
+          <w:i/>
+          <w:iCs/>
+          <w:color w:val="0F1115"/>
+          <w:sz w:val="22"/>
+          <w:szCs w:val="22"/>
+          <w:lang w:val="ru-RU"/>
+        </w:rPr>
+        <w:t>3</w:t>
+      </w:r>
+      <w:r>
+        <w:rPr>
+          <w:rStyle w:val="a8"/>
+          <w:rFonts w:ascii="Times New Roman" w:hAnsi="Times New Roman" w:cs="Times New Roman"/>
+          <w:b w:val="0"/>
+          <w:bCs w:val="0"/>
+          <w:i/>
+          <w:iCs/>
+          <w:color w:val="0F1115"/>
+          <w:sz w:val="22"/>
+          <w:szCs w:val="22"/>
+        </w:rPr>
+        <w:t xml:space="preserve"> – Матрица ошибок (тепловая карта)</w:t>
       </w:r>
     </w:p>
     <w:p>
@@ -6998,6 +8029,7 @@
           <w:sz w:val="28"/>
           <w:szCs w:val="28"/>
         </w:rPr>
+        <w:lastRenderedPageBreak/>
         <w:t>Кластеризация</w:t>
       </w:r>
     </w:p>
@@ -7231,16 +8263,7 @@
           <w:sz w:val="28"/>
           <w:szCs w:val="28"/>
         </w:rPr>
-        <w:t xml:space="preserve">Для улучшения классификации необходимо применить методы борьбы с дисбалансом (взвешивание классов, синтез примеров) </w:t>
-      </w:r>
-      <w:r>
-        <w:rPr>
-          <w:color w:val="0F1115"/>
-          <w:sz w:val="28"/>
-          <w:szCs w:val="28"/>
-        </w:rPr>
-        <w:lastRenderedPageBreak/>
-        <w:t xml:space="preserve">или использовать более мощные модели (случайный лес, градиентный </w:t>
+        <w:t xml:space="preserve">Для улучшения классификации необходимо применить методы борьбы с дисбалансом (взвешивание классов, синтез примеров) или использовать более мощные модели (случайный лес, градиентный </w:t>
       </w:r>
       <w:proofErr w:type="spellStart"/>
       <w:r>
@@ -7732,7 +8755,147 @@
           <w:szCs w:val="28"/>
           <w:lang w:val="ru-RU"/>
         </w:rPr>
-        <w:t>Работа показала важность предварительного анализа данных (дисбаланс, информативность признаков) и ограниченность базовых моделей при сложных реальных задачах.</w:t>
+        <w:t>Использование различных методов разбиения данных (</w:t>
+      </w:r>
+      <w:proofErr w:type="spellStart"/>
+      <w:r>
+        <w:rPr>
+          <w:rFonts w:ascii="Times New Roman" w:eastAsia="Times New Roman" w:hAnsi="Times New Roman" w:cs="Times New Roman"/>
+          <w:color w:val="0F1115"/>
+          <w:sz w:val="28"/>
+          <w:szCs w:val="28"/>
+          <w:shd w:val="clear" w:color="auto" w:fill="EBEEF2"/>
+          <w:lang w:val="ru-RU"/>
+        </w:rPr>
+        <w:t>train_test_split</w:t>
+      </w:r>
+      <w:proofErr w:type="spellEnd"/>
+      <w:r>
+        <w:rPr>
+          <w:rFonts w:ascii="Times New Roman" w:eastAsia="Times New Roman" w:hAnsi="Times New Roman" w:cs="Times New Roman"/>
+          <w:color w:val="0F1115"/>
+          <w:sz w:val="28"/>
+          <w:szCs w:val="28"/>
+          <w:lang w:val="ru-RU"/>
+        </w:rPr>
+        <w:t xml:space="preserve">, кросс-валидация) дало близкие, одинаково низкие значения </w:t>
+      </w:r>
+      <w:proofErr w:type="spellStart"/>
+      <w:r>
+        <w:rPr>
+          <w:rFonts w:ascii="Times New Roman" w:eastAsia="Times New Roman" w:hAnsi="Times New Roman" w:cs="Times New Roman"/>
+          <w:color w:val="0F1115"/>
+          <w:sz w:val="28"/>
+          <w:szCs w:val="28"/>
+          <w:lang w:val="ru-RU"/>
+        </w:rPr>
+        <w:t>accuracy</w:t>
+      </w:r>
+      <w:proofErr w:type="spellEnd"/>
+      <w:r>
+        <w:rPr>
+          <w:rFonts w:ascii="Times New Roman" w:eastAsia="Times New Roman" w:hAnsi="Times New Roman" w:cs="Times New Roman"/>
+          <w:color w:val="0F1115"/>
+          <w:sz w:val="28"/>
+          <w:szCs w:val="28"/>
+          <w:lang w:val="ru-RU"/>
+        </w:rPr>
+        <w:t xml:space="preserve"> (~0.48–0.50). Это указывает на то, что низкое качество не связано со случайностью разбиения, а является следствием дисбаланса классов и </w:t>
+      </w:r>
+      <w:proofErr w:type="spellStart"/>
+      <w:r>
+        <w:rPr>
+          <w:rFonts w:ascii="Times New Roman" w:eastAsia="Times New Roman" w:hAnsi="Times New Roman" w:cs="Times New Roman"/>
+          <w:color w:val="0F1115"/>
+          <w:sz w:val="28"/>
+          <w:szCs w:val="28"/>
+          <w:lang w:val="ru-RU"/>
+        </w:rPr>
+        <w:t>неинформативности</w:t>
+      </w:r>
+      <w:proofErr w:type="spellEnd"/>
+      <w:r>
+        <w:rPr>
+          <w:rFonts w:ascii="Times New Roman" w:eastAsia="Times New Roman" w:hAnsi="Times New Roman" w:cs="Times New Roman"/>
+          <w:color w:val="0F1115"/>
+          <w:sz w:val="28"/>
+          <w:szCs w:val="28"/>
+          <w:lang w:val="ru-RU"/>
+        </w:rPr>
+        <w:t xml:space="preserve"> признаков.</w:t>
+      </w:r>
+    </w:p>
+    <w:p>
+      <w:pPr>
+        <w:numPr>
+          <w:ilvl w:val="0"/>
+          <w:numId w:val="11"/>
+        </w:numPr>
+        <w:shd w:val="clear" w:color="auto" w:fill="FFFFFF"/>
+        <w:spacing w:before="100" w:beforeAutospacing="1" w:line="240" w:lineRule="auto"/>
+        <w:jc w:val="both"/>
+        <w:rPr>
+          <w:rFonts w:ascii="Times New Roman" w:eastAsia="Times New Roman" w:hAnsi="Times New Roman" w:cs="Times New Roman"/>
+          <w:color w:val="0F1115"/>
+          <w:sz w:val="28"/>
+          <w:szCs w:val="28"/>
+          <w:lang w:val="ru-RU"/>
+        </w:rPr>
+      </w:pPr>
+      <w:r>
+        <w:rPr>
+          <w:rFonts w:ascii="Times New Roman" w:eastAsia="Times New Roman" w:hAnsi="Times New Roman" w:cs="Times New Roman"/>
+          <w:color w:val="0F1115"/>
+          <w:sz w:val="28"/>
+          <w:szCs w:val="28"/>
+          <w:lang w:val="ru-RU"/>
+        </w:rPr>
+        <w:lastRenderedPageBreak/>
+        <w:t xml:space="preserve">Кластеризация </w:t>
+      </w:r>
+      <w:proofErr w:type="spellStart"/>
+      <w:r>
+        <w:rPr>
+          <w:rFonts w:ascii="Times New Roman" w:eastAsia="Times New Roman" w:hAnsi="Times New Roman" w:cs="Times New Roman"/>
+          <w:color w:val="0F1115"/>
+          <w:sz w:val="28"/>
+          <w:szCs w:val="28"/>
+          <w:lang w:val="ru-RU"/>
+        </w:rPr>
+        <w:t>KMeans</w:t>
+      </w:r>
+      <w:proofErr w:type="spellEnd"/>
+      <w:r>
+        <w:rPr>
+          <w:rFonts w:ascii="Times New Roman" w:eastAsia="Times New Roman" w:hAnsi="Times New Roman" w:cs="Times New Roman"/>
+          <w:color w:val="0F1115"/>
+          <w:sz w:val="28"/>
+          <w:szCs w:val="28"/>
+          <w:lang w:val="ru-RU"/>
+        </w:rPr>
+        <w:t xml:space="preserve"> выявила чёткую группировку объектов (</w:t>
+      </w:r>
+      <w:proofErr w:type="spellStart"/>
+      <w:r>
+        <w:rPr>
+          <w:rFonts w:ascii="Times New Roman" w:eastAsia="Times New Roman" w:hAnsi="Times New Roman" w:cs="Times New Roman"/>
+          <w:color w:val="0F1115"/>
+          <w:sz w:val="28"/>
+          <w:szCs w:val="28"/>
+          <w:lang w:val="ru-RU"/>
+        </w:rPr>
+        <w:t>silhouette</w:t>
+      </w:r>
+      <w:proofErr w:type="spellEnd"/>
+      <w:r>
+        <w:rPr>
+          <w:rFonts w:ascii="Times New Roman" w:eastAsia="Times New Roman" w:hAnsi="Times New Roman" w:cs="Times New Roman"/>
+          <w:color w:val="0F1115"/>
+          <w:sz w:val="28"/>
+          <w:szCs w:val="28"/>
+          <w:lang w:val="ru-RU"/>
+        </w:rPr>
+        <w:t xml:space="preserve"> = 0.59), но кластеры не соответствуют бинарному диагнозу (ARI ≈ 0). Таким образом, природная структура данных не соответствует заданию «здоров / болен».</w:t>
       </w:r>
     </w:p>
     <w:p>
@@ -7849,7 +9012,7 @@
           <w:szCs w:val="24"/>
         </w:rPr>
       </w:pPr>
-      <w:hyperlink r:id="rId7" w:history="1">
+      <w:hyperlink r:id="rId8" w:history="1">
         <w:r>
           <w:rPr>
             <w:rStyle w:val="a9"/>
@@ -7878,6 +9041,155 @@
 <file path=word/numbering.xml><?xml version="1.0" encoding="utf-8"?>
 <w:numbering xmlns:wpc="http://schemas.microsoft.com/office/word/2010/wordprocessingCanvas" xmlns:cx="http://schemas.microsoft.com/office/drawing/2014/chartex" xmlns:cx1="http://schemas.microsoft.com/office/drawing/2015/9/8/chartex" xmlns:cx2="http://schemas.microsoft.com/office/drawing/2015/10/21/chartex" xmlns:cx3="http://schemas.microsoft.com/office/drawing/2016/5/9/chartex" xmlns:cx4="http://schemas.microsoft.com/office/drawing/2016/5/10/chartex" xmlns:cx5="http://schemas.microsoft.com/office/drawing/2016/5/11/chartex" xmlns:cx6="http://schemas.microsoft.com/office/drawing/2016/5/12/chartex" xmlns:cx7="http://schemas.microsoft.com/office/drawing/2016/5/13/chartex" xmlns:cx8="http://schemas.microsoft.com/office/drawing/2016/5/14/chartex" xmlns:mc="http://schemas.openxmlformats.org/markup-compatibility/2006" xmlns:aink="http://schemas.microsoft.com/office/drawing/2016/ink" xmlns:am3d="http://schemas.microsoft.com/office/drawing/2017/model3d" xmlns:o="urn:schemas-microsoft-com:office:office" xmlns:r="http://schemas.openxmlformats.org/officeDocument/2006/relationships" xmlns:m="http://schemas.openxmlformats.org/officeDocument/2006/math" xmlns:v="urn:schemas-microsoft-com:vml" xmlns:wp14="http://schemas.microsoft.com/office/word/2010/wordprocessingDrawing" xmlns:wp="http://schemas.openxmlformats.org/drawingml/2006/wordprocessingDrawing" xmlns:w10="urn:schemas-microsoft-com:office:word" xmlns:w="http://schemas.openxmlformats.org/wordprocessingml/2006/main" xmlns:w14="http://schemas.microsoft.com/office/word/2010/wordml" xmlns:w15="http://schemas.microsoft.com/office/word/2012/wordml" xmlns:w16cex="http://schemas.microsoft.com/office/word/2018/wordml/cex" xmlns:w16cid="http://schemas.microsoft.com/office/word/2016/wordml/cid" xmlns:w16="http://schemas.microsoft.com/office/word/2018/wordml" xmlns:w16sdtdh="http://schemas.microsoft.com/office/word/2020/wordml/sdtdatahash" xmlns:w16se="http://schemas.microsoft.com/office/word/2015/wordml/symex" xmlns:wpg="http://schemas.microsoft.com/office/word/2010/wordprocessingGroup" xmlns:wpi="http://schemas.microsoft.com/office/word/2010/wordprocessingInk" xmlns:wne="http://schemas.microsoft.com/office/word/2006/wordml" xmlns:wps="http://schemas.microsoft.com/office/word/2010/wordprocessingShape" mc:Ignorable="w14 w15 w16se w16cid w16 w16cex w16sdtdh wp14">
   <w:abstractNum w:abstractNumId="0" w15:restartNumberingAfterBreak="0">
+    <w:nsid w:val="03F61792"/>
+    <w:multiLevelType w:val="multilevel"/>
+    <w:tmpl w:val="C512D55C"/>
+    <w:lvl w:ilvl="0">
+      <w:start w:val="1"/>
+      <w:numFmt w:val="bullet"/>
+      <w:lvlText w:val=""/>
+      <w:lvlJc w:val="left"/>
+      <w:pPr>
+        <w:tabs>
+          <w:tab w:val="num" w:pos="720"/>
+        </w:tabs>
+        <w:ind w:left="720" w:hanging="360"/>
+      </w:pPr>
+      <w:rPr>
+        <w:rFonts w:ascii="Symbol" w:hAnsi="Symbol" w:hint="default"/>
+        <w:sz w:val="20"/>
+      </w:rPr>
+    </w:lvl>
+    <w:lvl w:ilvl="1" w:tentative="1">
+      <w:start w:val="1"/>
+      <w:numFmt w:val="bullet"/>
+      <w:lvlText w:val="o"/>
+      <w:lvlJc w:val="left"/>
+      <w:pPr>
+        <w:tabs>
+          <w:tab w:val="num" w:pos="1440"/>
+        </w:tabs>
+        <w:ind w:left="1440" w:hanging="360"/>
+      </w:pPr>
+      <w:rPr>
+        <w:rFonts w:ascii="Courier New" w:hAnsi="Courier New" w:hint="default"/>
+        <w:sz w:val="20"/>
+      </w:rPr>
+    </w:lvl>
+    <w:lvl w:ilvl="2" w:tentative="1">
+      <w:start w:val="1"/>
+      <w:numFmt w:val="bullet"/>
+      <w:lvlText w:val=""/>
+      <w:lvlJc w:val="left"/>
+      <w:pPr>
+        <w:tabs>
+          <w:tab w:val="num" w:pos="2160"/>
+        </w:tabs>
+        <w:ind w:left="2160" w:hanging="360"/>
+      </w:pPr>
+      <w:rPr>
+        <w:rFonts w:ascii="Wingdings" w:hAnsi="Wingdings" w:hint="default"/>
+        <w:sz w:val="20"/>
+      </w:rPr>
+    </w:lvl>
+    <w:lvl w:ilvl="3" w:tentative="1">
+      <w:start w:val="1"/>
+      <w:numFmt w:val="bullet"/>
+      <w:lvlText w:val=""/>
+      <w:lvlJc w:val="left"/>
+      <w:pPr>
+        <w:tabs>
+          <w:tab w:val="num" w:pos="2880"/>
+        </w:tabs>
+        <w:ind w:left="2880" w:hanging="360"/>
+      </w:pPr>
+      <w:rPr>
+        <w:rFonts w:ascii="Wingdings" w:hAnsi="Wingdings" w:hint="default"/>
+        <w:sz w:val="20"/>
+      </w:rPr>
+    </w:lvl>
+    <w:lvl w:ilvl="4" w:tentative="1">
+      <w:start w:val="1"/>
+      <w:numFmt w:val="bullet"/>
+      <w:lvlText w:val=""/>
+      <w:lvlJc w:val="left"/>
+      <w:pPr>
+        <w:tabs>
+          <w:tab w:val="num" w:pos="3600"/>
+        </w:tabs>
+        <w:ind w:left="3600" w:hanging="360"/>
+      </w:pPr>
+      <w:rPr>
+        <w:rFonts w:ascii="Wingdings" w:hAnsi="Wingdings" w:hint="default"/>
+        <w:sz w:val="20"/>
+      </w:rPr>
+    </w:lvl>
+    <w:lvl w:ilvl="5" w:tentative="1">
+      <w:start w:val="1"/>
+      <w:numFmt w:val="bullet"/>
+      <w:lvlText w:val=""/>
+      <w:lvlJc w:val="left"/>
+      <w:pPr>
+        <w:tabs>
+          <w:tab w:val="num" w:pos="4320"/>
+        </w:tabs>
+        <w:ind w:left="4320" w:hanging="360"/>
+      </w:pPr>
+      <w:rPr>
+        <w:rFonts w:ascii="Wingdings" w:hAnsi="Wingdings" w:hint="default"/>
+        <w:sz w:val="20"/>
+      </w:rPr>
+    </w:lvl>
+    <w:lvl w:ilvl="6" w:tentative="1">
+      <w:start w:val="1"/>
+      <w:numFmt w:val="bullet"/>
+      <w:lvlText w:val=""/>
+      <w:lvlJc w:val="left"/>
+      <w:pPr>
+        <w:tabs>
+          <w:tab w:val="num" w:pos="5040"/>
+        </w:tabs>
+        <w:ind w:left="5040" w:hanging="360"/>
+      </w:pPr>
+      <w:rPr>
+        <w:rFonts w:ascii="Wingdings" w:hAnsi="Wingdings" w:hint="default"/>
+        <w:sz w:val="20"/>
+      </w:rPr>
+    </w:lvl>
+    <w:lvl w:ilvl="7" w:tentative="1">
+      <w:start w:val="1"/>
+      <w:numFmt w:val="bullet"/>
+      <w:lvlText w:val=""/>
+      <w:lvlJc w:val="left"/>
+      <w:pPr>
+        <w:tabs>
+          <w:tab w:val="num" w:pos="5760"/>
+        </w:tabs>
+        <w:ind w:left="5760" w:hanging="360"/>
+      </w:pPr>
+      <w:rPr>
+        <w:rFonts w:ascii="Wingdings" w:hAnsi="Wingdings" w:hint="default"/>
+        <w:sz w:val="20"/>
+      </w:rPr>
+    </w:lvl>
+    <w:lvl w:ilvl="8" w:tentative="1">
+      <w:start w:val="1"/>
+      <w:numFmt w:val="bullet"/>
+      <w:lvlText w:val=""/>
+      <w:lvlJc w:val="left"/>
+      <w:pPr>
+        <w:tabs>
+          <w:tab w:val="num" w:pos="6480"/>
+        </w:tabs>
+        <w:ind w:left="6480" w:hanging="360"/>
+      </w:pPr>
+      <w:rPr>
+        <w:rFonts w:ascii="Wingdings" w:hAnsi="Wingdings" w:hint="default"/>
+        <w:sz w:val="20"/>
+      </w:rPr>
+    </w:lvl>
+  </w:abstractNum>
+  <w:abstractNum w:abstractNumId="1" w15:restartNumberingAfterBreak="0">
     <w:nsid w:val="231F1F88"/>
     <w:multiLevelType w:val="multilevel"/>
     <w:tmpl w:val="DCF68796"/>
@@ -7994,7 +9306,7 @@
       </w:pPr>
     </w:lvl>
   </w:abstractNum>
-  <w:abstractNum w:abstractNumId="1" w15:restartNumberingAfterBreak="0">
+  <w:abstractNum w:abstractNumId="2" w15:restartNumberingAfterBreak="0">
     <w:nsid w:val="25C24D76"/>
     <w:multiLevelType w:val="multilevel"/>
     <w:tmpl w:val="C0AC35D6"/>
@@ -8143,7 +9455,7 @@
       </w:rPr>
     </w:lvl>
   </w:abstractNum>
-  <w:abstractNum w:abstractNumId="2" w15:restartNumberingAfterBreak="0">
+  <w:abstractNum w:abstractNumId="3" w15:restartNumberingAfterBreak="0">
     <w:nsid w:val="25DB75C0"/>
     <w:multiLevelType w:val="multilevel"/>
     <w:tmpl w:val="51BC26CE"/>
@@ -8256,7 +9568,7 @@
       </w:pPr>
     </w:lvl>
   </w:abstractNum>
-  <w:abstractNum w:abstractNumId="3" w15:restartNumberingAfterBreak="0">
+  <w:abstractNum w:abstractNumId="4" w15:restartNumberingAfterBreak="0">
     <w:nsid w:val="320C3B69"/>
     <w:multiLevelType w:val="multilevel"/>
     <w:tmpl w:val="F39085A8"/>
@@ -8405,7 +9717,7 @@
       </w:rPr>
     </w:lvl>
   </w:abstractNum>
-  <w:abstractNum w:abstractNumId="4" w15:restartNumberingAfterBreak="0">
+  <w:abstractNum w:abstractNumId="5" w15:restartNumberingAfterBreak="0">
     <w:nsid w:val="490F1872"/>
     <w:multiLevelType w:val="multilevel"/>
     <w:tmpl w:val="F63265DE"/>
@@ -8554,7 +9866,7 @@
       </w:rPr>
     </w:lvl>
   </w:abstractNum>
-  <w:abstractNum w:abstractNumId="5" w15:restartNumberingAfterBreak="0">
+  <w:abstractNum w:abstractNumId="6" w15:restartNumberingAfterBreak="0">
     <w:nsid w:val="50EC220C"/>
     <w:multiLevelType w:val="multilevel"/>
     <w:tmpl w:val="9DD68048"/>
@@ -8703,7 +10015,7 @@
       </w:rPr>
     </w:lvl>
   </w:abstractNum>
-  <w:abstractNum w:abstractNumId="6" w15:restartNumberingAfterBreak="0">
+  <w:abstractNum w:abstractNumId="7" w15:restartNumberingAfterBreak="0">
     <w:nsid w:val="5A8B50A4"/>
     <w:multiLevelType w:val="multilevel"/>
     <w:tmpl w:val="F7122BA8"/>
@@ -8852,7 +10164,269 @@
       </w:rPr>
     </w:lvl>
   </w:abstractNum>
-  <w:abstractNum w:abstractNumId="7" w15:restartNumberingAfterBreak="0">
+  <w:abstractNum w:abstractNumId="8" w15:restartNumberingAfterBreak="0">
+    <w:nsid w:val="5E2918E3"/>
+    <w:multiLevelType w:val="multilevel"/>
+    <w:tmpl w:val="FBF229B8"/>
+    <w:lvl w:ilvl="0">
+      <w:start w:val="1"/>
+      <w:numFmt w:val="decimal"/>
+      <w:lvlText w:val="%1."/>
+      <w:lvlJc w:val="left"/>
+      <w:pPr>
+        <w:tabs>
+          <w:tab w:val="num" w:pos="720"/>
+        </w:tabs>
+        <w:ind w:left="720" w:hanging="360"/>
+      </w:pPr>
+    </w:lvl>
+    <w:lvl w:ilvl="1" w:tentative="1">
+      <w:start w:val="1"/>
+      <w:numFmt w:val="decimal"/>
+      <w:lvlText w:val="%2."/>
+      <w:lvlJc w:val="left"/>
+      <w:pPr>
+        <w:tabs>
+          <w:tab w:val="num" w:pos="1440"/>
+        </w:tabs>
+        <w:ind w:left="1440" w:hanging="360"/>
+      </w:pPr>
+    </w:lvl>
+    <w:lvl w:ilvl="2" w:tentative="1">
+      <w:start w:val="1"/>
+      <w:numFmt w:val="decimal"/>
+      <w:lvlText w:val="%3."/>
+      <w:lvlJc w:val="left"/>
+      <w:pPr>
+        <w:tabs>
+          <w:tab w:val="num" w:pos="2160"/>
+        </w:tabs>
+        <w:ind w:left="2160" w:hanging="360"/>
+      </w:pPr>
+    </w:lvl>
+    <w:lvl w:ilvl="3" w:tentative="1">
+      <w:start w:val="1"/>
+      <w:numFmt w:val="decimal"/>
+      <w:lvlText w:val="%4."/>
+      <w:lvlJc w:val="left"/>
+      <w:pPr>
+        <w:tabs>
+          <w:tab w:val="num" w:pos="2880"/>
+        </w:tabs>
+        <w:ind w:left="2880" w:hanging="360"/>
+      </w:pPr>
+    </w:lvl>
+    <w:lvl w:ilvl="4" w:tentative="1">
+      <w:start w:val="1"/>
+      <w:numFmt w:val="decimal"/>
+      <w:lvlText w:val="%5."/>
+      <w:lvlJc w:val="left"/>
+      <w:pPr>
+        <w:tabs>
+          <w:tab w:val="num" w:pos="3600"/>
+        </w:tabs>
+        <w:ind w:left="3600" w:hanging="360"/>
+      </w:pPr>
+    </w:lvl>
+    <w:lvl w:ilvl="5" w:tentative="1">
+      <w:start w:val="1"/>
+      <w:numFmt w:val="decimal"/>
+      <w:lvlText w:val="%6."/>
+      <w:lvlJc w:val="left"/>
+      <w:pPr>
+        <w:tabs>
+          <w:tab w:val="num" w:pos="4320"/>
+        </w:tabs>
+        <w:ind w:left="4320" w:hanging="360"/>
+      </w:pPr>
+    </w:lvl>
+    <w:lvl w:ilvl="6" w:tentative="1">
+      <w:start w:val="1"/>
+      <w:numFmt w:val="decimal"/>
+      <w:lvlText w:val="%7."/>
+      <w:lvlJc w:val="left"/>
+      <w:pPr>
+        <w:tabs>
+          <w:tab w:val="num" w:pos="5040"/>
+        </w:tabs>
+        <w:ind w:left="5040" w:hanging="360"/>
+      </w:pPr>
+    </w:lvl>
+    <w:lvl w:ilvl="7" w:tentative="1">
+      <w:start w:val="1"/>
+      <w:numFmt w:val="decimal"/>
+      <w:lvlText w:val="%8."/>
+      <w:lvlJc w:val="left"/>
+      <w:pPr>
+        <w:tabs>
+          <w:tab w:val="num" w:pos="5760"/>
+        </w:tabs>
+        <w:ind w:left="5760" w:hanging="360"/>
+      </w:pPr>
+    </w:lvl>
+    <w:lvl w:ilvl="8" w:tentative="1">
+      <w:start w:val="1"/>
+      <w:numFmt w:val="decimal"/>
+      <w:lvlText w:val="%9."/>
+      <w:lvlJc w:val="left"/>
+      <w:pPr>
+        <w:tabs>
+          <w:tab w:val="num" w:pos="6480"/>
+        </w:tabs>
+        <w:ind w:left="6480" w:hanging="360"/>
+      </w:pPr>
+    </w:lvl>
+  </w:abstractNum>
+  <w:abstractNum w:abstractNumId="9" w15:restartNumberingAfterBreak="0">
+    <w:nsid w:val="60863FEC"/>
+    <w:multiLevelType w:val="multilevel"/>
+    <w:tmpl w:val="22C8A35C"/>
+    <w:lvl w:ilvl="0">
+      <w:start w:val="1"/>
+      <w:numFmt w:val="bullet"/>
+      <w:lvlText w:val=""/>
+      <w:lvlJc w:val="left"/>
+      <w:pPr>
+        <w:tabs>
+          <w:tab w:val="num" w:pos="720"/>
+        </w:tabs>
+        <w:ind w:left="720" w:hanging="360"/>
+      </w:pPr>
+      <w:rPr>
+        <w:rFonts w:ascii="Symbol" w:hAnsi="Symbol" w:hint="default"/>
+        <w:sz w:val="20"/>
+      </w:rPr>
+    </w:lvl>
+    <w:lvl w:ilvl="1" w:tentative="1">
+      <w:start w:val="1"/>
+      <w:numFmt w:val="bullet"/>
+      <w:lvlText w:val="o"/>
+      <w:lvlJc w:val="left"/>
+      <w:pPr>
+        <w:tabs>
+          <w:tab w:val="num" w:pos="1440"/>
+        </w:tabs>
+        <w:ind w:left="1440" w:hanging="360"/>
+      </w:pPr>
+      <w:rPr>
+        <w:rFonts w:ascii="Courier New" w:hAnsi="Courier New" w:hint="default"/>
+        <w:sz w:val="20"/>
+      </w:rPr>
+    </w:lvl>
+    <w:lvl w:ilvl="2" w:tentative="1">
+      <w:start w:val="1"/>
+      <w:numFmt w:val="bullet"/>
+      <w:lvlText w:val=""/>
+      <w:lvlJc w:val="left"/>
+      <w:pPr>
+        <w:tabs>
+          <w:tab w:val="num" w:pos="2160"/>
+        </w:tabs>
+        <w:ind w:left="2160" w:hanging="360"/>
+      </w:pPr>
+      <w:rPr>
+        <w:rFonts w:ascii="Wingdings" w:hAnsi="Wingdings" w:hint="default"/>
+        <w:sz w:val="20"/>
+      </w:rPr>
+    </w:lvl>
+    <w:lvl w:ilvl="3" w:tentative="1">
+      <w:start w:val="1"/>
+      <w:numFmt w:val="bullet"/>
+      <w:lvlText w:val=""/>
+      <w:lvlJc w:val="left"/>
+      <w:pPr>
+        <w:tabs>
+          <w:tab w:val="num" w:pos="2880"/>
+        </w:tabs>
+        <w:ind w:left="2880" w:hanging="360"/>
+      </w:pPr>
+      <w:rPr>
+        <w:rFonts w:ascii="Wingdings" w:hAnsi="Wingdings" w:hint="default"/>
+        <w:sz w:val="20"/>
+      </w:rPr>
+    </w:lvl>
+    <w:lvl w:ilvl="4" w:tentative="1">
+      <w:start w:val="1"/>
+      <w:numFmt w:val="bullet"/>
+      <w:lvlText w:val=""/>
+      <w:lvlJc w:val="left"/>
+      <w:pPr>
+        <w:tabs>
+          <w:tab w:val="num" w:pos="3600"/>
+        </w:tabs>
+        <w:ind w:left="3600" w:hanging="360"/>
+      </w:pPr>
+      <w:rPr>
+        <w:rFonts w:ascii="Wingdings" w:hAnsi="Wingdings" w:hint="default"/>
+        <w:sz w:val="20"/>
+      </w:rPr>
+    </w:lvl>
+    <w:lvl w:ilvl="5" w:tentative="1">
+      <w:start w:val="1"/>
+      <w:numFmt w:val="bullet"/>
+      <w:lvlText w:val=""/>
+      <w:lvlJc w:val="left"/>
+      <w:pPr>
+        <w:tabs>
+          <w:tab w:val="num" w:pos="4320"/>
+        </w:tabs>
+        <w:ind w:left="4320" w:hanging="360"/>
+      </w:pPr>
+      <w:rPr>
+        <w:rFonts w:ascii="Wingdings" w:hAnsi="Wingdings" w:hint="default"/>
+        <w:sz w:val="20"/>
+      </w:rPr>
+    </w:lvl>
+    <w:lvl w:ilvl="6" w:tentative="1">
+      <w:start w:val="1"/>
+      <w:numFmt w:val="bullet"/>
+      <w:lvlText w:val=""/>
+      <w:lvlJc w:val="left"/>
+      <w:pPr>
+        <w:tabs>
+          <w:tab w:val="num" w:pos="5040"/>
+        </w:tabs>
+        <w:ind w:left="5040" w:hanging="360"/>
+      </w:pPr>
+      <w:rPr>
+        <w:rFonts w:ascii="Wingdings" w:hAnsi="Wingdings" w:hint="default"/>
+        <w:sz w:val="20"/>
+      </w:rPr>
+    </w:lvl>
+    <w:lvl w:ilvl="7" w:tentative="1">
+      <w:start w:val="1"/>
+      <w:numFmt w:val="bullet"/>
+      <w:lvlText w:val=""/>
+      <w:lvlJc w:val="left"/>
+      <w:pPr>
+        <w:tabs>
+          <w:tab w:val="num" w:pos="5760"/>
+        </w:tabs>
+        <w:ind w:left="5760" w:hanging="360"/>
+      </w:pPr>
+      <w:rPr>
+        <w:rFonts w:ascii="Wingdings" w:hAnsi="Wingdings" w:hint="default"/>
+        <w:sz w:val="20"/>
+      </w:rPr>
+    </w:lvl>
+    <w:lvl w:ilvl="8" w:tentative="1">
+      <w:start w:val="1"/>
+      <w:numFmt w:val="bullet"/>
+      <w:lvlText w:val=""/>
+      <w:lvlJc w:val="left"/>
+      <w:pPr>
+        <w:tabs>
+          <w:tab w:val="num" w:pos="6480"/>
+        </w:tabs>
+        <w:ind w:left="6480" w:hanging="360"/>
+      </w:pPr>
+      <w:rPr>
+        <w:rFonts w:ascii="Wingdings" w:hAnsi="Wingdings" w:hint="default"/>
+        <w:sz w:val="20"/>
+      </w:rPr>
+    </w:lvl>
+  </w:abstractNum>
+  <w:abstractNum w:abstractNumId="10" w15:restartNumberingAfterBreak="0">
     <w:nsid w:val="6B126C12"/>
     <w:multiLevelType w:val="multilevel"/>
     <w:tmpl w:val="795C4DDE"/>
@@ -8969,7 +10543,120 @@
       </w:pPr>
     </w:lvl>
   </w:abstractNum>
-  <w:abstractNum w:abstractNumId="8" w15:restartNumberingAfterBreak="0">
+  <w:abstractNum w:abstractNumId="11" w15:restartNumberingAfterBreak="0">
+    <w:nsid w:val="6C555445"/>
+    <w:multiLevelType w:val="multilevel"/>
+    <w:tmpl w:val="568CB060"/>
+    <w:lvl w:ilvl="0">
+      <w:start w:val="5"/>
+      <w:numFmt w:val="decimal"/>
+      <w:lvlText w:val="%1."/>
+      <w:lvlJc w:val="left"/>
+      <w:pPr>
+        <w:tabs>
+          <w:tab w:val="num" w:pos="720"/>
+        </w:tabs>
+        <w:ind w:left="720" w:hanging="360"/>
+      </w:pPr>
+    </w:lvl>
+    <w:lvl w:ilvl="1" w:tentative="1">
+      <w:start w:val="1"/>
+      <w:numFmt w:val="decimal"/>
+      <w:lvlText w:val="%2."/>
+      <w:lvlJc w:val="left"/>
+      <w:pPr>
+        <w:tabs>
+          <w:tab w:val="num" w:pos="1440"/>
+        </w:tabs>
+        <w:ind w:left="1440" w:hanging="360"/>
+      </w:pPr>
+    </w:lvl>
+    <w:lvl w:ilvl="2" w:tentative="1">
+      <w:start w:val="1"/>
+      <w:numFmt w:val="decimal"/>
+      <w:lvlText w:val="%3."/>
+      <w:lvlJc w:val="left"/>
+      <w:pPr>
+        <w:tabs>
+          <w:tab w:val="num" w:pos="2160"/>
+        </w:tabs>
+        <w:ind w:left="2160" w:hanging="360"/>
+      </w:pPr>
+    </w:lvl>
+    <w:lvl w:ilvl="3" w:tentative="1">
+      <w:start w:val="1"/>
+      <w:numFmt w:val="decimal"/>
+      <w:lvlText w:val="%4."/>
+      <w:lvlJc w:val="left"/>
+      <w:pPr>
+        <w:tabs>
+          <w:tab w:val="num" w:pos="2880"/>
+        </w:tabs>
+        <w:ind w:left="2880" w:hanging="360"/>
+      </w:pPr>
+    </w:lvl>
+    <w:lvl w:ilvl="4" w:tentative="1">
+      <w:start w:val="1"/>
+      <w:numFmt w:val="decimal"/>
+      <w:lvlText w:val="%5."/>
+      <w:lvlJc w:val="left"/>
+      <w:pPr>
+        <w:tabs>
+          <w:tab w:val="num" w:pos="3600"/>
+        </w:tabs>
+        <w:ind w:left="3600" w:hanging="360"/>
+      </w:pPr>
+    </w:lvl>
+    <w:lvl w:ilvl="5" w:tentative="1">
+      <w:start w:val="1"/>
+      <w:numFmt w:val="decimal"/>
+      <w:lvlText w:val="%6."/>
+      <w:lvlJc w:val="left"/>
+      <w:pPr>
+        <w:tabs>
+          <w:tab w:val="num" w:pos="4320"/>
+        </w:tabs>
+        <w:ind w:left="4320" w:hanging="360"/>
+      </w:pPr>
+    </w:lvl>
+    <w:lvl w:ilvl="6" w:tentative="1">
+      <w:start w:val="1"/>
+      <w:numFmt w:val="decimal"/>
+      <w:lvlText w:val="%7."/>
+      <w:lvlJc w:val="left"/>
+      <w:pPr>
+        <w:tabs>
+          <w:tab w:val="num" w:pos="5040"/>
+        </w:tabs>
+        <w:ind w:left="5040" w:hanging="360"/>
+      </w:pPr>
+    </w:lvl>
+    <w:lvl w:ilvl="7" w:tentative="1">
+      <w:start w:val="1"/>
+      <w:numFmt w:val="decimal"/>
+      <w:lvlText w:val="%8."/>
+      <w:lvlJc w:val="left"/>
+      <w:pPr>
+        <w:tabs>
+          <w:tab w:val="num" w:pos="5760"/>
+        </w:tabs>
+        <w:ind w:left="5760" w:hanging="360"/>
+      </w:pPr>
+    </w:lvl>
+    <w:lvl w:ilvl="8" w:tentative="1">
+      <w:start w:val="1"/>
+      <w:numFmt w:val="decimal"/>
+      <w:lvlText w:val="%9."/>
+      <w:lvlJc w:val="left"/>
+      <w:pPr>
+        <w:tabs>
+          <w:tab w:val="num" w:pos="6480"/>
+        </w:tabs>
+        <w:ind w:left="6480" w:hanging="360"/>
+      </w:pPr>
+    </w:lvl>
+  </w:abstractNum>
+  <w:abstractNum w:abstractNumId="12" w15:restartNumberingAfterBreak="0">
     <w:nsid w:val="718A1CD6"/>
     <w:multiLevelType w:val="multilevel"/>
     <w:tmpl w:val="DA2EC94A"/>
@@ -9118,7 +10805,7 @@
       </w:rPr>
     </w:lvl>
   </w:abstractNum>
-  <w:abstractNum w:abstractNumId="9" w15:restartNumberingAfterBreak="0">
+  <w:abstractNum w:abstractNumId="13" w15:restartNumberingAfterBreak="0">
     <w:nsid w:val="75D541B1"/>
     <w:multiLevelType w:val="multilevel"/>
     <w:tmpl w:val="C156777A"/>
@@ -9267,7 +10954,7 @@
       </w:rPr>
     </w:lvl>
   </w:abstractNum>
-  <w:abstractNum w:abstractNumId="10" w15:restartNumberingAfterBreak="0">
+  <w:abstractNum w:abstractNumId="14" w15:restartNumberingAfterBreak="0">
     <w:nsid w:val="7A945EC0"/>
     <w:multiLevelType w:val="multilevel"/>
     <w:tmpl w:val="4E84B368"/>
@@ -9381,37 +11068,49 @@
     </w:lvl>
   </w:abstractNum>
   <w:num w:numId="1">
+    <w:abstractNumId w:val="13"/>
+  </w:num>
+  <w:num w:numId="2">
+    <w:abstractNumId w:val="14"/>
+  </w:num>
+  <w:num w:numId="3">
+    <w:abstractNumId w:val="12"/>
+  </w:num>
+  <w:num w:numId="4">
+    <w:abstractNumId w:val="6"/>
+  </w:num>
+  <w:num w:numId="5">
+    <w:abstractNumId w:val="5"/>
+  </w:num>
+  <w:num w:numId="6">
+    <w:abstractNumId w:val="4"/>
+  </w:num>
+  <w:num w:numId="7">
+    <w:abstractNumId w:val="7"/>
+  </w:num>
+  <w:num w:numId="8">
+    <w:abstractNumId w:val="3"/>
+  </w:num>
+  <w:num w:numId="9">
+    <w:abstractNumId w:val="2"/>
+  </w:num>
+  <w:num w:numId="10">
+    <w:abstractNumId w:val="1"/>
+  </w:num>
+  <w:num w:numId="11">
+    <w:abstractNumId w:val="10"/>
+  </w:num>
+  <w:num w:numId="12">
+    <w:abstractNumId w:val="8"/>
+  </w:num>
+  <w:num w:numId="13">
+    <w:abstractNumId w:val="0"/>
+  </w:num>
+  <w:num w:numId="14">
     <w:abstractNumId w:val="9"/>
   </w:num>
-  <w:num w:numId="2">
-    <w:abstractNumId w:val="10"/>
-  </w:num>
-  <w:num w:numId="3">
-    <w:abstractNumId w:val="8"/>
-  </w:num>
-  <w:num w:numId="4">
-    <w:abstractNumId w:val="5"/>
-  </w:num>
-  <w:num w:numId="5">
-    <w:abstractNumId w:val="4"/>
-  </w:num>
-  <w:num w:numId="6">
-    <w:abstractNumId w:val="3"/>
-  </w:num>
-  <w:num w:numId="7">
-    <w:abstractNumId w:val="6"/>
-  </w:num>
-  <w:num w:numId="8">
-    <w:abstractNumId w:val="2"/>
-  </w:num>
-  <w:num w:numId="9">
-    <w:abstractNumId w:val="1"/>
-  </w:num>
-  <w:num w:numId="10">
-    <w:abstractNumId w:val="0"/>
-  </w:num>
-  <w:num w:numId="11">
-    <w:abstractNumId w:val="7"/>
+  <w:num w:numId="15">
+    <w:abstractNumId w:val="11"/>
   </w:num>
   <w:numIdMacAtCleanup w:val="11"/>
 </w:numbering>
@@ -9933,7 +11632,6 @@
   <w:style w:type="character" w:default="1" w:styleId="a0">
     <w:name w:val="Default Paragraph Font"/>
     <w:uiPriority w:val="1"/>
-    <w:semiHidden/>
     <w:unhideWhenUsed/>
   </w:style>
   <w:style w:type="table" w:default="1" w:styleId="a1">

--- a/Lab4/СИИ ИСТбд-31 Саранцев Семён ЛР 4.docx
+++ b/Lab4/СИИ ИСТбд-31 Саранцев Семён ЛР 4.docx
@@ -226,43 +226,7 @@
           <w:sz w:val="32"/>
           <w:szCs w:val="32"/>
         </w:rPr>
-        <w:t xml:space="preserve">Исследование инструментов классификации библиотеки </w:t>
-      </w:r>
-      <w:proofErr w:type="spellStart"/>
-      <w:r>
-        <w:rPr>
-          <w:rFonts w:ascii="Times New Roman" w:eastAsia="Times New Roman" w:hAnsi="Times New Roman" w:cs="Times New Roman"/>
-          <w:sz w:val="32"/>
-          <w:szCs w:val="32"/>
-        </w:rPr>
-        <w:t>Scikit-learn</w:t>
-      </w:r>
-      <w:proofErr w:type="spellEnd"/>
-      <w:r>
-        <w:rPr>
-          <w:rFonts w:ascii="Times New Roman" w:eastAsia="Times New Roman" w:hAnsi="Times New Roman" w:cs="Times New Roman"/>
-          <w:sz w:val="32"/>
-          <w:szCs w:val="32"/>
-        </w:rPr>
-        <w:t xml:space="preserve"> (</w:t>
-      </w:r>
-      <w:proofErr w:type="spellStart"/>
-      <w:r>
-        <w:rPr>
-          <w:rFonts w:ascii="Times New Roman" w:eastAsia="Times New Roman" w:hAnsi="Times New Roman" w:cs="Times New Roman"/>
-          <w:sz w:val="32"/>
-          <w:szCs w:val="32"/>
-        </w:rPr>
-        <w:t>DecisionTreeClassifier</w:t>
-      </w:r>
-      <w:proofErr w:type="spellEnd"/>
-      <w:r>
-        <w:rPr>
-          <w:rFonts w:ascii="Times New Roman" w:eastAsia="Times New Roman" w:hAnsi="Times New Roman" w:cs="Times New Roman"/>
-          <w:sz w:val="32"/>
-          <w:szCs w:val="32"/>
-        </w:rPr>
-        <w:t>) и кластеризации</w:t>
+        <w:t>Исследование инструментов классификации библиотеки Scikit-learn (DecisionTreeClassifier) и кластеризации</w:t>
       </w:r>
       <w:r>
         <w:rPr>
@@ -642,16 +606,7 @@
           <w:sz w:val="28"/>
           <w:szCs w:val="28"/>
         </w:rPr>
-        <w:t xml:space="preserve">Изучить инструменты классификации библиотеки </w:t>
-      </w:r>
-      <w:proofErr w:type="spellStart"/>
-      <w:r>
-        <w:rPr>
-          <w:rFonts w:ascii="Times New Roman" w:hAnsi="Times New Roman" w:cs="Times New Roman"/>
-          <w:sz w:val="28"/>
-          <w:szCs w:val="28"/>
-        </w:rPr>
-        <w:t>Scikit</w:t>
+        <w:t>Изучить инструменты классификации библиотеки Scikit</w:t>
       </w:r>
       <w:r>
         <w:rPr>
@@ -660,18 +615,8 @@
           <w:szCs w:val="28"/>
         </w:rPr>
         <w:noBreakHyphen/>
-        <w:t>learn</w:t>
-      </w:r>
-      <w:proofErr w:type="spellEnd"/>
-      <w:r>
-        <w:rPr>
-          <w:rFonts w:ascii="Times New Roman" w:hAnsi="Times New Roman" w:cs="Times New Roman"/>
-          <w:sz w:val="28"/>
-          <w:szCs w:val="28"/>
-        </w:rPr>
-        <w:t xml:space="preserve"> на примере </w:t>
-      </w:r>
-      <w:proofErr w:type="spellStart"/>
+        <w:t>learn на примере </w:t>
+      </w:r>
       <w:r>
         <w:rPr>
           <w:rFonts w:ascii="Times New Roman" w:hAnsi="Times New Roman" w:cs="Times New Roman"/>
@@ -682,7 +627,6 @@
         </w:rPr>
         <w:t>DecisionTreeClassifier</w:t>
       </w:r>
-      <w:proofErr w:type="spellEnd"/>
       <w:r>
         <w:rPr>
           <w:rFonts w:ascii="Times New Roman" w:hAnsi="Times New Roman" w:cs="Times New Roman"/>
@@ -691,7 +635,6 @@
         </w:rPr>
         <w:t> и решить задачу кластеризации на том же наборе данных с помощью </w:t>
       </w:r>
-      <w:proofErr w:type="spellStart"/>
       <w:r>
         <w:rPr>
           <w:rFonts w:ascii="Times New Roman" w:hAnsi="Times New Roman" w:cs="Times New Roman"/>
@@ -702,7 +645,6 @@
         </w:rPr>
         <w:t>KMeans</w:t>
       </w:r>
-      <w:proofErr w:type="spellEnd"/>
       <w:r>
         <w:rPr>
           <w:rFonts w:ascii="Times New Roman" w:hAnsi="Times New Roman" w:cs="Times New Roman"/>
@@ -918,7 +860,6 @@
         </w:rPr>
         <w:t>Обучить классификатор </w:t>
       </w:r>
-      <w:proofErr w:type="spellStart"/>
       <w:r>
         <w:rPr>
           <w:b/>
@@ -929,7 +870,6 @@
         </w:rPr>
         <w:t>DecisionTreeClassifier</w:t>
       </w:r>
-      <w:proofErr w:type="spellEnd"/>
       <w:r>
         <w:rPr>
           <w:color w:val="0F1115"/>
@@ -984,25 +924,7 @@
           <w:sz w:val="28"/>
           <w:szCs w:val="28"/>
         </w:rPr>
-        <w:t>Сравнить метрики (</w:t>
-      </w:r>
-      <w:proofErr w:type="spellStart"/>
-      <w:r>
-        <w:rPr>
-          <w:color w:val="0F1115"/>
-          <w:sz w:val="28"/>
-          <w:szCs w:val="28"/>
-        </w:rPr>
-        <w:t>accuracy</w:t>
-      </w:r>
-      <w:proofErr w:type="spellEnd"/>
-      <w:r>
-        <w:rPr>
-          <w:color w:val="0F1115"/>
-          <w:sz w:val="28"/>
-          <w:szCs w:val="28"/>
-        </w:rPr>
-        <w:t>, ROC</w:t>
+        <w:t>Сравнить метрики (accuracy, ROC</w:t>
       </w:r>
       <w:r>
         <w:rPr>
@@ -1011,79 +933,7 @@
           <w:szCs w:val="28"/>
         </w:rPr>
         <w:noBreakHyphen/>
-        <w:t xml:space="preserve">AUC, </w:t>
-      </w:r>
-      <w:proofErr w:type="spellStart"/>
-      <w:r>
-        <w:rPr>
-          <w:color w:val="0F1115"/>
-          <w:sz w:val="28"/>
-          <w:szCs w:val="28"/>
-        </w:rPr>
-        <w:t>confusion</w:t>
-      </w:r>
-      <w:proofErr w:type="spellEnd"/>
-      <w:r>
-        <w:rPr>
-          <w:color w:val="0F1115"/>
-          <w:sz w:val="28"/>
-          <w:szCs w:val="28"/>
-        </w:rPr>
-        <w:t xml:space="preserve"> </w:t>
-      </w:r>
-      <w:proofErr w:type="spellStart"/>
-      <w:r>
-        <w:rPr>
-          <w:color w:val="0F1115"/>
-          <w:sz w:val="28"/>
-          <w:szCs w:val="28"/>
-        </w:rPr>
-        <w:t>matrix</w:t>
-      </w:r>
-      <w:proofErr w:type="spellEnd"/>
-      <w:r>
-        <w:rPr>
-          <w:color w:val="0F1115"/>
-          <w:sz w:val="28"/>
-          <w:szCs w:val="28"/>
-        </w:rPr>
-        <w:t xml:space="preserve">, </w:t>
-      </w:r>
-      <w:proofErr w:type="spellStart"/>
-      <w:r>
-        <w:rPr>
-          <w:color w:val="0F1115"/>
-          <w:sz w:val="28"/>
-          <w:szCs w:val="28"/>
-        </w:rPr>
-        <w:t>precision</w:t>
-      </w:r>
-      <w:proofErr w:type="spellEnd"/>
-      <w:r>
-        <w:rPr>
-          <w:color w:val="0F1115"/>
-          <w:sz w:val="28"/>
-          <w:szCs w:val="28"/>
-        </w:rPr>
-        <w:t>/</w:t>
-      </w:r>
-      <w:proofErr w:type="spellStart"/>
-      <w:r>
-        <w:rPr>
-          <w:color w:val="0F1115"/>
-          <w:sz w:val="28"/>
-          <w:szCs w:val="28"/>
-        </w:rPr>
-        <w:t>recall</w:t>
-      </w:r>
-      <w:proofErr w:type="spellEnd"/>
-      <w:r>
-        <w:rPr>
-          <w:color w:val="0F1115"/>
-          <w:sz w:val="28"/>
-          <w:szCs w:val="28"/>
-        </w:rPr>
-        <w:t>/f1) для сырых и масштабированных данных.</w:t>
+        <w:t>AUC, confusion matrix, precision/recall/f1) для сырых и масштабированных данных.</w:t>
       </w:r>
     </w:p>
     <w:p>
@@ -1107,25 +957,7 @@
           <w:sz w:val="28"/>
           <w:szCs w:val="28"/>
         </w:rPr>
-        <w:t xml:space="preserve">На том же </w:t>
-      </w:r>
-      <w:proofErr w:type="spellStart"/>
-      <w:r>
-        <w:rPr>
-          <w:color w:val="0F1115"/>
-          <w:sz w:val="28"/>
-          <w:szCs w:val="28"/>
-        </w:rPr>
-        <w:t>датасете</w:t>
-      </w:r>
-      <w:proofErr w:type="spellEnd"/>
-      <w:r>
-        <w:rPr>
-          <w:color w:val="0F1115"/>
-          <w:sz w:val="28"/>
-          <w:szCs w:val="28"/>
-        </w:rPr>
-        <w:t xml:space="preserve"> решить задачу </w:t>
+        <w:t>На том же датасете решить задачу </w:t>
       </w:r>
       <w:r>
         <w:rPr>
@@ -1143,115 +975,7 @@
           <w:sz w:val="28"/>
           <w:szCs w:val="28"/>
         </w:rPr>
-        <w:t xml:space="preserve"> методом </w:t>
-      </w:r>
-      <w:proofErr w:type="spellStart"/>
-      <w:r>
-        <w:rPr>
-          <w:color w:val="0F1115"/>
-          <w:sz w:val="28"/>
-          <w:szCs w:val="28"/>
-        </w:rPr>
-        <w:t>KMeans</w:t>
-      </w:r>
-      <w:proofErr w:type="spellEnd"/>
-      <w:r>
-        <w:rPr>
-          <w:color w:val="0F1115"/>
-          <w:sz w:val="28"/>
-          <w:szCs w:val="28"/>
-        </w:rPr>
-        <w:t>, оценить качество кластеризации (</w:t>
-      </w:r>
-      <w:proofErr w:type="spellStart"/>
-      <w:r>
-        <w:rPr>
-          <w:color w:val="0F1115"/>
-          <w:sz w:val="28"/>
-          <w:szCs w:val="28"/>
-        </w:rPr>
-        <w:t>Adjusted</w:t>
-      </w:r>
-      <w:proofErr w:type="spellEnd"/>
-      <w:r>
-        <w:rPr>
-          <w:color w:val="0F1115"/>
-          <w:sz w:val="28"/>
-          <w:szCs w:val="28"/>
-        </w:rPr>
-        <w:t xml:space="preserve"> Rand Index, </w:t>
-      </w:r>
-      <w:proofErr w:type="spellStart"/>
-      <w:r>
-        <w:rPr>
-          <w:color w:val="0F1115"/>
-          <w:sz w:val="28"/>
-          <w:szCs w:val="28"/>
-        </w:rPr>
-        <w:t>Adjusted</w:t>
-      </w:r>
-      <w:proofErr w:type="spellEnd"/>
-      <w:r>
-        <w:rPr>
-          <w:color w:val="0F1115"/>
-          <w:sz w:val="28"/>
-          <w:szCs w:val="28"/>
-        </w:rPr>
-        <w:t xml:space="preserve"> </w:t>
-      </w:r>
-      <w:proofErr w:type="spellStart"/>
-      <w:r>
-        <w:rPr>
-          <w:color w:val="0F1115"/>
-          <w:sz w:val="28"/>
-          <w:szCs w:val="28"/>
-        </w:rPr>
-        <w:t>Mutual</w:t>
-      </w:r>
-      <w:proofErr w:type="spellEnd"/>
-      <w:r>
-        <w:rPr>
-          <w:color w:val="0F1115"/>
-          <w:sz w:val="28"/>
-          <w:szCs w:val="28"/>
-        </w:rPr>
-        <w:t xml:space="preserve"> Info, </w:t>
-      </w:r>
-      <w:proofErr w:type="spellStart"/>
-      <w:r>
-        <w:rPr>
-          <w:color w:val="0F1115"/>
-          <w:sz w:val="28"/>
-          <w:szCs w:val="28"/>
-        </w:rPr>
-        <w:t>Silhouette</w:t>
-      </w:r>
-      <w:proofErr w:type="spellEnd"/>
-      <w:r>
-        <w:rPr>
-          <w:color w:val="0F1115"/>
-          <w:sz w:val="28"/>
-          <w:szCs w:val="28"/>
-        </w:rPr>
-        <w:t xml:space="preserve"> </w:t>
-      </w:r>
-      <w:proofErr w:type="spellStart"/>
-      <w:r>
-        <w:rPr>
-          <w:color w:val="0F1115"/>
-          <w:sz w:val="28"/>
-          <w:szCs w:val="28"/>
-        </w:rPr>
-        <w:t>Score</w:t>
-      </w:r>
-      <w:proofErr w:type="spellEnd"/>
-      <w:r>
-        <w:rPr>
-          <w:color w:val="0F1115"/>
-          <w:sz w:val="28"/>
-          <w:szCs w:val="28"/>
-        </w:rPr>
-        <w:t>).</w:t>
+        <w:t> методом KMeans, оценить качество кластеризации (Adjusted Rand Index, Adjusted Mutual Info, Silhouette Score).</w:t>
       </w:r>
     </w:p>
     <w:p>
@@ -1356,27 +1080,7 @@
           <w:color w:val="0F1115"/>
         </w:rPr>
         <w:lastRenderedPageBreak/>
-        <w:t xml:space="preserve">1. </w:t>
-      </w:r>
-      <w:proofErr w:type="spellStart"/>
-      <w:r>
-        <w:rPr>
-          <w:rFonts w:ascii="Times New Roman" w:hAnsi="Times New Roman" w:cs="Times New Roman"/>
-          <w:b/>
-          <w:bCs/>
-          <w:color w:val="0F1115"/>
-        </w:rPr>
-        <w:t>DecisionTreeClassifier</w:t>
-      </w:r>
-      <w:proofErr w:type="spellEnd"/>
-      <w:r>
-        <w:rPr>
-          <w:rFonts w:ascii="Times New Roman" w:hAnsi="Times New Roman" w:cs="Times New Roman"/>
-          <w:b/>
-          <w:bCs/>
-          <w:color w:val="0F1115"/>
-        </w:rPr>
-        <w:t xml:space="preserve"> (дерево решений)</w:t>
+        <w:t>1. DecisionTreeClassifier (дерево решений)</w:t>
       </w:r>
     </w:p>
     <w:p>
@@ -1564,7 +1268,6 @@
         </w:rPr>
         <w:t>: </w:t>
       </w:r>
-      <w:proofErr w:type="spellStart"/>
       <w:r>
         <w:rPr>
           <w:rStyle w:val="HTML1"/>
@@ -1576,7 +1279,6 @@
         </w:rPr>
         <w:t>max_depth</w:t>
       </w:r>
-      <w:proofErr w:type="spellEnd"/>
       <w:r>
         <w:rPr>
           <w:color w:val="0F1115"/>
@@ -1586,7 +1288,6 @@
         </w:rPr>
         <w:t>, </w:t>
       </w:r>
-      <w:proofErr w:type="spellStart"/>
       <w:r>
         <w:rPr>
           <w:rStyle w:val="HTML1"/>
@@ -1598,7 +1299,6 @@
         </w:rPr>
         <w:t>min_samples_split</w:t>
       </w:r>
-      <w:proofErr w:type="spellEnd"/>
       <w:r>
         <w:rPr>
           <w:color w:val="0F1115"/>
@@ -1626,27 +1326,7 @@
           <w:szCs w:val="28"/>
           <w:lang w:val="en-US"/>
         </w:rPr>
-        <w:t> (</w:t>
-      </w:r>
-      <w:proofErr w:type="spellStart"/>
-      <w:r>
-        <w:rPr>
-          <w:color w:val="0F1115"/>
-          <w:sz w:val="28"/>
-          <w:szCs w:val="28"/>
-          <w:lang w:val="en-US"/>
-        </w:rPr>
-        <w:t>gini</w:t>
-      </w:r>
-      <w:proofErr w:type="spellEnd"/>
-      <w:r>
-        <w:rPr>
-          <w:color w:val="0F1115"/>
-          <w:sz w:val="28"/>
-          <w:szCs w:val="28"/>
-          <w:lang w:val="en-US"/>
-        </w:rPr>
-        <w:t xml:space="preserve">/entropy). </w:t>
+        <w:t xml:space="preserve"> (gini/entropy). </w:t>
       </w:r>
       <w:r>
         <w:rPr>
@@ -1656,7 +1336,6 @@
         </w:rPr>
         <w:t>В работе использованы параметры по умолчанию (</w:t>
       </w:r>
-      <w:proofErr w:type="spellStart"/>
       <w:r>
         <w:rPr>
           <w:rStyle w:val="HTML1"/>
@@ -1665,18 +1344,7 @@
           <w:sz w:val="28"/>
           <w:szCs w:val="28"/>
         </w:rPr>
-        <w:t>random_state</w:t>
-      </w:r>
-      <w:proofErr w:type="spellEnd"/>
-      <w:r>
-        <w:rPr>
-          <w:rStyle w:val="HTML1"/>
-          <w:rFonts w:ascii="Times New Roman" w:hAnsi="Times New Roman" w:cs="Times New Roman"/>
-          <w:color w:val="0F1115"/>
-          <w:sz w:val="28"/>
-          <w:szCs w:val="28"/>
-        </w:rPr>
-        <w:t>=42</w:t>
+        <w:t>random_state=42</w:t>
       </w:r>
       <w:r>
         <w:rPr>
@@ -1707,27 +1375,7 @@
           <w:bCs/>
           <w:color w:val="0F1115"/>
         </w:rPr>
-        <w:t xml:space="preserve">2. </w:t>
-      </w:r>
-      <w:proofErr w:type="spellStart"/>
-      <w:r>
-        <w:rPr>
-          <w:rFonts w:ascii="Times New Roman" w:hAnsi="Times New Roman" w:cs="Times New Roman"/>
-          <w:b/>
-          <w:bCs/>
-          <w:color w:val="0F1115"/>
-        </w:rPr>
-        <w:t>KMeans</w:t>
-      </w:r>
-      <w:proofErr w:type="spellEnd"/>
-      <w:r>
-        <w:rPr>
-          <w:rFonts w:ascii="Times New Roman" w:hAnsi="Times New Roman" w:cs="Times New Roman"/>
-          <w:b/>
-          <w:bCs/>
-          <w:color w:val="0F1115"/>
-        </w:rPr>
-        <w:t xml:space="preserve"> (кластеризация)</w:t>
+        <w:t>2. KMeans (кластеризация)</w:t>
       </w:r>
     </w:p>
     <w:p>
@@ -1767,7 +1415,6 @@
           <w:szCs w:val="28"/>
         </w:rPr>
       </w:pPr>
-      <w:proofErr w:type="spellStart"/>
       <w:r>
         <w:rPr>
           <w:rStyle w:val="a8"/>
@@ -1775,29 +1422,8 @@
           <w:sz w:val="28"/>
           <w:szCs w:val="28"/>
         </w:rPr>
-        <w:t>Silhouette</w:t>
-      </w:r>
-      <w:proofErr w:type="spellEnd"/>
-      <w:r>
-        <w:rPr>
-          <w:rStyle w:val="a8"/>
-          <w:color w:val="0F1115"/>
-          <w:sz w:val="28"/>
-          <w:szCs w:val="28"/>
-        </w:rPr>
-        <w:t xml:space="preserve"> </w:t>
-      </w:r>
-      <w:proofErr w:type="spellStart"/>
-      <w:r>
-        <w:rPr>
-          <w:rStyle w:val="a8"/>
-          <w:color w:val="0F1115"/>
-          <w:sz w:val="28"/>
-          <w:szCs w:val="28"/>
-        </w:rPr>
-        <w:t>Score</w:t>
-      </w:r>
-      <w:proofErr w:type="spellEnd"/>
+        <w:t>Silhouette Score</w:t>
+      </w:r>
       <w:r>
         <w:rPr>
           <w:color w:val="0F1115"/>
@@ -1823,7 +1449,6 @@
           <w:szCs w:val="28"/>
         </w:rPr>
       </w:pPr>
-      <w:proofErr w:type="spellStart"/>
       <w:r>
         <w:rPr>
           <w:rStyle w:val="a8"/>
@@ -1831,17 +1456,7 @@
           <w:sz w:val="28"/>
           <w:szCs w:val="28"/>
         </w:rPr>
-        <w:t>Adjusted</w:t>
-      </w:r>
-      <w:proofErr w:type="spellEnd"/>
-      <w:r>
-        <w:rPr>
-          <w:rStyle w:val="a8"/>
-          <w:color w:val="0F1115"/>
-          <w:sz w:val="28"/>
-          <w:szCs w:val="28"/>
-        </w:rPr>
-        <w:t xml:space="preserve"> Rand Index (ARI)</w:t>
+        <w:t>Adjusted Rand Index (ARI)</w:t>
       </w:r>
       <w:r>
         <w:rPr>
@@ -1868,7 +1483,6 @@
           <w:szCs w:val="28"/>
         </w:rPr>
       </w:pPr>
-      <w:proofErr w:type="spellStart"/>
       <w:r>
         <w:rPr>
           <w:rStyle w:val="a8"/>
@@ -1876,37 +1490,7 @@
           <w:sz w:val="28"/>
           <w:szCs w:val="28"/>
         </w:rPr>
-        <w:t>Adjusted</w:t>
-      </w:r>
-      <w:proofErr w:type="spellEnd"/>
-      <w:r>
-        <w:rPr>
-          <w:rStyle w:val="a8"/>
-          <w:color w:val="0F1115"/>
-          <w:sz w:val="28"/>
-          <w:szCs w:val="28"/>
-        </w:rPr>
-        <w:t xml:space="preserve"> </w:t>
-      </w:r>
-      <w:proofErr w:type="spellStart"/>
-      <w:r>
-        <w:rPr>
-          <w:rStyle w:val="a8"/>
-          <w:color w:val="0F1115"/>
-          <w:sz w:val="28"/>
-          <w:szCs w:val="28"/>
-        </w:rPr>
-        <w:t>Mutual</w:t>
-      </w:r>
-      <w:proofErr w:type="spellEnd"/>
-      <w:r>
-        <w:rPr>
-          <w:rStyle w:val="a8"/>
-          <w:color w:val="0F1115"/>
-          <w:sz w:val="28"/>
-          <w:szCs w:val="28"/>
-        </w:rPr>
-        <w:t xml:space="preserve"> Info (AMI)</w:t>
+        <w:t>Adjusted Mutual Info (AMI)</w:t>
       </w:r>
       <w:r>
         <w:rPr>
@@ -1937,27 +1521,7 @@
           <w:bCs/>
           <w:color w:val="0F1115"/>
         </w:rPr>
-        <w:t>3. Предобработка (</w:t>
-      </w:r>
-      <w:proofErr w:type="spellStart"/>
-      <w:r>
-        <w:rPr>
-          <w:rFonts w:ascii="Times New Roman" w:hAnsi="Times New Roman" w:cs="Times New Roman"/>
-          <w:b/>
-          <w:bCs/>
-          <w:color w:val="0F1115"/>
-        </w:rPr>
-        <w:t>StandardScaler</w:t>
-      </w:r>
-      <w:proofErr w:type="spellEnd"/>
-      <w:r>
-        <w:rPr>
-          <w:rFonts w:ascii="Times New Roman" w:hAnsi="Times New Roman" w:cs="Times New Roman"/>
-          <w:b/>
-          <w:bCs/>
-          <w:color w:val="0F1115"/>
-        </w:rPr>
-        <w:t>)</w:t>
+        <w:t>3. Предобработка (StandardScaler)</w:t>
       </w:r>
     </w:p>
     <w:p>
@@ -1988,42 +1552,8 @@
           <w:sz w:val="28"/>
           <w:szCs w:val="28"/>
         </w:rPr>
-        <w:t xml:space="preserve">z = (x – </w:t>
-      </w:r>
-      <w:proofErr w:type="spellStart"/>
-      <w:r>
-        <w:rPr>
-          <w:rStyle w:val="HTML1"/>
-          <w:rFonts w:ascii="Times New Roman" w:hAnsi="Times New Roman" w:cs="Times New Roman"/>
-          <w:color w:val="0F1115"/>
-          <w:sz w:val="28"/>
-          <w:szCs w:val="28"/>
-        </w:rPr>
-        <w:t>mean</w:t>
-      </w:r>
-      <w:proofErr w:type="spellEnd"/>
-      <w:r>
-        <w:rPr>
-          <w:rStyle w:val="HTML1"/>
-          <w:rFonts w:ascii="Times New Roman" w:hAnsi="Times New Roman" w:cs="Times New Roman"/>
-          <w:color w:val="0F1115"/>
-          <w:sz w:val="28"/>
-          <w:szCs w:val="28"/>
-        </w:rPr>
-        <w:t xml:space="preserve">) / </w:t>
-      </w:r>
-      <w:proofErr w:type="spellStart"/>
-      <w:r>
-        <w:rPr>
-          <w:rStyle w:val="HTML1"/>
-          <w:rFonts w:ascii="Times New Roman" w:hAnsi="Times New Roman" w:cs="Times New Roman"/>
-          <w:color w:val="0F1115"/>
-          <w:sz w:val="28"/>
-          <w:szCs w:val="28"/>
-        </w:rPr>
-        <w:t>std</w:t>
-      </w:r>
-      <w:proofErr w:type="spellEnd"/>
+        <w:t>z = (x – mean) / std</w:t>
+      </w:r>
       <w:r>
         <w:rPr>
           <w:color w:val="0F1115"/>
@@ -2062,29 +1592,7 @@
           <w:sz w:val="28"/>
           <w:szCs w:val="28"/>
         </w:rPr>
-        <w:t>Ручная реализация дерева решений (</w:t>
-      </w:r>
-      <w:proofErr w:type="spellStart"/>
-      <w:r>
-        <w:rPr>
-          <w:b/>
-          <w:bCs/>
-          <w:color w:val="0F1115"/>
-          <w:sz w:val="28"/>
-          <w:szCs w:val="28"/>
-        </w:rPr>
-        <w:t>CustomDecisionTreeClassifier</w:t>
-      </w:r>
-      <w:proofErr w:type="spellEnd"/>
-      <w:r>
-        <w:rPr>
-          <w:b/>
-          <w:bCs/>
-          <w:color w:val="0F1115"/>
-          <w:sz w:val="28"/>
-          <w:szCs w:val="28"/>
-        </w:rPr>
-        <w:t>)</w:t>
+        <w:t>Ручная реализация дерева решений (CustomDecisionTreeClassifier)</w:t>
       </w:r>
     </w:p>
     <w:p>
@@ -2137,25 +1645,7 @@
           <w:sz w:val="28"/>
           <w:szCs w:val="28"/>
         </w:rPr>
-        <w:t> (</w:t>
-      </w:r>
-      <w:proofErr w:type="spellStart"/>
-      <w:r>
-        <w:rPr>
-          <w:color w:val="0F1115"/>
-          <w:sz w:val="28"/>
-          <w:szCs w:val="28"/>
-        </w:rPr>
-        <w:t>fit</w:t>
-      </w:r>
-      <w:proofErr w:type="spellEnd"/>
-      <w:r>
-        <w:rPr>
-          <w:color w:val="0F1115"/>
-          <w:sz w:val="28"/>
-          <w:szCs w:val="28"/>
-        </w:rPr>
-        <w:t>): рекурсивно строит бинарное дерево, на каждом узле выбирая признак и порог, которые максимизируют </w:t>
+        <w:t> (fit): рекурсивно строит бинарное дерево, на каждом узле выбирая признак и порог, которые максимизируют </w:t>
       </w:r>
       <w:r>
         <w:rPr>
@@ -2173,43 +1663,7 @@
           <w:sz w:val="28"/>
           <w:szCs w:val="28"/>
         </w:rPr>
-        <w:t> (уменьшение взвешенной примеси Джини). Остановка рекурсии происходит при достижении </w:t>
-      </w:r>
-      <w:proofErr w:type="spellStart"/>
-      <w:r>
-        <w:rPr>
-          <w:color w:val="0F1115"/>
-          <w:sz w:val="28"/>
-          <w:szCs w:val="28"/>
-        </w:rPr>
-        <w:t>max_depth</w:t>
-      </w:r>
-      <w:proofErr w:type="spellEnd"/>
-      <w:r>
-        <w:rPr>
-          <w:color w:val="0F1115"/>
-          <w:sz w:val="28"/>
-          <w:szCs w:val="28"/>
-        </w:rPr>
-        <w:t>=10, или когда число объектов в узле становится меньше </w:t>
-      </w:r>
-      <w:proofErr w:type="spellStart"/>
-      <w:r>
-        <w:rPr>
-          <w:color w:val="0F1115"/>
-          <w:sz w:val="28"/>
-          <w:szCs w:val="28"/>
-        </w:rPr>
-        <w:t>min_samples_split</w:t>
-      </w:r>
-      <w:proofErr w:type="spellEnd"/>
-      <w:r>
-        <w:rPr>
-          <w:color w:val="0F1115"/>
-          <w:sz w:val="28"/>
-          <w:szCs w:val="28"/>
-        </w:rPr>
-        <w:t xml:space="preserve">=2, или </w:t>
+        <w:t xml:space="preserve"> (уменьшение взвешенной примеси Джини). Остановка рекурсии происходит при достижении max_depth=10, или когда число объектов в узле становится меньше min_samples_split=2, или </w:t>
       </w:r>
       <w:r>
         <w:rPr>
@@ -2252,25 +1706,7 @@
           <w:sz w:val="28"/>
           <w:szCs w:val="28"/>
         </w:rPr>
-        <w:t> (</w:t>
-      </w:r>
-      <w:proofErr w:type="spellStart"/>
-      <w:r>
-        <w:rPr>
-          <w:color w:val="0F1115"/>
-          <w:sz w:val="28"/>
-          <w:szCs w:val="28"/>
-        </w:rPr>
-        <w:t>predict</w:t>
-      </w:r>
-      <w:proofErr w:type="spellEnd"/>
-      <w:r>
-        <w:rPr>
-          <w:color w:val="0F1115"/>
-          <w:sz w:val="28"/>
-          <w:szCs w:val="28"/>
-        </w:rPr>
-        <w:t>): для каждого тестового объекта происходит спуск от корня до листа, возвращается класс листа.</w:t>
+        <w:t> (predict): для каждого тестового объекта происходит спуск от корня до листа, возвращается класс листа.</w:t>
       </w:r>
     </w:p>
     <w:p>
@@ -2289,7 +1725,6 @@
           <w:lang w:val="en-US"/>
         </w:rPr>
       </w:pPr>
-      <w:proofErr w:type="spellStart"/>
       <w:r>
         <w:rPr>
           <w:b/>
@@ -2300,7 +1735,6 @@
         </w:rPr>
         <w:t>Гиперпараметры</w:t>
       </w:r>
-      <w:proofErr w:type="spellEnd"/>
       <w:r>
         <w:rPr>
           <w:b/>
@@ -2353,34 +1787,7 @@
           <w:sz w:val="28"/>
           <w:szCs w:val="28"/>
         </w:rPr>
-        <w:t> реализация поддерживает бинарную классификацию, не использует балансировку классов и не имеет механизма обрезки (</w:t>
-      </w:r>
-      <w:proofErr w:type="spellStart"/>
-      <w:r>
-        <w:rPr>
-          <w:color w:val="0F1115"/>
-          <w:sz w:val="28"/>
-          <w:szCs w:val="28"/>
-        </w:rPr>
-        <w:t>pruning</w:t>
-      </w:r>
-      <w:proofErr w:type="spellEnd"/>
-      <w:r>
-        <w:rPr>
-          <w:color w:val="0F1115"/>
-          <w:sz w:val="28"/>
-          <w:szCs w:val="28"/>
-        </w:rPr>
-        <w:t xml:space="preserve">). Поэтому её точность может уступать эталонной реализации </w:t>
-      </w:r>
-      <w:proofErr w:type="spellStart"/>
-      <w:r>
-        <w:rPr>
-          <w:color w:val="0F1115"/>
-          <w:sz w:val="28"/>
-          <w:szCs w:val="28"/>
-        </w:rPr>
-        <w:t>scikit</w:t>
+        <w:t> реализация поддерживает бинарную классификацию, не использует балансировку классов и не имеет механизма обрезки (pruning). Поэтому её точность может уступать эталонной реализации scikit</w:t>
       </w:r>
       <w:r>
         <w:rPr>
@@ -2389,16 +1796,7 @@
           <w:szCs w:val="28"/>
         </w:rPr>
         <w:noBreakHyphen/>
-        <w:t>learn</w:t>
-      </w:r>
-      <w:proofErr w:type="spellEnd"/>
-      <w:r>
-        <w:rPr>
-          <w:color w:val="0F1115"/>
-          <w:sz w:val="28"/>
-          <w:szCs w:val="28"/>
-        </w:rPr>
-        <w:t>.</w:t>
+        <w:t>learn.</w:t>
       </w:r>
     </w:p>
     <w:p>
@@ -2450,7 +1848,6 @@
           <w:szCs w:val="28"/>
         </w:rPr>
       </w:pPr>
-      <w:proofErr w:type="spellStart"/>
       <w:r>
         <w:rPr>
           <w:rStyle w:val="a8"/>
@@ -2460,7 +1857,6 @@
         </w:rPr>
         <w:t>Accuracy</w:t>
       </w:r>
-      <w:proofErr w:type="spellEnd"/>
       <w:r>
         <w:rPr>
           <w:color w:val="0F1115"/>
@@ -2493,27 +1889,7 @@
           <w:sz w:val="28"/>
           <w:szCs w:val="28"/>
         </w:rPr>
-        <w:t xml:space="preserve">Precision, </w:t>
-      </w:r>
-      <w:proofErr w:type="spellStart"/>
-      <w:r>
-        <w:rPr>
-          <w:rStyle w:val="a8"/>
-          <w:color w:val="0F1115"/>
-          <w:sz w:val="28"/>
-          <w:szCs w:val="28"/>
-        </w:rPr>
-        <w:t>Recall</w:t>
-      </w:r>
-      <w:proofErr w:type="spellEnd"/>
-      <w:r>
-        <w:rPr>
-          <w:rStyle w:val="a8"/>
-          <w:color w:val="0F1115"/>
-          <w:sz w:val="28"/>
-          <w:szCs w:val="28"/>
-        </w:rPr>
-        <w:t>, F1</w:t>
+        <w:t>Precision, Recall, F1</w:t>
       </w:r>
       <w:r>
         <w:rPr>
@@ -2603,7 +1979,6 @@
           <w:szCs w:val="28"/>
         </w:rPr>
       </w:pPr>
-      <w:proofErr w:type="spellStart"/>
       <w:r>
         <w:rPr>
           <w:rStyle w:val="a8"/>
@@ -2611,29 +1986,8 @@
           <w:sz w:val="28"/>
           <w:szCs w:val="28"/>
         </w:rPr>
-        <w:t>Confusion</w:t>
-      </w:r>
-      <w:proofErr w:type="spellEnd"/>
-      <w:r>
-        <w:rPr>
-          <w:rStyle w:val="a8"/>
-          <w:color w:val="0F1115"/>
-          <w:sz w:val="28"/>
-          <w:szCs w:val="28"/>
-        </w:rPr>
-        <w:t xml:space="preserve"> </w:t>
-      </w:r>
-      <w:proofErr w:type="spellStart"/>
-      <w:r>
-        <w:rPr>
-          <w:rStyle w:val="a8"/>
-          <w:color w:val="0F1115"/>
-          <w:sz w:val="28"/>
-          <w:szCs w:val="28"/>
-        </w:rPr>
-        <w:t>matrix</w:t>
-      </w:r>
-      <w:proofErr w:type="spellEnd"/>
+        <w:t>Confusion matrix</w:t>
+      </w:r>
       <w:r>
         <w:rPr>
           <w:color w:val="0F1115"/>
@@ -2987,31 +2341,7 @@
           <w:szCs w:val="28"/>
           <w:lang w:val="ru-RU"/>
         </w:rPr>
-        <w:t xml:space="preserve">Пример первых строк </w:t>
-      </w:r>
-      <w:proofErr w:type="spellStart"/>
-      <w:r>
-        <w:rPr>
-          <w:rFonts w:ascii="Times New Roman" w:hAnsi="Times New Roman" w:cs="Times New Roman"/>
-          <w:b/>
-          <w:bCs/>
-          <w:sz w:val="28"/>
-          <w:szCs w:val="28"/>
-          <w:lang w:val="ru-RU"/>
-        </w:rPr>
-        <w:t>train</w:t>
-      </w:r>
-      <w:proofErr w:type="spellEnd"/>
-      <w:r>
-        <w:rPr>
-          <w:rFonts w:ascii="Times New Roman" w:hAnsi="Times New Roman" w:cs="Times New Roman"/>
-          <w:b/>
-          <w:bCs/>
-          <w:sz w:val="28"/>
-          <w:szCs w:val="28"/>
-          <w:lang w:val="ru-RU"/>
-        </w:rPr>
-        <w:t>:</w:t>
+        <w:t>Пример первых строк train:</w:t>
       </w:r>
     </w:p>
     <w:tbl>
@@ -4229,49 +3559,15 @@
           <w:lang w:val="ru-RU"/>
         </w:rPr>
       </w:pPr>
-      <w:proofErr w:type="spellStart"/>
-      <w:r>
-        <w:rPr>
-          <w:rFonts w:ascii="Times New Roman" w:eastAsia="Times New Roman" w:hAnsi="Times New Roman" w:cs="Times New Roman"/>
-          <w:color w:val="0F1115"/>
-          <w:sz w:val="28"/>
-          <w:szCs w:val="28"/>
-          <w:lang w:val="ru-RU"/>
-        </w:rPr>
-        <w:t>pandas</w:t>
-      </w:r>
-      <w:proofErr w:type="spellEnd"/>
-      <w:r>
-        <w:rPr>
-          <w:rFonts w:ascii="Times New Roman" w:eastAsia="Times New Roman" w:hAnsi="Times New Roman" w:cs="Times New Roman"/>
-          <w:color w:val="0F1115"/>
-          <w:sz w:val="28"/>
-          <w:szCs w:val="28"/>
-          <w:lang w:val="ru-RU"/>
-        </w:rPr>
-        <w:t>, </w:t>
-      </w:r>
-      <w:proofErr w:type="spellStart"/>
-      <w:r>
-        <w:rPr>
-          <w:rFonts w:ascii="Times New Roman" w:eastAsia="Times New Roman" w:hAnsi="Times New Roman" w:cs="Times New Roman"/>
-          <w:color w:val="0F1115"/>
-          <w:sz w:val="28"/>
-          <w:szCs w:val="28"/>
-          <w:lang w:val="ru-RU"/>
-        </w:rPr>
-        <w:t>numpy</w:t>
-      </w:r>
-      <w:proofErr w:type="spellEnd"/>
-      <w:r>
-        <w:rPr>
-          <w:rFonts w:ascii="Times New Roman" w:eastAsia="Times New Roman" w:hAnsi="Times New Roman" w:cs="Times New Roman"/>
-          <w:color w:val="0F1115"/>
-          <w:sz w:val="28"/>
-          <w:szCs w:val="28"/>
-          <w:lang w:val="ru-RU"/>
-        </w:rPr>
-        <w:t> – обработка данных;</w:t>
+      <w:r>
+        <w:rPr>
+          <w:rFonts w:ascii="Times New Roman" w:eastAsia="Times New Roman" w:hAnsi="Times New Roman" w:cs="Times New Roman"/>
+          <w:color w:val="0F1115"/>
+          <w:sz w:val="28"/>
+          <w:szCs w:val="28"/>
+          <w:lang w:val="ru-RU"/>
+        </w:rPr>
+        <w:t>pandas, numpy – обработка данных;</w:t>
       </w:r>
     </w:p>
     <w:p>
@@ -4290,49 +3586,15 @@
           <w:lang w:val="ru-RU"/>
         </w:rPr>
       </w:pPr>
-      <w:proofErr w:type="spellStart"/>
-      <w:r>
-        <w:rPr>
-          <w:rFonts w:ascii="Times New Roman" w:eastAsia="Times New Roman" w:hAnsi="Times New Roman" w:cs="Times New Roman"/>
-          <w:color w:val="0F1115"/>
-          <w:sz w:val="28"/>
-          <w:szCs w:val="28"/>
-          <w:lang w:val="ru-RU"/>
-        </w:rPr>
-        <w:t>matplotlib</w:t>
-      </w:r>
-      <w:proofErr w:type="spellEnd"/>
-      <w:r>
-        <w:rPr>
-          <w:rFonts w:ascii="Times New Roman" w:eastAsia="Times New Roman" w:hAnsi="Times New Roman" w:cs="Times New Roman"/>
-          <w:color w:val="0F1115"/>
-          <w:sz w:val="28"/>
-          <w:szCs w:val="28"/>
-          <w:lang w:val="ru-RU"/>
-        </w:rPr>
-        <w:t>, </w:t>
-      </w:r>
-      <w:proofErr w:type="spellStart"/>
-      <w:r>
-        <w:rPr>
-          <w:rFonts w:ascii="Times New Roman" w:eastAsia="Times New Roman" w:hAnsi="Times New Roman" w:cs="Times New Roman"/>
-          <w:color w:val="0F1115"/>
-          <w:sz w:val="28"/>
-          <w:szCs w:val="28"/>
-          <w:lang w:val="ru-RU"/>
-        </w:rPr>
-        <w:t>seaborn</w:t>
-      </w:r>
-      <w:proofErr w:type="spellEnd"/>
-      <w:r>
-        <w:rPr>
-          <w:rFonts w:ascii="Times New Roman" w:eastAsia="Times New Roman" w:hAnsi="Times New Roman" w:cs="Times New Roman"/>
-          <w:color w:val="0F1115"/>
-          <w:sz w:val="28"/>
-          <w:szCs w:val="28"/>
-          <w:lang w:val="ru-RU"/>
-        </w:rPr>
-        <w:t> – визуализация;</w:t>
+      <w:r>
+        <w:rPr>
+          <w:rFonts w:ascii="Times New Roman" w:eastAsia="Times New Roman" w:hAnsi="Times New Roman" w:cs="Times New Roman"/>
+          <w:color w:val="0F1115"/>
+          <w:sz w:val="28"/>
+          <w:szCs w:val="28"/>
+          <w:lang w:val="ru-RU"/>
+        </w:rPr>
+        <w:t>matplotlib, seaborn – визуализация;</w:t>
       </w:r>
     </w:p>
     <w:p>
@@ -4351,27 +3613,15 @@
           <w:lang w:val="ru-RU"/>
         </w:rPr>
       </w:pPr>
-      <w:proofErr w:type="spellStart"/>
-      <w:r>
-        <w:rPr>
-          <w:rFonts w:ascii="Times New Roman" w:eastAsia="Times New Roman" w:hAnsi="Times New Roman" w:cs="Times New Roman"/>
-          <w:color w:val="0F1115"/>
-          <w:sz w:val="28"/>
-          <w:szCs w:val="28"/>
-          <w:lang w:val="ru-RU"/>
-        </w:rPr>
-        <w:t>sklearn.tree.DecisionTreeClassifier</w:t>
-      </w:r>
-      <w:proofErr w:type="spellEnd"/>
-      <w:r>
-        <w:rPr>
-          <w:rFonts w:ascii="Times New Roman" w:eastAsia="Times New Roman" w:hAnsi="Times New Roman" w:cs="Times New Roman"/>
-          <w:color w:val="0F1115"/>
-          <w:sz w:val="28"/>
-          <w:szCs w:val="28"/>
-          <w:lang w:val="ru-RU"/>
-        </w:rPr>
-        <w:t> – классификатор;</w:t>
+      <w:r>
+        <w:rPr>
+          <w:rFonts w:ascii="Times New Roman" w:eastAsia="Times New Roman" w:hAnsi="Times New Roman" w:cs="Times New Roman"/>
+          <w:color w:val="0F1115"/>
+          <w:sz w:val="28"/>
+          <w:szCs w:val="28"/>
+          <w:lang w:val="ru-RU"/>
+        </w:rPr>
+        <w:t>sklearn.tree.DecisionTreeClassifier – классификатор;</w:t>
       </w:r>
     </w:p>
     <w:p>
@@ -4390,27 +3640,15 @@
           <w:lang w:val="ru-RU"/>
         </w:rPr>
       </w:pPr>
-      <w:proofErr w:type="spellStart"/>
-      <w:r>
-        <w:rPr>
-          <w:rFonts w:ascii="Times New Roman" w:eastAsia="Times New Roman" w:hAnsi="Times New Roman" w:cs="Times New Roman"/>
-          <w:color w:val="0F1115"/>
-          <w:sz w:val="28"/>
-          <w:szCs w:val="28"/>
-          <w:lang w:val="ru-RU"/>
-        </w:rPr>
-        <w:t>sklearn.preprocessing.StandardScaler</w:t>
-      </w:r>
-      <w:proofErr w:type="spellEnd"/>
-      <w:r>
-        <w:rPr>
-          <w:rFonts w:ascii="Times New Roman" w:eastAsia="Times New Roman" w:hAnsi="Times New Roman" w:cs="Times New Roman"/>
-          <w:color w:val="0F1115"/>
-          <w:sz w:val="28"/>
-          <w:szCs w:val="28"/>
-          <w:lang w:val="ru-RU"/>
-        </w:rPr>
-        <w:t> – масштабирование;</w:t>
+      <w:r>
+        <w:rPr>
+          <w:rFonts w:ascii="Times New Roman" w:eastAsia="Times New Roman" w:hAnsi="Times New Roman" w:cs="Times New Roman"/>
+          <w:color w:val="0F1115"/>
+          <w:sz w:val="28"/>
+          <w:szCs w:val="28"/>
+          <w:lang w:val="ru-RU"/>
+        </w:rPr>
+        <w:t>sklearn.preprocessing.StandardScaler – масштабирование;</w:t>
       </w:r>
     </w:p>
     <w:p>
@@ -4429,27 +3667,15 @@
           <w:lang w:val="ru-RU"/>
         </w:rPr>
       </w:pPr>
-      <w:proofErr w:type="spellStart"/>
-      <w:r>
-        <w:rPr>
-          <w:rFonts w:ascii="Times New Roman" w:eastAsia="Times New Roman" w:hAnsi="Times New Roman" w:cs="Times New Roman"/>
-          <w:color w:val="0F1115"/>
-          <w:sz w:val="28"/>
-          <w:szCs w:val="28"/>
-          <w:lang w:val="ru-RU"/>
-        </w:rPr>
-        <w:t>sklearn.metrics</w:t>
-      </w:r>
-      <w:proofErr w:type="spellEnd"/>
-      <w:r>
-        <w:rPr>
-          <w:rFonts w:ascii="Times New Roman" w:eastAsia="Times New Roman" w:hAnsi="Times New Roman" w:cs="Times New Roman"/>
-          <w:color w:val="0F1115"/>
-          <w:sz w:val="28"/>
-          <w:szCs w:val="28"/>
-          <w:lang w:val="ru-RU"/>
-        </w:rPr>
-        <w:t> – метрики;</w:t>
+      <w:r>
+        <w:rPr>
+          <w:rFonts w:ascii="Times New Roman" w:eastAsia="Times New Roman" w:hAnsi="Times New Roman" w:cs="Times New Roman"/>
+          <w:color w:val="0F1115"/>
+          <w:sz w:val="28"/>
+          <w:szCs w:val="28"/>
+          <w:lang w:val="ru-RU"/>
+        </w:rPr>
+        <w:t>sklearn.metrics – метрики;</w:t>
       </w:r>
     </w:p>
     <w:p>
@@ -4468,27 +3694,15 @@
           <w:lang w:val="ru-RU"/>
         </w:rPr>
       </w:pPr>
-      <w:proofErr w:type="spellStart"/>
-      <w:r>
-        <w:rPr>
-          <w:rFonts w:ascii="Times New Roman" w:eastAsia="Times New Roman" w:hAnsi="Times New Roman" w:cs="Times New Roman"/>
-          <w:color w:val="0F1115"/>
-          <w:sz w:val="28"/>
-          <w:szCs w:val="28"/>
-          <w:lang w:val="ru-RU"/>
-        </w:rPr>
-        <w:t>sklearn.cluster.KMeans</w:t>
-      </w:r>
-      <w:proofErr w:type="spellEnd"/>
-      <w:r>
-        <w:rPr>
-          <w:rFonts w:ascii="Times New Roman" w:eastAsia="Times New Roman" w:hAnsi="Times New Roman" w:cs="Times New Roman"/>
-          <w:color w:val="0F1115"/>
-          <w:sz w:val="28"/>
-          <w:szCs w:val="28"/>
-          <w:lang w:val="ru-RU"/>
-        </w:rPr>
-        <w:t> – кластеризация.</w:t>
+      <w:r>
+        <w:rPr>
+          <w:rFonts w:ascii="Times New Roman" w:eastAsia="Times New Roman" w:hAnsi="Times New Roman" w:cs="Times New Roman"/>
+          <w:color w:val="0F1115"/>
+          <w:sz w:val="28"/>
+          <w:szCs w:val="28"/>
+          <w:lang w:val="ru-RU"/>
+        </w:rPr>
+        <w:t>sklearn.cluster.KMeans – кластеризация.</w:t>
       </w:r>
     </w:p>
     <w:p>
@@ -4619,29 +3833,7 @@
           <w:szCs w:val="28"/>
           <w:lang w:val="ru-RU"/>
         </w:rPr>
-        <w:t xml:space="preserve">Обучение </w:t>
-      </w:r>
-      <w:proofErr w:type="spellStart"/>
-      <w:r>
-        <w:rPr>
-          <w:rFonts w:ascii="Times New Roman" w:eastAsia="Times New Roman" w:hAnsi="Times New Roman" w:cs="Times New Roman"/>
-          <w:color w:val="0F1115"/>
-          <w:sz w:val="28"/>
-          <w:szCs w:val="28"/>
-          <w:lang w:val="ru-RU"/>
-        </w:rPr>
-        <w:t>DecisionTreeClassifier</w:t>
-      </w:r>
-      <w:proofErr w:type="spellEnd"/>
-      <w:r>
-        <w:rPr>
-          <w:rFonts w:ascii="Times New Roman" w:eastAsia="Times New Roman" w:hAnsi="Times New Roman" w:cs="Times New Roman"/>
-          <w:color w:val="0F1115"/>
-          <w:sz w:val="28"/>
-          <w:szCs w:val="28"/>
-          <w:lang w:val="ru-RU"/>
-        </w:rPr>
-        <w:t xml:space="preserve"> на сырых данных, предсказание на тесте.</w:t>
+        <w:t>Обучение DecisionTreeClassifier на сырых данных, предсказание на тесте.</w:t>
       </w:r>
     </w:p>
     <w:p>
@@ -4706,29 +3898,7 @@
           <w:szCs w:val="28"/>
           <w:lang w:val="ru-RU"/>
         </w:rPr>
-        <w:t>Масштабирование обучающих и тестовых признаков (</w:t>
-      </w:r>
-      <w:proofErr w:type="spellStart"/>
-      <w:r>
-        <w:rPr>
-          <w:rFonts w:ascii="Times New Roman" w:eastAsia="Times New Roman" w:hAnsi="Times New Roman" w:cs="Times New Roman"/>
-          <w:color w:val="0F1115"/>
-          <w:sz w:val="28"/>
-          <w:szCs w:val="28"/>
-          <w:lang w:val="ru-RU"/>
-        </w:rPr>
-        <w:t>StandardScaler</w:t>
-      </w:r>
-      <w:proofErr w:type="spellEnd"/>
-      <w:r>
-        <w:rPr>
-          <w:rFonts w:ascii="Times New Roman" w:eastAsia="Times New Roman" w:hAnsi="Times New Roman" w:cs="Times New Roman"/>
-          <w:color w:val="0F1115"/>
-          <w:sz w:val="28"/>
-          <w:szCs w:val="28"/>
-          <w:lang w:val="ru-RU"/>
-        </w:rPr>
-        <w:t>).</w:t>
+        <w:t>Масштабирование обучающих и тестовых признаков (StandardScaler).</w:t>
       </w:r>
     </w:p>
     <w:p>
@@ -4782,51 +3952,7 @@
           <w:szCs w:val="28"/>
           <w:lang w:val="ru-RU"/>
         </w:rPr>
-        <w:t xml:space="preserve">Кластеризация методом </w:t>
-      </w:r>
-      <w:proofErr w:type="spellStart"/>
-      <w:r>
-        <w:rPr>
-          <w:rFonts w:ascii="Times New Roman" w:eastAsia="Times New Roman" w:hAnsi="Times New Roman" w:cs="Times New Roman"/>
-          <w:color w:val="0F1115"/>
-          <w:sz w:val="28"/>
-          <w:szCs w:val="28"/>
-          <w:lang w:val="ru-RU"/>
-        </w:rPr>
-        <w:t>KMeans</w:t>
-      </w:r>
-      <w:proofErr w:type="spellEnd"/>
-      <w:r>
-        <w:rPr>
-          <w:rFonts w:ascii="Times New Roman" w:eastAsia="Times New Roman" w:hAnsi="Times New Roman" w:cs="Times New Roman"/>
-          <w:color w:val="0F1115"/>
-          <w:sz w:val="28"/>
-          <w:szCs w:val="28"/>
-          <w:lang w:val="ru-RU"/>
-        </w:rPr>
-        <w:t xml:space="preserve"> (</w:t>
-      </w:r>
-      <w:proofErr w:type="spellStart"/>
-      <w:r>
-        <w:rPr>
-          <w:rFonts w:ascii="Times New Roman" w:eastAsia="Times New Roman" w:hAnsi="Times New Roman" w:cs="Times New Roman"/>
-          <w:color w:val="0F1115"/>
-          <w:sz w:val="28"/>
-          <w:szCs w:val="28"/>
-          <w:lang w:val="ru-RU"/>
-        </w:rPr>
-        <w:t>n_clusters</w:t>
-      </w:r>
-      <w:proofErr w:type="spellEnd"/>
-      <w:r>
-        <w:rPr>
-          <w:rFonts w:ascii="Times New Roman" w:eastAsia="Times New Roman" w:hAnsi="Times New Roman" w:cs="Times New Roman"/>
-          <w:color w:val="0F1115"/>
-          <w:sz w:val="28"/>
-          <w:szCs w:val="28"/>
-          <w:lang w:val="ru-RU"/>
-        </w:rPr>
-        <w:t>=2) на том же наборе, оценка качества кластеризации.</w:t>
+        <w:t>Кластеризация методом KMeans (n_clusters=2) на том же наборе, оценка качества кластеризации.</w:t>
       </w:r>
     </w:p>
     <w:p>
@@ -4914,25 +4040,7 @@
           <w:sz w:val="28"/>
           <w:szCs w:val="28"/>
         </w:rPr>
-        <w:t xml:space="preserve">Полный листинг кода приведён в приложении (ссылка на репозиторий </w:t>
-      </w:r>
-      <w:proofErr w:type="spellStart"/>
-      <w:r>
-        <w:rPr>
-          <w:rFonts w:ascii="Times New Roman" w:hAnsi="Times New Roman" w:cs="Times New Roman"/>
-          <w:sz w:val="28"/>
-          <w:szCs w:val="28"/>
-        </w:rPr>
-        <w:t>GitHub</w:t>
-      </w:r>
-      <w:proofErr w:type="spellEnd"/>
-      <w:r>
-        <w:rPr>
-          <w:rFonts w:ascii="Times New Roman" w:hAnsi="Times New Roman" w:cs="Times New Roman"/>
-          <w:sz w:val="28"/>
-          <w:szCs w:val="28"/>
-        </w:rPr>
-        <w:t>). Основные фрагменты описаны в отчёте.</w:t>
+        <w:t>Полный листинг кода приведён в приложении (ссылка на репозиторий GitHub). Основные фрагменты описаны в отчёте.</w:t>
       </w:r>
     </w:p>
     <w:p>
@@ -5003,29 +4111,7 @@
           <w:color w:val="0F1115"/>
           <w:lang w:val="ru-RU"/>
         </w:rPr>
-        <w:t xml:space="preserve">. Оценка на сырых данных (сравнение </w:t>
-      </w:r>
-      <w:proofErr w:type="spellStart"/>
-      <w:r>
-        <w:rPr>
-          <w:rFonts w:ascii="Times New Roman" w:hAnsi="Times New Roman" w:cs="Times New Roman"/>
-          <w:b/>
-          <w:bCs/>
-          <w:color w:val="0F1115"/>
-          <w:lang w:val="ru-RU"/>
-        </w:rPr>
-        <w:t>sklearn</w:t>
-      </w:r>
-      <w:proofErr w:type="spellEnd"/>
-      <w:r>
-        <w:rPr>
-          <w:rFonts w:ascii="Times New Roman" w:hAnsi="Times New Roman" w:cs="Times New Roman"/>
-          <w:b/>
-          <w:bCs/>
-          <w:color w:val="0F1115"/>
-          <w:lang w:val="ru-RU"/>
-        </w:rPr>
-        <w:t xml:space="preserve"> и ручной реализации)</w:t>
+        <w:t>. Оценка на сырых данных (сравнение sklearn и ручной реализации)</w:t>
       </w:r>
     </w:p>
     <w:tbl>
@@ -5149,7 +4235,6 @@
                 <w:lang w:val="ru-RU"/>
               </w:rPr>
             </w:pPr>
-            <w:proofErr w:type="spellStart"/>
             <w:r>
               <w:rPr>
                 <w:rFonts w:ascii="Times New Roman" w:hAnsi="Times New Roman" w:cs="Times New Roman"/>
@@ -5158,7 +4243,6 @@
               </w:rPr>
               <w:t>Recall</w:t>
             </w:r>
-            <w:proofErr w:type="spellEnd"/>
           </w:p>
         </w:tc>
         <w:tc>
@@ -5591,7 +4675,6 @@
                 <w:lang w:val="ru-RU"/>
               </w:rPr>
             </w:pPr>
-            <w:proofErr w:type="spellStart"/>
             <w:r>
               <w:rPr>
                 <w:rFonts w:ascii="Times New Roman" w:hAnsi="Times New Roman" w:cs="Times New Roman"/>
@@ -5600,7 +4683,6 @@
               </w:rPr>
               <w:t>Accuracy</w:t>
             </w:r>
-            <w:proofErr w:type="spellEnd"/>
           </w:p>
         </w:tc>
         <w:tc>
@@ -5763,7 +4845,6 @@
                 <w:lang w:val="ru-RU"/>
               </w:rPr>
             </w:pPr>
-            <w:proofErr w:type="spellStart"/>
             <w:r>
               <w:rPr>
                 <w:rFonts w:ascii="Times New Roman" w:hAnsi="Times New Roman" w:cs="Times New Roman"/>
@@ -5772,31 +4853,8 @@
                 <w:sz w:val="24"/>
                 <w:szCs w:val="24"/>
               </w:rPr>
-              <w:t>Macro</w:t>
+              <w:t>Macro avg</w:t>
             </w:r>
-            <w:proofErr w:type="spellEnd"/>
-            <w:r>
-              <w:rPr>
-                <w:rFonts w:ascii="Times New Roman" w:hAnsi="Times New Roman" w:cs="Times New Roman"/>
-                <w:b/>
-                <w:bCs/>
-                <w:sz w:val="24"/>
-                <w:szCs w:val="24"/>
-              </w:rPr>
-              <w:t xml:space="preserve"> </w:t>
-            </w:r>
-            <w:proofErr w:type="spellStart"/>
-            <w:r>
-              <w:rPr>
-                <w:rFonts w:ascii="Times New Roman" w:hAnsi="Times New Roman" w:cs="Times New Roman"/>
-                <w:b/>
-                <w:bCs/>
-                <w:sz w:val="24"/>
-                <w:szCs w:val="24"/>
-              </w:rPr>
-              <w:t>avg</w:t>
-            </w:r>
-            <w:proofErr w:type="spellEnd"/>
           </w:p>
         </w:tc>
         <w:tc>
@@ -5872,7 +4930,16 @@
                 <w:szCs w:val="24"/>
                 <w:lang w:val="ru-RU"/>
               </w:rPr>
-              <w:t>0.4948</w:t>
+              <w:t>0.</w:t>
+            </w:r>
+            <w:r>
+              <w:rPr>
+                <w:rFonts w:ascii="Times New Roman" w:hAnsi="Times New Roman" w:cs="Times New Roman"/>
+                <w:sz w:val="24"/>
+                <w:szCs w:val="24"/>
+                <w:lang w:val="ru-RU"/>
+              </w:rPr>
+              <w:t>51</w:t>
             </w:r>
           </w:p>
         </w:tc>
@@ -5962,7 +5029,6 @@
                 <w:szCs w:val="24"/>
               </w:rPr>
             </w:pPr>
-            <w:proofErr w:type="spellStart"/>
             <w:r>
               <w:rPr>
                 <w:rFonts w:ascii="Times New Roman" w:hAnsi="Times New Roman" w:cs="Times New Roman"/>
@@ -5971,31 +5037,8 @@
                 <w:szCs w:val="23"/>
                 <w:shd w:val="clear" w:color="auto" w:fill="FFFFFF"/>
               </w:rPr>
-              <w:t>Weighted</w:t>
+              <w:t>Weighted avg</w:t>
             </w:r>
-            <w:proofErr w:type="spellEnd"/>
-            <w:r>
-              <w:rPr>
-                <w:rFonts w:ascii="Times New Roman" w:hAnsi="Times New Roman" w:cs="Times New Roman"/>
-                <w:color w:val="0F1115"/>
-                <w:sz w:val="23"/>
-                <w:szCs w:val="23"/>
-                <w:shd w:val="clear" w:color="auto" w:fill="FFFFFF"/>
-              </w:rPr>
-              <w:t xml:space="preserve"> </w:t>
-            </w:r>
-            <w:proofErr w:type="spellStart"/>
-            <w:r>
-              <w:rPr>
-                <w:rFonts w:ascii="Times New Roman" w:hAnsi="Times New Roman" w:cs="Times New Roman"/>
-                <w:color w:val="0F1115"/>
-                <w:sz w:val="23"/>
-                <w:szCs w:val="23"/>
-                <w:shd w:val="clear" w:color="auto" w:fill="FFFFFF"/>
-              </w:rPr>
-              <w:t>avg</w:t>
-            </w:r>
-            <w:proofErr w:type="spellEnd"/>
           </w:p>
         </w:tc>
         <w:tc>
@@ -6053,6 +5096,15 @@
                 <w:lang w:val="ru-RU"/>
               </w:rPr>
             </w:pPr>
+            <w:r>
+              <w:rPr>
+                <w:rFonts w:ascii="Times New Roman" w:hAnsi="Times New Roman" w:cs="Times New Roman"/>
+                <w:sz w:val="24"/>
+                <w:szCs w:val="24"/>
+                <w:lang w:val="ru-RU"/>
+              </w:rPr>
+              <w:t>0.50</w:t>
+            </w:r>
           </w:p>
         </w:tc>
         <w:tc>
@@ -6127,7 +5179,6 @@
           <w:shd w:val="clear" w:color="auto" w:fill="FFFFFF"/>
         </w:rPr>
       </w:pPr>
-      <w:proofErr w:type="spellStart"/>
       <w:r>
         <w:rPr>
           <w:rFonts w:ascii="Times New Roman" w:hAnsi="Times New Roman" w:cs="Times New Roman"/>
@@ -6136,40 +5187,7 @@
           <w:szCs w:val="28"/>
           <w:shd w:val="clear" w:color="auto" w:fill="FFFFFF"/>
         </w:rPr>
-        <w:t>Confusion</w:t>
-      </w:r>
-      <w:proofErr w:type="spellEnd"/>
-      <w:r>
-        <w:rPr>
-          <w:rFonts w:ascii="Times New Roman" w:hAnsi="Times New Roman" w:cs="Times New Roman"/>
-          <w:color w:val="0F1115"/>
-          <w:sz w:val="28"/>
-          <w:szCs w:val="28"/>
-          <w:shd w:val="clear" w:color="auto" w:fill="FFFFFF"/>
-        </w:rPr>
-        <w:t xml:space="preserve"> </w:t>
-      </w:r>
-      <w:proofErr w:type="spellStart"/>
-      <w:r>
-        <w:rPr>
-          <w:rFonts w:ascii="Times New Roman" w:hAnsi="Times New Roman" w:cs="Times New Roman"/>
-          <w:color w:val="0F1115"/>
-          <w:sz w:val="28"/>
-          <w:szCs w:val="28"/>
-          <w:shd w:val="clear" w:color="auto" w:fill="FFFFFF"/>
-        </w:rPr>
-        <w:t>matrix</w:t>
-      </w:r>
-      <w:proofErr w:type="spellEnd"/>
-      <w:r>
-        <w:rPr>
-          <w:rFonts w:ascii="Times New Roman" w:hAnsi="Times New Roman" w:cs="Times New Roman"/>
-          <w:color w:val="0F1115"/>
-          <w:sz w:val="28"/>
-          <w:szCs w:val="28"/>
-          <w:shd w:val="clear" w:color="auto" w:fill="FFFFFF"/>
-        </w:rPr>
-        <w:t>:</w:t>
+        <w:t>Confusion matrix:</w:t>
       </w:r>
     </w:p>
     <w:p>
@@ -6290,10 +5308,41 @@
           <w:szCs w:val="28"/>
           <w:lang w:val="ru-RU"/>
         </w:rPr>
-        <w:t>1.1. Результаты ручной реализации (</w:t>
-      </w:r>
-      <w:proofErr w:type="spellStart"/>
-      <w:r>
+        <w:t>1.1. Результаты ручной реализации (CustomDecisionTreeClassifier)</w:t>
+      </w:r>
+    </w:p>
+    <w:p>
+      <w:pPr>
+        <w:jc w:val="both"/>
+        <w:rPr>
+          <w:rFonts w:ascii="Times New Roman" w:hAnsi="Times New Roman" w:cs="Times New Roman"/>
+          <w:sz w:val="28"/>
+          <w:szCs w:val="28"/>
+          <w:lang w:val="ru-RU"/>
+        </w:rPr>
+      </w:pPr>
+      <w:r>
+        <w:rPr>
+          <w:rFonts w:ascii="Times New Roman" w:hAnsi="Times New Roman" w:cs="Times New Roman"/>
+          <w:sz w:val="28"/>
+          <w:szCs w:val="28"/>
+          <w:lang w:val="ru-RU"/>
+        </w:rPr>
+        <w:t>Ручная реализация на тех же данных показала близкие, но чуть более низкие метрики (accuracy ≈ 48.2%, ROC</w:t>
+      </w:r>
+      <w:r>
+        <w:rPr>
+          <w:rFonts w:ascii="Times New Roman" w:hAnsi="Times New Roman" w:cs="Times New Roman"/>
+          <w:sz w:val="28"/>
+          <w:szCs w:val="28"/>
+          <w:lang w:val="ru-RU"/>
+        </w:rPr>
+        <w:noBreakHyphen/>
+        <w:t>AUC ≈ 0.495), что связано с отсутствием балансировки классов и более простым механизмом выбора порогов. Однако это не влияет на общие выводы о низкой предсказательной способности признаков.</w:t>
+      </w:r>
+    </w:p>
+    <w:p>
+      <w:pPr>
         <w:rPr>
           <w:rFonts w:ascii="Times New Roman" w:hAnsi="Times New Roman" w:cs="Times New Roman"/>
           <w:b/>
@@ -6302,9 +5351,7 @@
           <w:szCs w:val="28"/>
           <w:lang w:val="ru-RU"/>
         </w:rPr>
-        <w:t>CustomDecisionTreeClassifier</w:t>
-      </w:r>
-      <w:proofErr w:type="spellEnd"/>
+      </w:pPr>
       <w:r>
         <w:rPr>
           <w:rFonts w:ascii="Times New Roman" w:hAnsi="Times New Roman" w:cs="Times New Roman"/>
@@ -6314,128 +5361,7 @@
           <w:szCs w:val="28"/>
           <w:lang w:val="ru-RU"/>
         </w:rPr>
-        <w:t>)</w:t>
-      </w:r>
-    </w:p>
-    <w:p>
-      <w:pPr>
-        <w:jc w:val="both"/>
-        <w:rPr>
-          <w:rFonts w:ascii="Times New Roman" w:hAnsi="Times New Roman" w:cs="Times New Roman"/>
-          <w:sz w:val="28"/>
-          <w:szCs w:val="28"/>
-          <w:lang w:val="ru-RU"/>
-        </w:rPr>
-      </w:pPr>
-      <w:r>
-        <w:rPr>
-          <w:rFonts w:ascii="Times New Roman" w:hAnsi="Times New Roman" w:cs="Times New Roman"/>
-          <w:sz w:val="28"/>
-          <w:szCs w:val="28"/>
-          <w:lang w:val="ru-RU"/>
-        </w:rPr>
-        <w:t>Ручная реализация на тех же данных показала близкие, но чуть более низкие метрики (</w:t>
-      </w:r>
-      <w:proofErr w:type="spellStart"/>
-      <w:r>
-        <w:rPr>
-          <w:rFonts w:ascii="Times New Roman" w:hAnsi="Times New Roman" w:cs="Times New Roman"/>
-          <w:sz w:val="28"/>
-          <w:szCs w:val="28"/>
-          <w:lang w:val="ru-RU"/>
-        </w:rPr>
-        <w:t>accuracy</w:t>
-      </w:r>
-      <w:proofErr w:type="spellEnd"/>
-      <w:r>
-        <w:rPr>
-          <w:rFonts w:ascii="Times New Roman" w:hAnsi="Times New Roman" w:cs="Times New Roman"/>
-          <w:sz w:val="28"/>
-          <w:szCs w:val="28"/>
-          <w:lang w:val="ru-RU"/>
-        </w:rPr>
-        <w:t xml:space="preserve"> ≈ 48.2%, ROC</w:t>
-      </w:r>
-      <w:r>
-        <w:rPr>
-          <w:rFonts w:ascii="Times New Roman" w:hAnsi="Times New Roman" w:cs="Times New Roman"/>
-          <w:sz w:val="28"/>
-          <w:szCs w:val="28"/>
-          <w:lang w:val="ru-RU"/>
-        </w:rPr>
-        <w:noBreakHyphen/>
-        <w:t>AUC ≈ 0.495), что связано с отсутствием балансировки классов и более простым механизмом выбора порогов. Однако это не влияет на общие выводы о низкой предсказательной способности признаков.</w:t>
-      </w:r>
-    </w:p>
-    <w:p>
-      <w:pPr>
-        <w:rPr>
-          <w:rFonts w:ascii="Times New Roman" w:hAnsi="Times New Roman" w:cs="Times New Roman"/>
-          <w:b/>
-          <w:bCs/>
-          <w:sz w:val="28"/>
-          <w:szCs w:val="28"/>
-          <w:lang w:val="ru-RU"/>
-        </w:rPr>
-      </w:pPr>
-      <w:r>
-        <w:rPr>
-          <w:rFonts w:ascii="Times New Roman" w:hAnsi="Times New Roman" w:cs="Times New Roman"/>
-          <w:b/>
-          <w:bCs/>
-          <w:sz w:val="28"/>
-          <w:szCs w:val="28"/>
-          <w:lang w:val="ru-RU"/>
-        </w:rPr>
-        <w:t xml:space="preserve">1.2. Разные методы формирования </w:t>
-      </w:r>
-      <w:proofErr w:type="spellStart"/>
-      <w:r>
-        <w:rPr>
-          <w:rFonts w:ascii="Times New Roman" w:hAnsi="Times New Roman" w:cs="Times New Roman"/>
-          <w:b/>
-          <w:bCs/>
-          <w:sz w:val="28"/>
-          <w:szCs w:val="28"/>
-          <w:lang w:val="ru-RU"/>
-        </w:rPr>
-        <w:t>train</w:t>
-      </w:r>
-      <w:proofErr w:type="spellEnd"/>
-      <w:r>
-        <w:rPr>
-          <w:rFonts w:ascii="Times New Roman" w:hAnsi="Times New Roman" w:cs="Times New Roman"/>
-          <w:b/>
-          <w:bCs/>
-          <w:sz w:val="28"/>
-          <w:szCs w:val="28"/>
-          <w:lang w:val="ru-RU"/>
-        </w:rPr>
-        <w:t>/</w:t>
-      </w:r>
-      <w:proofErr w:type="spellStart"/>
-      <w:r>
-        <w:rPr>
-          <w:rFonts w:ascii="Times New Roman" w:hAnsi="Times New Roman" w:cs="Times New Roman"/>
-          <w:b/>
-          <w:bCs/>
-          <w:sz w:val="28"/>
-          <w:szCs w:val="28"/>
-          <w:lang w:val="ru-RU"/>
-        </w:rPr>
-        <w:t>test</w:t>
-      </w:r>
-      <w:proofErr w:type="spellEnd"/>
-      <w:r>
-        <w:rPr>
-          <w:rFonts w:ascii="Times New Roman" w:hAnsi="Times New Roman" w:cs="Times New Roman"/>
-          <w:b/>
-          <w:bCs/>
-          <w:sz w:val="28"/>
-          <w:szCs w:val="28"/>
-          <w:lang w:val="ru-RU"/>
-        </w:rPr>
-        <w:t xml:space="preserve"> (после предобработки)</w:t>
+        <w:t>1.2. Разные методы формирования train/test (после предобработки)</w:t>
       </w:r>
     </w:p>
     <w:p>
@@ -6473,7 +5399,6 @@
           <w:lang w:val="en-US"/>
         </w:rPr>
       </w:pPr>
-      <w:proofErr w:type="spellStart"/>
       <w:r>
         <w:rPr>
           <w:rFonts w:ascii="Times New Roman" w:hAnsi="Times New Roman" w:cs="Times New Roman"/>
@@ -6481,57 +5406,7 @@
           <w:szCs w:val="28"/>
           <w:lang w:val="en-US"/>
         </w:rPr>
-        <w:t>train_test_split</w:t>
-      </w:r>
-      <w:proofErr w:type="spellEnd"/>
-      <w:r>
-        <w:rPr>
-          <w:rFonts w:ascii="Times New Roman" w:hAnsi="Times New Roman" w:cs="Times New Roman"/>
-          <w:sz w:val="28"/>
-          <w:szCs w:val="28"/>
-          <w:lang w:val="en-US"/>
-        </w:rPr>
-        <w:t xml:space="preserve"> (</w:t>
-      </w:r>
-      <w:proofErr w:type="spellStart"/>
-      <w:r>
-        <w:rPr>
-          <w:rFonts w:ascii="Times New Roman" w:hAnsi="Times New Roman" w:cs="Times New Roman"/>
-          <w:sz w:val="28"/>
-          <w:szCs w:val="28"/>
-          <w:lang w:val="en-US"/>
-        </w:rPr>
-        <w:t>test_size</w:t>
-      </w:r>
-      <w:proofErr w:type="spellEnd"/>
-      <w:r>
-        <w:rPr>
-          <w:rFonts w:ascii="Times New Roman" w:hAnsi="Times New Roman" w:cs="Times New Roman"/>
-          <w:sz w:val="28"/>
-          <w:szCs w:val="28"/>
-          <w:lang w:val="en-US"/>
-        </w:rPr>
-        <w:t xml:space="preserve">=0.3, </w:t>
-      </w:r>
-      <w:proofErr w:type="spellStart"/>
-      <w:r>
-        <w:rPr>
-          <w:rFonts w:ascii="Times New Roman" w:hAnsi="Times New Roman" w:cs="Times New Roman"/>
-          <w:sz w:val="28"/>
-          <w:szCs w:val="28"/>
-          <w:lang w:val="en-US"/>
-        </w:rPr>
-        <w:t>random_state</w:t>
-      </w:r>
-      <w:proofErr w:type="spellEnd"/>
-      <w:r>
-        <w:rPr>
-          <w:rFonts w:ascii="Times New Roman" w:hAnsi="Times New Roman" w:cs="Times New Roman"/>
-          <w:sz w:val="28"/>
-          <w:szCs w:val="28"/>
-          <w:lang w:val="en-US"/>
-        </w:rPr>
-        <w:t>=42) → accuracy = 0.6443</w:t>
+        <w:t>train_test_split (test_size=0.3, random_state=42) → accuracy = 0.6443</w:t>
       </w:r>
     </w:p>
     <w:p>
@@ -6549,7 +5424,6 @@
           <w:lang w:val="en-US"/>
         </w:rPr>
       </w:pPr>
-      <w:proofErr w:type="spellStart"/>
       <w:r>
         <w:rPr>
           <w:rFonts w:ascii="Times New Roman" w:hAnsi="Times New Roman" w:cs="Times New Roman"/>
@@ -6557,57 +5431,7 @@
           <w:szCs w:val="28"/>
           <w:lang w:val="en-US"/>
         </w:rPr>
-        <w:t>train_test_split</w:t>
-      </w:r>
-      <w:proofErr w:type="spellEnd"/>
-      <w:r>
-        <w:rPr>
-          <w:rFonts w:ascii="Times New Roman" w:hAnsi="Times New Roman" w:cs="Times New Roman"/>
-          <w:sz w:val="28"/>
-          <w:szCs w:val="28"/>
-          <w:lang w:val="en-US"/>
-        </w:rPr>
-        <w:t xml:space="preserve"> (</w:t>
-      </w:r>
-      <w:proofErr w:type="spellStart"/>
-      <w:r>
-        <w:rPr>
-          <w:rFonts w:ascii="Times New Roman" w:hAnsi="Times New Roman" w:cs="Times New Roman"/>
-          <w:sz w:val="28"/>
-          <w:szCs w:val="28"/>
-          <w:lang w:val="en-US"/>
-        </w:rPr>
-        <w:t>test_size</w:t>
-      </w:r>
-      <w:proofErr w:type="spellEnd"/>
-      <w:r>
-        <w:rPr>
-          <w:rFonts w:ascii="Times New Roman" w:hAnsi="Times New Roman" w:cs="Times New Roman"/>
-          <w:sz w:val="28"/>
-          <w:szCs w:val="28"/>
-          <w:lang w:val="en-US"/>
-        </w:rPr>
-        <w:t xml:space="preserve">=0.3, </w:t>
-      </w:r>
-      <w:proofErr w:type="spellStart"/>
-      <w:r>
-        <w:rPr>
-          <w:rFonts w:ascii="Times New Roman" w:hAnsi="Times New Roman" w:cs="Times New Roman"/>
-          <w:sz w:val="28"/>
-          <w:szCs w:val="28"/>
-          <w:lang w:val="en-US"/>
-        </w:rPr>
-        <w:t>random_state</w:t>
-      </w:r>
-      <w:proofErr w:type="spellEnd"/>
-      <w:r>
-        <w:rPr>
-          <w:rFonts w:ascii="Times New Roman" w:hAnsi="Times New Roman" w:cs="Times New Roman"/>
-          <w:sz w:val="28"/>
-          <w:szCs w:val="28"/>
-          <w:lang w:val="en-US"/>
-        </w:rPr>
-        <w:t>=123) → accuracy = 0.6718</w:t>
+        <w:t>train_test_split (test_size=0.3, random_state=123) → accuracy = 0.6718</w:t>
       </w:r>
     </w:p>
     <w:p>
@@ -6632,47 +5456,7 @@
           <w:szCs w:val="28"/>
           <w:lang w:val="ru-RU"/>
         </w:rPr>
-        <w:t xml:space="preserve">5-кратная кросс-валидация на исходном </w:t>
-      </w:r>
-      <w:proofErr w:type="spellStart"/>
-      <w:r>
-        <w:rPr>
-          <w:rFonts w:ascii="Times New Roman" w:hAnsi="Times New Roman" w:cs="Times New Roman"/>
-          <w:sz w:val="28"/>
-          <w:szCs w:val="28"/>
-          <w:lang w:val="ru-RU"/>
-        </w:rPr>
-        <w:t>train</w:t>
-      </w:r>
-      <w:proofErr w:type="spellEnd"/>
-      <w:r>
-        <w:rPr>
-          <w:rFonts w:ascii="Times New Roman" w:hAnsi="Times New Roman" w:cs="Times New Roman"/>
-          <w:sz w:val="28"/>
-          <w:szCs w:val="28"/>
-          <w:lang w:val="ru-RU"/>
-        </w:rPr>
-        <w:t xml:space="preserve"> (масштабированном) → средняя </w:t>
-      </w:r>
-      <w:proofErr w:type="spellStart"/>
-      <w:r>
-        <w:rPr>
-          <w:rFonts w:ascii="Times New Roman" w:hAnsi="Times New Roman" w:cs="Times New Roman"/>
-          <w:sz w:val="28"/>
-          <w:szCs w:val="28"/>
-          <w:lang w:val="ru-RU"/>
-        </w:rPr>
-        <w:t>accuracy</w:t>
-      </w:r>
-      <w:proofErr w:type="spellEnd"/>
-      <w:r>
-        <w:rPr>
-          <w:rFonts w:ascii="Times New Roman" w:hAnsi="Times New Roman" w:cs="Times New Roman"/>
-          <w:sz w:val="28"/>
-          <w:szCs w:val="28"/>
-          <w:lang w:val="ru-RU"/>
-        </w:rPr>
-        <w:t xml:space="preserve"> = 0.7530 (±0.0121)</w:t>
+        <w:t>5-кратная кросс-валидация на исходном train (масштабированном) → средняя accuracy = 0.7530 (±0.0121)</w:t>
       </w:r>
     </w:p>
     <w:p>
@@ -6703,47 +5487,7 @@
           <w:szCs w:val="28"/>
           <w:lang w:val="ru-RU"/>
         </w:rPr>
-        <w:t xml:space="preserve">Анализ: при использовании исходного разбиения </w:t>
-      </w:r>
-      <w:proofErr w:type="spellStart"/>
-      <w:r>
-        <w:rPr>
-          <w:rFonts w:ascii="Times New Roman" w:hAnsi="Times New Roman" w:cs="Times New Roman"/>
-          <w:sz w:val="28"/>
-          <w:szCs w:val="28"/>
-          <w:lang w:val="ru-RU"/>
-        </w:rPr>
-        <w:t>train</w:t>
-      </w:r>
-      <w:proofErr w:type="spellEnd"/>
-      <w:r>
-        <w:rPr>
-          <w:rFonts w:ascii="Times New Roman" w:hAnsi="Times New Roman" w:cs="Times New Roman"/>
-          <w:sz w:val="28"/>
-          <w:szCs w:val="28"/>
-          <w:lang w:val="ru-RU"/>
-        </w:rPr>
-        <w:t>/</w:t>
-      </w:r>
-      <w:proofErr w:type="spellStart"/>
-      <w:r>
-        <w:rPr>
-          <w:rFonts w:ascii="Times New Roman" w:hAnsi="Times New Roman" w:cs="Times New Roman"/>
-          <w:sz w:val="28"/>
-          <w:szCs w:val="28"/>
-          <w:lang w:val="ru-RU"/>
-        </w:rPr>
-        <w:t>test</w:t>
-      </w:r>
-      <w:proofErr w:type="spellEnd"/>
-      <w:r>
-        <w:rPr>
-          <w:rFonts w:ascii="Times New Roman" w:hAnsi="Times New Roman" w:cs="Times New Roman"/>
-          <w:sz w:val="28"/>
-          <w:szCs w:val="28"/>
-          <w:lang w:val="ru-RU"/>
-        </w:rPr>
-        <w:t xml:space="preserve"> из файлов модель показывала низкую точность (≈0.50). Однако при случайном разбиении </w:t>
+        <w:t xml:space="preserve">Анализ: при использовании исходного разбиения train/test из файлов модель показывала низкую точность (≈0.50). Однако при случайном разбиении </w:t>
       </w:r>
       <w:r>
         <w:rPr>
@@ -6832,47 +5576,7 @@
           <w:szCs w:val="28"/>
           <w:lang w:val="ru-RU"/>
         </w:rPr>
-        <w:t xml:space="preserve">левый график – кластеры, предсказанные </w:t>
-      </w:r>
-      <w:proofErr w:type="spellStart"/>
-      <w:r>
-        <w:rPr>
-          <w:rFonts w:ascii="Times New Roman" w:hAnsi="Times New Roman" w:cs="Times New Roman"/>
-          <w:sz w:val="28"/>
-          <w:szCs w:val="28"/>
-          <w:lang w:val="ru-RU"/>
-        </w:rPr>
-        <w:t>KMeans</w:t>
-      </w:r>
-      <w:proofErr w:type="spellEnd"/>
-      <w:r>
-        <w:rPr>
-          <w:rFonts w:ascii="Times New Roman" w:hAnsi="Times New Roman" w:cs="Times New Roman"/>
-          <w:sz w:val="28"/>
-          <w:szCs w:val="28"/>
-          <w:lang w:val="ru-RU"/>
-        </w:rPr>
-        <w:t xml:space="preserve"> (</w:t>
-      </w:r>
-      <w:proofErr w:type="spellStart"/>
-      <w:r>
-        <w:rPr>
-          <w:rFonts w:ascii="Times New Roman" w:hAnsi="Times New Roman" w:cs="Times New Roman"/>
-          <w:sz w:val="28"/>
-          <w:szCs w:val="28"/>
-          <w:lang w:val="ru-RU"/>
-        </w:rPr>
-        <w:t>n_clusters</w:t>
-      </w:r>
-      <w:proofErr w:type="spellEnd"/>
-      <w:r>
-        <w:rPr>
-          <w:rFonts w:ascii="Times New Roman" w:hAnsi="Times New Roman" w:cs="Times New Roman"/>
-          <w:sz w:val="28"/>
-          <w:szCs w:val="28"/>
-          <w:lang w:val="ru-RU"/>
-        </w:rPr>
-        <w:t>=2);</w:t>
+        <w:t>левый график – кластеры, предсказанные KMeans (n_clusters=2);</w:t>
       </w:r>
     </w:p>
     <w:p>
@@ -7024,47 +5728,7 @@
           <w:iCs/>
           <w:lang w:val="ru-RU"/>
         </w:rPr>
-        <w:t xml:space="preserve"> </w:t>
-      </w:r>
-      <w:proofErr w:type="spellStart"/>
-      <w:r>
-        <w:rPr>
-          <w:rFonts w:ascii="Times New Roman" w:hAnsi="Times New Roman" w:cs="Times New Roman"/>
-          <w:i/>
-          <w:iCs/>
-          <w:lang w:val="ru-RU"/>
-        </w:rPr>
-        <w:t>Scatter</w:t>
-      </w:r>
-      <w:proofErr w:type="spellEnd"/>
-      <w:r>
-        <w:rPr>
-          <w:rFonts w:ascii="Times New Roman" w:hAnsi="Times New Roman" w:cs="Times New Roman"/>
-          <w:i/>
-          <w:iCs/>
-          <w:lang w:val="ru-RU"/>
-        </w:rPr>
-        <w:t xml:space="preserve"> </w:t>
-      </w:r>
-      <w:proofErr w:type="spellStart"/>
-      <w:r>
-        <w:rPr>
-          <w:rFonts w:ascii="Times New Roman" w:hAnsi="Times New Roman" w:cs="Times New Roman"/>
-          <w:i/>
-          <w:iCs/>
-          <w:lang w:val="ru-RU"/>
-        </w:rPr>
-        <w:t>plot</w:t>
-      </w:r>
-      <w:proofErr w:type="spellEnd"/>
-      <w:r>
-        <w:rPr>
-          <w:rFonts w:ascii="Times New Roman" w:hAnsi="Times New Roman" w:cs="Times New Roman"/>
-          <w:i/>
-          <w:iCs/>
-          <w:lang w:val="ru-RU"/>
-        </w:rPr>
-        <w:t xml:space="preserve"> кластеров (результат кластеризации).</w:t>
+        <w:t xml:space="preserve"> Scatter plot кластеров (результат кластеризации).</w:t>
       </w:r>
     </w:p>
     <w:p>
@@ -7097,33 +5761,7 @@
           <w:szCs w:val="28"/>
           <w:lang w:val="ru-RU"/>
         </w:rPr>
-        <w:t xml:space="preserve">Результаты кластеризации </w:t>
-      </w:r>
-      <w:proofErr w:type="spellStart"/>
-      <w:r>
-        <w:rPr>
-          <w:rFonts w:ascii="Times New Roman" w:eastAsia="Times New Roman" w:hAnsi="Times New Roman" w:cs="Times New Roman"/>
-          <w:b/>
-          <w:bCs/>
-          <w:color w:val="0F1115"/>
-          <w:sz w:val="28"/>
-          <w:szCs w:val="28"/>
-          <w:lang w:val="ru-RU"/>
-        </w:rPr>
-        <w:t>KMeans</w:t>
-      </w:r>
-      <w:proofErr w:type="spellEnd"/>
-      <w:r>
-        <w:rPr>
-          <w:rFonts w:ascii="Times New Roman" w:eastAsia="Times New Roman" w:hAnsi="Times New Roman" w:cs="Times New Roman"/>
-          <w:b/>
-          <w:bCs/>
-          <w:color w:val="0F1115"/>
-          <w:sz w:val="28"/>
-          <w:szCs w:val="28"/>
-          <w:lang w:val="ru-RU"/>
-        </w:rPr>
-        <w:t>:</w:t>
+        <w:t>Результаты кластеризации KMeans:</w:t>
       </w:r>
     </w:p>
     <w:p>
@@ -7142,27 +5780,15 @@
           <w:lang w:val="ru-RU"/>
         </w:rPr>
       </w:pPr>
-      <w:proofErr w:type="spellStart"/>
-      <w:r>
-        <w:rPr>
-          <w:rFonts w:ascii="Times New Roman" w:eastAsia="Times New Roman" w:hAnsi="Times New Roman" w:cs="Times New Roman"/>
-          <w:color w:val="0F1115"/>
-          <w:sz w:val="28"/>
-          <w:szCs w:val="28"/>
-          <w:lang w:val="ru-RU"/>
-        </w:rPr>
-        <w:t>Adjusted</w:t>
-      </w:r>
-      <w:proofErr w:type="spellEnd"/>
-      <w:r>
-        <w:rPr>
-          <w:rFonts w:ascii="Times New Roman" w:eastAsia="Times New Roman" w:hAnsi="Times New Roman" w:cs="Times New Roman"/>
-          <w:color w:val="0F1115"/>
-          <w:sz w:val="28"/>
-          <w:szCs w:val="28"/>
-          <w:lang w:val="ru-RU"/>
-        </w:rPr>
-        <w:t xml:space="preserve"> Rand Index (ARI): </w:t>
+      <w:r>
+        <w:rPr>
+          <w:rFonts w:ascii="Times New Roman" w:eastAsia="Times New Roman" w:hAnsi="Times New Roman" w:cs="Times New Roman"/>
+          <w:color w:val="0F1115"/>
+          <w:sz w:val="28"/>
+          <w:szCs w:val="28"/>
+          <w:lang w:val="ru-RU"/>
+        </w:rPr>
+        <w:t>Adjusted Rand Index (ARI): </w:t>
       </w:r>
       <w:r>
         <w:rPr>
@@ -7193,49 +5819,15 @@
           <w:lang w:val="ru-RU"/>
         </w:rPr>
       </w:pPr>
-      <w:proofErr w:type="spellStart"/>
-      <w:r>
-        <w:rPr>
-          <w:rFonts w:ascii="Times New Roman" w:eastAsia="Times New Roman" w:hAnsi="Times New Roman" w:cs="Times New Roman"/>
-          <w:color w:val="0F1115"/>
-          <w:sz w:val="28"/>
-          <w:szCs w:val="28"/>
-          <w:lang w:val="ru-RU"/>
-        </w:rPr>
-        <w:t>Adjusted</w:t>
-      </w:r>
-      <w:proofErr w:type="spellEnd"/>
-      <w:r>
-        <w:rPr>
-          <w:rFonts w:ascii="Times New Roman" w:eastAsia="Times New Roman" w:hAnsi="Times New Roman" w:cs="Times New Roman"/>
-          <w:color w:val="0F1115"/>
-          <w:sz w:val="28"/>
-          <w:szCs w:val="28"/>
-          <w:lang w:val="ru-RU"/>
-        </w:rPr>
-        <w:t xml:space="preserve"> </w:t>
-      </w:r>
-      <w:proofErr w:type="spellStart"/>
-      <w:r>
-        <w:rPr>
-          <w:rFonts w:ascii="Times New Roman" w:eastAsia="Times New Roman" w:hAnsi="Times New Roman" w:cs="Times New Roman"/>
-          <w:color w:val="0F1115"/>
-          <w:sz w:val="28"/>
-          <w:szCs w:val="28"/>
-          <w:lang w:val="ru-RU"/>
-        </w:rPr>
-        <w:t>Mutual</w:t>
-      </w:r>
-      <w:proofErr w:type="spellEnd"/>
-      <w:r>
-        <w:rPr>
-          <w:rFonts w:ascii="Times New Roman" w:eastAsia="Times New Roman" w:hAnsi="Times New Roman" w:cs="Times New Roman"/>
-          <w:color w:val="0F1115"/>
-          <w:sz w:val="28"/>
-          <w:szCs w:val="28"/>
-          <w:lang w:val="ru-RU"/>
-        </w:rPr>
-        <w:t xml:space="preserve"> Info (AMI): </w:t>
+      <w:r>
+        <w:rPr>
+          <w:rFonts w:ascii="Times New Roman" w:eastAsia="Times New Roman" w:hAnsi="Times New Roman" w:cs="Times New Roman"/>
+          <w:color w:val="0F1115"/>
+          <w:sz w:val="28"/>
+          <w:szCs w:val="28"/>
+          <w:lang w:val="ru-RU"/>
+        </w:rPr>
+        <w:t>Adjusted Mutual Info (AMI): </w:t>
       </w:r>
       <w:r>
         <w:rPr>
@@ -7266,71 +5858,15 @@
           <w:lang w:val="ru-RU"/>
         </w:rPr>
       </w:pPr>
-      <w:proofErr w:type="spellStart"/>
-      <w:r>
-        <w:rPr>
-          <w:rFonts w:ascii="Times New Roman" w:eastAsia="Times New Roman" w:hAnsi="Times New Roman" w:cs="Times New Roman"/>
-          <w:color w:val="0F1115"/>
-          <w:sz w:val="28"/>
-          <w:szCs w:val="28"/>
-          <w:lang w:val="ru-RU"/>
-        </w:rPr>
-        <w:t>Silhouette</w:t>
-      </w:r>
-      <w:proofErr w:type="spellEnd"/>
-      <w:r>
-        <w:rPr>
-          <w:rFonts w:ascii="Times New Roman" w:eastAsia="Times New Roman" w:hAnsi="Times New Roman" w:cs="Times New Roman"/>
-          <w:color w:val="0F1115"/>
-          <w:sz w:val="28"/>
-          <w:szCs w:val="28"/>
-          <w:lang w:val="ru-RU"/>
-        </w:rPr>
-        <w:t xml:space="preserve"> </w:t>
-      </w:r>
-      <w:proofErr w:type="spellStart"/>
-      <w:r>
-        <w:rPr>
-          <w:rFonts w:ascii="Times New Roman" w:eastAsia="Times New Roman" w:hAnsi="Times New Roman" w:cs="Times New Roman"/>
-          <w:color w:val="0F1115"/>
-          <w:sz w:val="28"/>
-          <w:szCs w:val="28"/>
-          <w:lang w:val="ru-RU"/>
-        </w:rPr>
-        <w:t>Score</w:t>
-      </w:r>
-      <w:proofErr w:type="spellEnd"/>
-      <w:r>
-        <w:rPr>
-          <w:rFonts w:ascii="Times New Roman" w:eastAsia="Times New Roman" w:hAnsi="Times New Roman" w:cs="Times New Roman"/>
-          <w:color w:val="0F1115"/>
-          <w:sz w:val="28"/>
-          <w:szCs w:val="28"/>
-          <w:lang w:val="ru-RU"/>
-        </w:rPr>
-        <w:t xml:space="preserve"> (</w:t>
-      </w:r>
-      <w:proofErr w:type="spellStart"/>
-      <w:r>
-        <w:rPr>
-          <w:rFonts w:ascii="Times New Roman" w:eastAsia="Times New Roman" w:hAnsi="Times New Roman" w:cs="Times New Roman"/>
-          <w:color w:val="0F1115"/>
-          <w:sz w:val="28"/>
-          <w:szCs w:val="28"/>
-          <w:lang w:val="ru-RU"/>
-        </w:rPr>
-        <w:t>test</w:t>
-      </w:r>
-      <w:proofErr w:type="spellEnd"/>
-      <w:r>
-        <w:rPr>
-          <w:rFonts w:ascii="Times New Roman" w:eastAsia="Times New Roman" w:hAnsi="Times New Roman" w:cs="Times New Roman"/>
-          <w:color w:val="0F1115"/>
-          <w:sz w:val="28"/>
-          <w:szCs w:val="28"/>
-          <w:lang w:val="ru-RU"/>
-        </w:rPr>
-        <w:t>): </w:t>
+      <w:r>
+        <w:rPr>
+          <w:rFonts w:ascii="Times New Roman" w:eastAsia="Times New Roman" w:hAnsi="Times New Roman" w:cs="Times New Roman"/>
+          <w:color w:val="0F1115"/>
+          <w:sz w:val="28"/>
+          <w:szCs w:val="28"/>
+          <w:lang w:val="ru-RU"/>
+        </w:rPr>
+        <w:t>Silhouette Score (test): </w:t>
       </w:r>
       <w:r>
         <w:rPr>
@@ -7427,27 +5963,7 @@
           <w:szCs w:val="28"/>
           <w:lang w:val="ru-RU"/>
         </w:rPr>
-        <w:t xml:space="preserve">ARI и AMI близки к нулю (даже слегка отрицательны) – кластеры </w:t>
-      </w:r>
-      <w:proofErr w:type="spellStart"/>
-      <w:r>
-        <w:rPr>
-          <w:rFonts w:ascii="Times New Roman" w:hAnsi="Times New Roman" w:cs="Times New Roman"/>
-          <w:sz w:val="28"/>
-          <w:szCs w:val="28"/>
-          <w:lang w:val="ru-RU"/>
-        </w:rPr>
-        <w:t>KMeans</w:t>
-      </w:r>
-      <w:proofErr w:type="spellEnd"/>
-      <w:r>
-        <w:rPr>
-          <w:rFonts w:ascii="Times New Roman" w:hAnsi="Times New Roman" w:cs="Times New Roman"/>
-          <w:sz w:val="28"/>
-          <w:szCs w:val="28"/>
-          <w:lang w:val="ru-RU"/>
-        </w:rPr>
-        <w:t xml:space="preserve"> не соответствуют диагнозу Y.</w:t>
+        <w:t>ARI и AMI близки к нулю (даже слегка отрицательны) – кластеры KMeans не соответствуют диагнозу Y.</w:t>
       </w:r>
     </w:p>
     <w:p>
@@ -7482,21 +5998,69 @@
           <w:szCs w:val="28"/>
           <w:lang w:val="ru-RU"/>
         </w:rPr>
-        <w:t>2. Оценка после масштабирования (</w:t>
-      </w:r>
-      <w:proofErr w:type="spellStart"/>
-      <w:r>
+        <w:t>2. Оценка после масштабирования (StandardScaler)</w:t>
+      </w:r>
+    </w:p>
+    <w:p>
+      <w:pPr>
+        <w:jc w:val="both"/>
+        <w:rPr>
+          <w:rFonts w:ascii="Times New Roman" w:hAnsi="Times New Roman" w:cs="Times New Roman"/>
+          <w:sz w:val="28"/>
+          <w:szCs w:val="28"/>
+          <w:lang w:val="en-US"/>
+        </w:rPr>
+      </w:pPr>
+      <w:r>
+        <w:rPr>
+          <w:rFonts w:ascii="Times New Roman" w:hAnsi="Times New Roman" w:cs="Times New Roman"/>
+          <w:sz w:val="28"/>
+          <w:szCs w:val="28"/>
+        </w:rPr>
+        <w:t xml:space="preserve">Результаты идентичны – дерево решений нечувствительно к масштабу. </w:t>
+      </w:r>
+      <w:r>
+        <w:rPr>
+          <w:rFonts w:ascii="Times New Roman" w:hAnsi="Times New Roman" w:cs="Times New Roman"/>
+          <w:sz w:val="28"/>
+          <w:szCs w:val="28"/>
+          <w:lang w:val="en-US"/>
+        </w:rPr>
+        <w:t>Accuracy = 0.5029, ROC</w:t>
+      </w:r>
+      <w:r>
+        <w:rPr>
+          <w:rFonts w:ascii="Times New Roman" w:hAnsi="Times New Roman" w:cs="Times New Roman"/>
+          <w:sz w:val="28"/>
+          <w:szCs w:val="28"/>
+          <w:lang w:val="en-US"/>
+        </w:rPr>
+        <w:noBreakHyphen/>
+        <w:t>AUC = 0.5136.</w:t>
+      </w:r>
+    </w:p>
+    <w:p>
+      <w:pPr>
+        <w:jc w:val="both"/>
+        <w:rPr>
+          <w:rFonts w:ascii="Times New Roman" w:hAnsi="Times New Roman" w:cs="Times New Roman"/>
+          <w:sz w:val="28"/>
+          <w:szCs w:val="28"/>
+          <w:lang w:val="en-US"/>
+        </w:rPr>
+      </w:pPr>
+    </w:p>
+    <w:p>
+      <w:pPr>
         <w:rPr>
           <w:rFonts w:ascii="Times New Roman" w:hAnsi="Times New Roman" w:cs="Times New Roman"/>
           <w:b/>
           <w:bCs/>
           <w:sz w:val="28"/>
           <w:szCs w:val="28"/>
-          <w:lang w:val="ru-RU"/>
-        </w:rPr>
-        <w:t>StandardScaler</w:t>
-      </w:r>
-      <w:proofErr w:type="spellEnd"/>
+          <w:lang w:val="en-US"/>
+        </w:rPr>
+      </w:pPr>
       <w:r>
         <w:rPr>
           <w:rFonts w:ascii="Times New Roman" w:hAnsi="Times New Roman" w:cs="Times New Roman"/>
@@ -7504,68 +6068,11 @@
           <w:bCs/>
           <w:sz w:val="28"/>
           <w:szCs w:val="28"/>
-          <w:lang w:val="ru-RU"/>
-        </w:rPr>
-        <w:t>)</w:t>
-      </w:r>
-    </w:p>
-    <w:p>
-      <w:pPr>
-        <w:jc w:val="both"/>
-        <w:rPr>
-          <w:rFonts w:ascii="Times New Roman" w:hAnsi="Times New Roman" w:cs="Times New Roman"/>
-          <w:sz w:val="28"/>
-          <w:szCs w:val="28"/>
-        </w:rPr>
-      </w:pPr>
-      <w:r>
-        <w:rPr>
-          <w:rFonts w:ascii="Times New Roman" w:hAnsi="Times New Roman" w:cs="Times New Roman"/>
-          <w:sz w:val="28"/>
-          <w:szCs w:val="28"/>
-        </w:rPr>
-        <w:t xml:space="preserve">Результаты идентичны – дерево решений нечувствительно к масштабу. </w:t>
-      </w:r>
-      <w:proofErr w:type="spellStart"/>
-      <w:r>
-        <w:rPr>
-          <w:rFonts w:ascii="Times New Roman" w:hAnsi="Times New Roman" w:cs="Times New Roman"/>
-          <w:sz w:val="28"/>
-          <w:szCs w:val="28"/>
-        </w:rPr>
-        <w:t>Accuracy</w:t>
-      </w:r>
-      <w:proofErr w:type="spellEnd"/>
-      <w:r>
-        <w:rPr>
-          <w:rFonts w:ascii="Times New Roman" w:hAnsi="Times New Roman" w:cs="Times New Roman"/>
-          <w:sz w:val="28"/>
-          <w:szCs w:val="28"/>
-        </w:rPr>
-        <w:t xml:space="preserve"> = 0.5029, ROC</w:t>
-      </w:r>
-      <w:r>
-        <w:rPr>
-          <w:rFonts w:ascii="Times New Roman" w:hAnsi="Times New Roman" w:cs="Times New Roman"/>
-          <w:sz w:val="28"/>
-          <w:szCs w:val="28"/>
-        </w:rPr>
-        <w:noBreakHyphen/>
-        <w:t>AUC = 0.5136.</w:t>
-      </w:r>
-    </w:p>
-    <w:p>
-      <w:pPr>
-        <w:jc w:val="both"/>
-        <w:rPr>
-          <w:rFonts w:ascii="Times New Roman" w:hAnsi="Times New Roman" w:cs="Times New Roman"/>
-          <w:sz w:val="28"/>
-          <w:szCs w:val="28"/>
-        </w:rPr>
-      </w:pPr>
-    </w:p>
-    <w:p>
-      <w:pPr>
+          <w:lang w:val="en-US"/>
+        </w:rPr>
+        <w:t>3</w:t>
+      </w:r>
+      <w:r>
         <w:rPr>
           <w:rFonts w:ascii="Times New Roman" w:hAnsi="Times New Roman" w:cs="Times New Roman"/>
           <w:b/>
@@ -7574,7 +6081,8 @@
           <w:szCs w:val="28"/>
           <w:lang w:val="en-US"/>
         </w:rPr>
-      </w:pPr>
+        <w:t xml:space="preserve">. </w:t>
+      </w:r>
       <w:r>
         <w:rPr>
           <w:rFonts w:ascii="Times New Roman" w:hAnsi="Times New Roman" w:cs="Times New Roman"/>
@@ -7582,9 +6090,9 @@
           <w:bCs/>
           <w:sz w:val="28"/>
           <w:szCs w:val="28"/>
-          <w:lang w:val="en-US"/>
-        </w:rPr>
-        <w:t>3</w:t>
+          <w:lang w:val="ru-RU"/>
+        </w:rPr>
+        <w:t>Кластеризация</w:t>
       </w:r>
       <w:r>
         <w:rPr>
@@ -7595,53 +6103,7 @@
           <w:szCs w:val="28"/>
           <w:lang w:val="en-US"/>
         </w:rPr>
-        <w:t xml:space="preserve">. </w:t>
-      </w:r>
-      <w:r>
-        <w:rPr>
-          <w:rFonts w:ascii="Times New Roman" w:hAnsi="Times New Roman" w:cs="Times New Roman"/>
-          <w:b/>
-          <w:bCs/>
-          <w:sz w:val="28"/>
-          <w:szCs w:val="28"/>
-          <w:lang w:val="ru-RU"/>
-        </w:rPr>
-        <w:t>Кластеризация</w:t>
-      </w:r>
-      <w:r>
-        <w:rPr>
-          <w:rFonts w:ascii="Times New Roman" w:hAnsi="Times New Roman" w:cs="Times New Roman"/>
-          <w:b/>
-          <w:bCs/>
-          <w:sz w:val="28"/>
-          <w:szCs w:val="28"/>
-          <w:lang w:val="en-US"/>
-        </w:rPr>
-        <w:t xml:space="preserve"> (</w:t>
-      </w:r>
-      <w:proofErr w:type="spellStart"/>
-      <w:r>
-        <w:rPr>
-          <w:rFonts w:ascii="Times New Roman" w:hAnsi="Times New Roman" w:cs="Times New Roman"/>
-          <w:b/>
-          <w:bCs/>
-          <w:sz w:val="28"/>
-          <w:szCs w:val="28"/>
-          <w:lang w:val="en-US"/>
-        </w:rPr>
-        <w:t>KMeans</w:t>
-      </w:r>
-      <w:proofErr w:type="spellEnd"/>
-      <w:r>
-        <w:rPr>
-          <w:rFonts w:ascii="Times New Roman" w:hAnsi="Times New Roman" w:cs="Times New Roman"/>
-          <w:b/>
-          <w:bCs/>
-          <w:sz w:val="28"/>
-          <w:szCs w:val="28"/>
-          <w:lang w:val="en-US"/>
-        </w:rPr>
-        <w:t>)</w:t>
+        <w:t xml:space="preserve"> (KMeans)</w:t>
       </w:r>
     </w:p>
     <w:p>
@@ -7746,45 +6208,14 @@
           <w:lang w:val="ru-RU"/>
         </w:rPr>
       </w:pPr>
-      <w:proofErr w:type="spellStart"/>
-      <w:r>
-        <w:rPr>
-          <w:rFonts w:ascii="Times New Roman" w:hAnsi="Times New Roman" w:cs="Times New Roman"/>
-          <w:sz w:val="28"/>
-          <w:szCs w:val="28"/>
-          <w:lang w:val="ru-RU"/>
-        </w:rPr>
-        <w:t>Silhouette</w:t>
-      </w:r>
-      <w:proofErr w:type="spellEnd"/>
-      <w:r>
-        <w:rPr>
-          <w:rFonts w:ascii="Times New Roman" w:hAnsi="Times New Roman" w:cs="Times New Roman"/>
-          <w:sz w:val="28"/>
-          <w:szCs w:val="28"/>
-          <w:lang w:val="ru-RU"/>
-        </w:rPr>
-        <w:t xml:space="preserve"> </w:t>
-      </w:r>
-      <w:proofErr w:type="spellStart"/>
-      <w:r>
-        <w:rPr>
-          <w:rFonts w:ascii="Times New Roman" w:hAnsi="Times New Roman" w:cs="Times New Roman"/>
-          <w:sz w:val="28"/>
-          <w:szCs w:val="28"/>
-          <w:lang w:val="ru-RU"/>
-        </w:rPr>
-        <w:t>Score</w:t>
-      </w:r>
-      <w:proofErr w:type="spellEnd"/>
-      <w:r>
-        <w:rPr>
-          <w:rFonts w:ascii="Times New Roman" w:hAnsi="Times New Roman" w:cs="Times New Roman"/>
-          <w:sz w:val="28"/>
-          <w:szCs w:val="28"/>
-          <w:lang w:val="ru-RU"/>
-        </w:rPr>
-        <w:t xml:space="preserve"> (тест): 0.</w:t>
+      <w:r>
+        <w:rPr>
+          <w:rFonts w:ascii="Times New Roman" w:hAnsi="Times New Roman" w:cs="Times New Roman"/>
+          <w:sz w:val="28"/>
+          <w:szCs w:val="28"/>
+          <w:lang w:val="ru-RU"/>
+        </w:rPr>
+        <w:t>Silhouette Score (тест): 0.</w:t>
       </w:r>
       <w:r>
         <w:rPr>
@@ -8004,25 +6435,7 @@
           <w:iCs/>
           <w:lang w:val="ru-RU"/>
         </w:rPr>
-        <w:t xml:space="preserve"> </w:t>
-      </w:r>
-      <w:r>
-        <w:rPr>
-          <w:rFonts w:ascii="Times New Roman" w:hAnsi="Times New Roman" w:cs="Times New Roman"/>
-          <w:i/>
-          <w:iCs/>
-          <w:lang w:val="ru-RU"/>
-        </w:rPr>
-        <w:t>-</w:t>
-      </w:r>
-      <w:r>
-        <w:rPr>
-          <w:rFonts w:ascii="Times New Roman" w:hAnsi="Times New Roman" w:cs="Times New Roman"/>
-          <w:i/>
-          <w:iCs/>
-          <w:lang w:val="ru-RU"/>
-        </w:rPr>
-        <w:t xml:space="preserve"> Матрица ошибок (тепловая карта)</w:t>
+        <w:t xml:space="preserve"> - Матрица ошибок (тепловая карта)</w:t>
       </w:r>
     </w:p>
     <w:p>
@@ -8113,51 +6526,7 @@
           <w:szCs w:val="28"/>
           <w:lang w:val="ru-RU"/>
         </w:rPr>
-        <w:t xml:space="preserve">Дерево решений показало очень низкое качество: </w:t>
-      </w:r>
-      <w:proofErr w:type="spellStart"/>
-      <w:r>
-        <w:rPr>
-          <w:rFonts w:ascii="Times New Roman" w:eastAsia="Times New Roman" w:hAnsi="Times New Roman" w:cs="Times New Roman"/>
-          <w:color w:val="0F1115"/>
-          <w:sz w:val="28"/>
-          <w:szCs w:val="28"/>
-          <w:lang w:val="ru-RU"/>
-        </w:rPr>
-        <w:t>accuracy</w:t>
-      </w:r>
-      <w:proofErr w:type="spellEnd"/>
-      <w:r>
-        <w:rPr>
-          <w:rFonts w:ascii="Times New Roman" w:eastAsia="Times New Roman" w:hAnsi="Times New Roman" w:cs="Times New Roman"/>
-          <w:color w:val="0F1115"/>
-          <w:sz w:val="28"/>
-          <w:szCs w:val="28"/>
-          <w:lang w:val="ru-RU"/>
-        </w:rPr>
-        <w:t xml:space="preserve"> ≈ 50% (фактически случайное угадывание). Класс 1 практически не распознаётся (</w:t>
-      </w:r>
-      <w:proofErr w:type="spellStart"/>
-      <w:r>
-        <w:rPr>
-          <w:rFonts w:ascii="Times New Roman" w:eastAsia="Times New Roman" w:hAnsi="Times New Roman" w:cs="Times New Roman"/>
-          <w:color w:val="0F1115"/>
-          <w:sz w:val="28"/>
-          <w:szCs w:val="28"/>
-          <w:lang w:val="ru-RU"/>
-        </w:rPr>
-        <w:t>recall</w:t>
-      </w:r>
-      <w:proofErr w:type="spellEnd"/>
-      <w:r>
-        <w:rPr>
-          <w:rFonts w:ascii="Times New Roman" w:eastAsia="Times New Roman" w:hAnsi="Times New Roman" w:cs="Times New Roman"/>
-          <w:color w:val="0F1115"/>
-          <w:sz w:val="28"/>
-          <w:szCs w:val="28"/>
-          <w:lang w:val="ru-RU"/>
-        </w:rPr>
-        <w:t xml:space="preserve"> = 0.15, f1 = 0.23). Причина – сильный дисбаланс классов (0:1339, 1:256) в обучающей выборке, а также, возможно, неинформативные признаки.</w:t>
+        <w:t>Дерево решений показало очень низкое качество: accuracy ≈ 50% (фактически случайное угадывание). Класс 1 практически не распознаётся (recall = 0.15, f1 = 0.23). Причина – сильный дисбаланс классов (0:1339, 1:256) в обучающей выборке, а также, возможно, неинформативные признаки.</w:t>
       </w:r>
     </w:p>
     <w:p>
@@ -8268,29 +6637,7 @@
           <w:lang w:val="ru-RU"/>
         </w:rPr>
         <w:lastRenderedPageBreak/>
-        <w:t>Позволила лучше понять алгоритм, но дала немного более низкие метрики (</w:t>
-      </w:r>
-      <w:proofErr w:type="spellStart"/>
-      <w:r>
-        <w:rPr>
-          <w:rFonts w:ascii="Times New Roman" w:eastAsia="Times New Roman" w:hAnsi="Times New Roman" w:cs="Times New Roman"/>
-          <w:color w:val="0F1115"/>
-          <w:sz w:val="28"/>
-          <w:szCs w:val="28"/>
-          <w:lang w:val="ru-RU"/>
-        </w:rPr>
-        <w:t>accuracy</w:t>
-      </w:r>
-      <w:proofErr w:type="spellEnd"/>
-      <w:r>
-        <w:rPr>
-          <w:rFonts w:ascii="Times New Roman" w:eastAsia="Times New Roman" w:hAnsi="Times New Roman" w:cs="Times New Roman"/>
-          <w:color w:val="0F1115"/>
-          <w:sz w:val="28"/>
-          <w:szCs w:val="28"/>
-          <w:lang w:val="ru-RU"/>
-        </w:rPr>
-        <w:t xml:space="preserve"> ≈ 48.2%), что объясняется отсутствием балансировки и упрощённым выбором порогов.</w:t>
+        <w:t>Позволила лучше понять алгоритм, но дала немного более низкие метрики (accuracy ≈ 48.2%), что объясняется отсутствием балансировки и упрощённым выбором порогов.</w:t>
       </w:r>
     </w:p>
     <w:p>
@@ -8338,49 +6685,15 @@
           <w:lang w:val="ru-RU"/>
         </w:rPr>
       </w:pPr>
-      <w:proofErr w:type="spellStart"/>
-      <w:r>
-        <w:rPr>
-          <w:rFonts w:ascii="Times New Roman" w:eastAsia="Times New Roman" w:hAnsi="Times New Roman" w:cs="Times New Roman"/>
-          <w:color w:val="0F1115"/>
-          <w:sz w:val="28"/>
-          <w:szCs w:val="28"/>
-          <w:lang w:val="ru-RU"/>
-        </w:rPr>
-        <w:t>Silhouette</w:t>
-      </w:r>
-      <w:proofErr w:type="spellEnd"/>
-      <w:r>
-        <w:rPr>
-          <w:rFonts w:ascii="Times New Roman" w:eastAsia="Times New Roman" w:hAnsi="Times New Roman" w:cs="Times New Roman"/>
-          <w:color w:val="0F1115"/>
-          <w:sz w:val="28"/>
-          <w:szCs w:val="28"/>
-          <w:lang w:val="ru-RU"/>
-        </w:rPr>
-        <w:t xml:space="preserve"> </w:t>
-      </w:r>
-      <w:proofErr w:type="spellStart"/>
-      <w:r>
-        <w:rPr>
-          <w:rFonts w:ascii="Times New Roman" w:eastAsia="Times New Roman" w:hAnsi="Times New Roman" w:cs="Times New Roman"/>
-          <w:color w:val="0F1115"/>
-          <w:sz w:val="28"/>
-          <w:szCs w:val="28"/>
-          <w:lang w:val="ru-RU"/>
-        </w:rPr>
-        <w:t>Score</w:t>
-      </w:r>
-      <w:proofErr w:type="spellEnd"/>
-      <w:r>
-        <w:rPr>
-          <w:rFonts w:ascii="Times New Roman" w:eastAsia="Times New Roman" w:hAnsi="Times New Roman" w:cs="Times New Roman"/>
-          <w:color w:val="0F1115"/>
-          <w:sz w:val="28"/>
-          <w:szCs w:val="28"/>
-          <w:lang w:val="ru-RU"/>
-        </w:rPr>
-        <w:t xml:space="preserve"> = 0.251 – слабая кластерная структура.</w:t>
+      <w:r>
+        <w:rPr>
+          <w:rFonts w:ascii="Times New Roman" w:eastAsia="Times New Roman" w:hAnsi="Times New Roman" w:cs="Times New Roman"/>
+          <w:color w:val="0F1115"/>
+          <w:sz w:val="28"/>
+          <w:szCs w:val="28"/>
+          <w:lang w:val="ru-RU"/>
+        </w:rPr>
+        <w:t>Silhouette Score = 0.251 – слабая кластерная структура.</w:t>
       </w:r>
     </w:p>
     <w:p>
@@ -8464,51 +6777,7 @@
           <w:szCs w:val="28"/>
           <w:lang w:val="ru-RU"/>
         </w:rPr>
-        <w:t xml:space="preserve">Для данного </w:t>
-      </w:r>
-      <w:proofErr w:type="spellStart"/>
-      <w:r>
-        <w:rPr>
-          <w:rFonts w:ascii="Times New Roman" w:eastAsia="Times New Roman" w:hAnsi="Times New Roman" w:cs="Times New Roman"/>
-          <w:color w:val="0F1115"/>
-          <w:sz w:val="28"/>
-          <w:szCs w:val="28"/>
-          <w:lang w:val="ru-RU"/>
-        </w:rPr>
-        <w:t>датасета</w:t>
-      </w:r>
-      <w:proofErr w:type="spellEnd"/>
-      <w:r>
-        <w:rPr>
-          <w:rFonts w:ascii="Times New Roman" w:eastAsia="Times New Roman" w:hAnsi="Times New Roman" w:cs="Times New Roman"/>
-          <w:color w:val="0F1115"/>
-          <w:sz w:val="28"/>
-          <w:szCs w:val="28"/>
-          <w:lang w:val="ru-RU"/>
-        </w:rPr>
-        <w:t xml:space="preserve"> простой </w:t>
-      </w:r>
-      <w:proofErr w:type="spellStart"/>
-      <w:r>
-        <w:rPr>
-          <w:rFonts w:ascii="Times New Roman" w:eastAsia="Times New Roman" w:hAnsi="Times New Roman" w:cs="Times New Roman"/>
-          <w:color w:val="0F1115"/>
-          <w:sz w:val="28"/>
-          <w:szCs w:val="28"/>
-          <w:lang w:val="ru-RU"/>
-        </w:rPr>
-        <w:t>DecisionTreeClassifier</w:t>
-      </w:r>
-      <w:proofErr w:type="spellEnd"/>
-      <w:r>
-        <w:rPr>
-          <w:rFonts w:ascii="Times New Roman" w:eastAsia="Times New Roman" w:hAnsi="Times New Roman" w:cs="Times New Roman"/>
-          <w:color w:val="0F1115"/>
-          <w:sz w:val="28"/>
-          <w:szCs w:val="28"/>
-          <w:lang w:val="ru-RU"/>
-        </w:rPr>
-        <w:t xml:space="preserve"> без дополнительной обработки (балансировки классов, подбора параметров) не пригоден для предсказания.</w:t>
+        <w:t>Для данного датасета простой DecisionTreeClassifier без дополнительной обработки (балансировки классов, подбора параметров) не пригоден для предсказания.</w:t>
       </w:r>
     </w:p>
     <w:p>
@@ -8564,29 +6833,7 @@
           <w:szCs w:val="28"/>
           <w:lang w:val="ru-RU"/>
         </w:rPr>
-        <w:t xml:space="preserve">Для улучшения классификации необходимо применить методы борьбы с дисбалансом (взвешивание классов, синтез примеров) или использовать более мощные модели (случайный лес, градиентный </w:t>
-      </w:r>
-      <w:proofErr w:type="spellStart"/>
-      <w:r>
-        <w:rPr>
-          <w:rFonts w:ascii="Times New Roman" w:eastAsia="Times New Roman" w:hAnsi="Times New Roman" w:cs="Times New Roman"/>
-          <w:color w:val="0F1115"/>
-          <w:sz w:val="28"/>
-          <w:szCs w:val="28"/>
-          <w:lang w:val="ru-RU"/>
-        </w:rPr>
-        <w:t>бустинг</w:t>
-      </w:r>
-      <w:proofErr w:type="spellEnd"/>
-      <w:r>
-        <w:rPr>
-          <w:rFonts w:ascii="Times New Roman" w:eastAsia="Times New Roman" w:hAnsi="Times New Roman" w:cs="Times New Roman"/>
-          <w:color w:val="0F1115"/>
-          <w:sz w:val="28"/>
-          <w:szCs w:val="28"/>
-          <w:lang w:val="ru-RU"/>
-        </w:rPr>
-        <w:t>).</w:t>
+        <w:t>Для улучшения классификации необходимо применить методы борьбы с дисбалансом (взвешивание классов, синтез примеров) или использовать более мощные модели (случайный лес, градиентный бустинг).</w:t>
       </w:r>
     </w:p>
     <w:p>
@@ -8639,7 +6886,6 @@
           <w:lang w:val="ru-RU"/>
         </w:rPr>
       </w:pPr>
-      <w:proofErr w:type="spellStart"/>
       <w:r>
         <w:rPr>
           <w:rFonts w:ascii="Times New Roman" w:hAnsi="Times New Roman" w:cs="Times New Roman"/>
@@ -8649,92 +6895,16 @@
           <w:szCs w:val="28"/>
           <w:lang w:val="ru-RU"/>
         </w:rPr>
-        <w:t>DecisionTreeClassifier</w:t>
-      </w:r>
-      <w:proofErr w:type="spellEnd"/>
-      <w:r>
-        <w:rPr>
-          <w:rFonts w:ascii="Times New Roman" w:hAnsi="Times New Roman" w:cs="Times New Roman"/>
-          <w:b/>
-          <w:bCs/>
-          <w:sz w:val="28"/>
-          <w:szCs w:val="28"/>
-          <w:lang w:val="ru-RU"/>
-        </w:rPr>
-        <w:t xml:space="preserve"> (</w:t>
-      </w:r>
-      <w:proofErr w:type="spellStart"/>
-      <w:r>
-        <w:rPr>
-          <w:rFonts w:ascii="Times New Roman" w:hAnsi="Times New Roman" w:cs="Times New Roman"/>
-          <w:b/>
-          <w:bCs/>
-          <w:sz w:val="28"/>
-          <w:szCs w:val="28"/>
-          <w:lang w:val="ru-RU"/>
-        </w:rPr>
-        <w:t>sklearn</w:t>
-      </w:r>
-      <w:proofErr w:type="spellEnd"/>
-      <w:r>
-        <w:rPr>
-          <w:rFonts w:ascii="Times New Roman" w:hAnsi="Times New Roman" w:cs="Times New Roman"/>
-          <w:b/>
-          <w:bCs/>
-          <w:sz w:val="28"/>
-          <w:szCs w:val="28"/>
-          <w:lang w:val="ru-RU"/>
-        </w:rPr>
-        <w:t>)</w:t>
-      </w:r>
-      <w:r>
-        <w:rPr>
-          <w:rFonts w:ascii="Times New Roman" w:hAnsi="Times New Roman" w:cs="Times New Roman"/>
-          <w:sz w:val="28"/>
-          <w:szCs w:val="28"/>
-          <w:lang w:val="ru-RU"/>
-        </w:rPr>
-        <w:t xml:space="preserve"> на сырых и масштабированных данных показал одинаково низкие результаты (</w:t>
-      </w:r>
-      <w:proofErr w:type="spellStart"/>
-      <w:r>
-        <w:rPr>
-          <w:rFonts w:ascii="Times New Roman" w:hAnsi="Times New Roman" w:cs="Times New Roman"/>
-          <w:sz w:val="28"/>
-          <w:szCs w:val="28"/>
-          <w:lang w:val="ru-RU"/>
-        </w:rPr>
-        <w:t>accuracy</w:t>
-      </w:r>
-      <w:proofErr w:type="spellEnd"/>
-      <w:r>
-        <w:rPr>
-          <w:rFonts w:ascii="Times New Roman" w:hAnsi="Times New Roman" w:cs="Times New Roman"/>
-          <w:sz w:val="28"/>
-          <w:szCs w:val="28"/>
-          <w:lang w:val="ru-RU"/>
-        </w:rPr>
-        <w:t xml:space="preserve"> ~50%, ROC-AUC ~0,51) из-за сильного дисбаланса классов и, возможно, </w:t>
-      </w:r>
-      <w:proofErr w:type="spellStart"/>
-      <w:r>
-        <w:rPr>
-          <w:rFonts w:ascii="Times New Roman" w:hAnsi="Times New Roman" w:cs="Times New Roman"/>
-          <w:sz w:val="28"/>
-          <w:szCs w:val="28"/>
-          <w:lang w:val="ru-RU"/>
-        </w:rPr>
-        <w:t>неинформативности</w:t>
-      </w:r>
-      <w:proofErr w:type="spellEnd"/>
-      <w:r>
-        <w:rPr>
-          <w:rFonts w:ascii="Times New Roman" w:hAnsi="Times New Roman" w:cs="Times New Roman"/>
-          <w:sz w:val="28"/>
-          <w:szCs w:val="28"/>
-          <w:lang w:val="ru-RU"/>
-        </w:rPr>
-        <w:t xml:space="preserve"> признаков.</w:t>
+        <w:t>DecisionTreeClassifier (sklearn)</w:t>
+      </w:r>
+      <w:r>
+        <w:rPr>
+          <w:rFonts w:ascii="Times New Roman" w:hAnsi="Times New Roman" w:cs="Times New Roman"/>
+          <w:sz w:val="28"/>
+          <w:szCs w:val="28"/>
+          <w:lang w:val="ru-RU"/>
+        </w:rPr>
+        <w:t xml:space="preserve"> на сырых и масштабированных данных показал одинаково низкие результаты (accuracy ~50%, ROC-AUC ~0,51) из-за сильного дисбаланса классов и, возможно, неинформативности признаков.</w:t>
       </w:r>
     </w:p>
     <w:p>
@@ -8769,27 +6939,7 @@
           <w:szCs w:val="28"/>
           <w:lang w:val="ru-RU"/>
         </w:rPr>
-        <w:t xml:space="preserve"> продемонстрировала понимание алгоритма, но уступила эталонной версии (</w:t>
-      </w:r>
-      <w:proofErr w:type="spellStart"/>
-      <w:r>
-        <w:rPr>
-          <w:rFonts w:ascii="Times New Roman" w:hAnsi="Times New Roman" w:cs="Times New Roman"/>
-          <w:sz w:val="28"/>
-          <w:szCs w:val="28"/>
-          <w:lang w:val="ru-RU"/>
-        </w:rPr>
-        <w:t>accuracy</w:t>
-      </w:r>
-      <w:proofErr w:type="spellEnd"/>
-      <w:r>
-        <w:rPr>
-          <w:rFonts w:ascii="Times New Roman" w:hAnsi="Times New Roman" w:cs="Times New Roman"/>
-          <w:sz w:val="28"/>
-          <w:szCs w:val="28"/>
-          <w:lang w:val="ru-RU"/>
-        </w:rPr>
-        <w:t xml:space="preserve"> 48,3% против 50,3%), что объясняется отсутствием балансировки классов и механизмов предотвращения переобучения.</w:t>
+        <w:t xml:space="preserve"> продемонстрировала понимание алгоритма, но уступила эталонной версии (accuracy 48,3% против 50,3%), что объясняется отсутствием балансировки классов и механизмов предотвращения переобучения.</w:t>
       </w:r>
     </w:p>
     <w:p>
@@ -8859,47 +7009,7 @@
           <w:szCs w:val="28"/>
           <w:lang w:val="ru-RU"/>
         </w:rPr>
-        <w:t xml:space="preserve"> показали, что исходное разделение </w:t>
-      </w:r>
-      <w:proofErr w:type="spellStart"/>
-      <w:r>
-        <w:rPr>
-          <w:rFonts w:ascii="Times New Roman" w:hAnsi="Times New Roman" w:cs="Times New Roman"/>
-          <w:sz w:val="28"/>
-          <w:szCs w:val="28"/>
-          <w:lang w:val="ru-RU"/>
-        </w:rPr>
-        <w:t>train</w:t>
-      </w:r>
-      <w:proofErr w:type="spellEnd"/>
-      <w:r>
-        <w:rPr>
-          <w:rFonts w:ascii="Times New Roman" w:hAnsi="Times New Roman" w:cs="Times New Roman"/>
-          <w:sz w:val="28"/>
-          <w:szCs w:val="28"/>
-          <w:lang w:val="ru-RU"/>
-        </w:rPr>
-        <w:t>/</w:t>
-      </w:r>
-      <w:proofErr w:type="spellStart"/>
-      <w:r>
-        <w:rPr>
-          <w:rFonts w:ascii="Times New Roman" w:hAnsi="Times New Roman" w:cs="Times New Roman"/>
-          <w:sz w:val="28"/>
-          <w:szCs w:val="28"/>
-          <w:lang w:val="ru-RU"/>
-        </w:rPr>
-        <w:t>test</w:t>
-      </w:r>
-      <w:proofErr w:type="spellEnd"/>
-      <w:r>
-        <w:rPr>
-          <w:rFonts w:ascii="Times New Roman" w:hAnsi="Times New Roman" w:cs="Times New Roman"/>
-          <w:sz w:val="28"/>
-          <w:szCs w:val="28"/>
-          <w:lang w:val="ru-RU"/>
-        </w:rPr>
-        <w:t xml:space="preserve"> может быть смещённым: при случайном разбиении точность возрастает до 64–67%, а кросс-валидация даёт 75,3%.</w:t>
+        <w:t xml:space="preserve"> показали, что исходное разделение train/test может быть смещённым: при случайном разбиении точность возрастает до 64–67%, а кросс-валидация даёт 75,3%.</w:t>
       </w:r>
     </w:p>
     <w:p>
@@ -8925,21 +7035,8 @@
           <w:szCs w:val="28"/>
           <w:lang w:val="ru-RU"/>
         </w:rPr>
-        <w:t xml:space="preserve">Кластеризация </w:t>
-      </w:r>
-      <w:proofErr w:type="spellStart"/>
-      <w:r>
-        <w:rPr>
-          <w:rFonts w:ascii="Times New Roman" w:hAnsi="Times New Roman" w:cs="Times New Roman"/>
-          <w:b/>
-          <w:bCs/>
-          <w:sz w:val="28"/>
-          <w:szCs w:val="28"/>
-          <w:lang w:val="ru-RU"/>
-        </w:rPr>
-        <w:t>KMeans</w:t>
-      </w:r>
-      <w:proofErr w:type="spellEnd"/>
+        <w:t>Кластеризация KMeans</w:t>
+      </w:r>
       <w:r>
         <w:rPr>
           <w:rFonts w:ascii="Times New Roman" w:hAnsi="Times New Roman" w:cs="Times New Roman"/>
@@ -9005,47 +7102,7 @@
           <w:szCs w:val="28"/>
           <w:lang w:val="ru-RU"/>
         </w:rPr>
-        <w:t>применить балансировку классов (</w:t>
-      </w:r>
-      <w:proofErr w:type="spellStart"/>
-      <w:r>
-        <w:rPr>
-          <w:rFonts w:ascii="Times New Roman" w:hAnsi="Times New Roman" w:cs="Times New Roman"/>
-          <w:sz w:val="28"/>
-          <w:szCs w:val="28"/>
-          <w:lang w:val="ru-RU"/>
-        </w:rPr>
-        <w:t>class_weight</w:t>
-      </w:r>
-      <w:proofErr w:type="spellEnd"/>
-      <w:r>
-        <w:rPr>
-          <w:rFonts w:ascii="Times New Roman" w:hAnsi="Times New Roman" w:cs="Times New Roman"/>
-          <w:sz w:val="28"/>
-          <w:szCs w:val="28"/>
-          <w:lang w:val="ru-RU"/>
-        </w:rPr>
-        <w:t>='</w:t>
-      </w:r>
-      <w:proofErr w:type="spellStart"/>
-      <w:r>
-        <w:rPr>
-          <w:rFonts w:ascii="Times New Roman" w:hAnsi="Times New Roman" w:cs="Times New Roman"/>
-          <w:sz w:val="28"/>
-          <w:szCs w:val="28"/>
-          <w:lang w:val="ru-RU"/>
-        </w:rPr>
-        <w:t>balanced</w:t>
-      </w:r>
-      <w:proofErr w:type="spellEnd"/>
-      <w:r>
-        <w:rPr>
-          <w:rFonts w:ascii="Times New Roman" w:hAnsi="Times New Roman" w:cs="Times New Roman"/>
-          <w:sz w:val="28"/>
-          <w:szCs w:val="28"/>
-          <w:lang w:val="ru-RU"/>
-        </w:rPr>
-        <w:t>');</w:t>
+        <w:t>применить балансировку классов (class_weight='balanced');</w:t>
       </w:r>
     </w:p>
     <w:p>
@@ -9069,67 +7126,7 @@
           <w:szCs w:val="28"/>
           <w:lang w:val="ru-RU"/>
         </w:rPr>
-        <w:t xml:space="preserve">подобрать </w:t>
-      </w:r>
-      <w:proofErr w:type="spellStart"/>
-      <w:r>
-        <w:rPr>
-          <w:rFonts w:ascii="Times New Roman" w:hAnsi="Times New Roman" w:cs="Times New Roman"/>
-          <w:sz w:val="28"/>
-          <w:szCs w:val="28"/>
-          <w:lang w:val="ru-RU"/>
-        </w:rPr>
-        <w:t>гиперпараметры</w:t>
-      </w:r>
-      <w:proofErr w:type="spellEnd"/>
-      <w:r>
-        <w:rPr>
-          <w:rFonts w:ascii="Times New Roman" w:hAnsi="Times New Roman" w:cs="Times New Roman"/>
-          <w:sz w:val="28"/>
-          <w:szCs w:val="28"/>
-          <w:lang w:val="ru-RU"/>
-        </w:rPr>
-        <w:t xml:space="preserve"> дерева (</w:t>
-      </w:r>
-      <w:proofErr w:type="spellStart"/>
-      <w:r>
-        <w:rPr>
-          <w:rFonts w:ascii="Times New Roman" w:hAnsi="Times New Roman" w:cs="Times New Roman"/>
-          <w:sz w:val="28"/>
-          <w:szCs w:val="28"/>
-          <w:lang w:val="ru-RU"/>
-        </w:rPr>
-        <w:t>max_depth</w:t>
-      </w:r>
-      <w:proofErr w:type="spellEnd"/>
-      <w:r>
-        <w:rPr>
-          <w:rFonts w:ascii="Times New Roman" w:hAnsi="Times New Roman" w:cs="Times New Roman"/>
-          <w:sz w:val="28"/>
-          <w:szCs w:val="28"/>
-          <w:lang w:val="ru-RU"/>
-        </w:rPr>
-        <w:t xml:space="preserve">, </w:t>
-      </w:r>
-      <w:proofErr w:type="spellStart"/>
-      <w:r>
-        <w:rPr>
-          <w:rFonts w:ascii="Times New Roman" w:hAnsi="Times New Roman" w:cs="Times New Roman"/>
-          <w:sz w:val="28"/>
-          <w:szCs w:val="28"/>
-          <w:lang w:val="ru-RU"/>
-        </w:rPr>
-        <w:t>min_samples_split</w:t>
-      </w:r>
-      <w:proofErr w:type="spellEnd"/>
-      <w:r>
-        <w:rPr>
-          <w:rFonts w:ascii="Times New Roman" w:hAnsi="Times New Roman" w:cs="Times New Roman"/>
-          <w:sz w:val="28"/>
-          <w:szCs w:val="28"/>
-          <w:lang w:val="ru-RU"/>
-        </w:rPr>
-        <w:t>);</w:t>
+        <w:t>подобрать гиперпараметры дерева (max_depth, min_samples_split);</w:t>
       </w:r>
     </w:p>
     <w:p>
@@ -9198,47 +7195,7 @@
           <w:szCs w:val="28"/>
           <w:lang w:val="en-US"/>
         </w:rPr>
-        <w:t xml:space="preserve"> (</w:t>
-      </w:r>
-      <w:proofErr w:type="spellStart"/>
-      <w:r>
-        <w:rPr>
-          <w:rFonts w:ascii="Times New Roman" w:hAnsi="Times New Roman" w:cs="Times New Roman"/>
-          <w:sz w:val="28"/>
-          <w:szCs w:val="28"/>
-          <w:lang w:val="en-US"/>
-        </w:rPr>
-        <w:t>RandomForest</w:t>
-      </w:r>
-      <w:proofErr w:type="spellEnd"/>
-      <w:r>
-        <w:rPr>
-          <w:rFonts w:ascii="Times New Roman" w:hAnsi="Times New Roman" w:cs="Times New Roman"/>
-          <w:sz w:val="28"/>
-          <w:szCs w:val="28"/>
-          <w:lang w:val="en-US"/>
-        </w:rPr>
-        <w:t xml:space="preserve">, </w:t>
-      </w:r>
-      <w:proofErr w:type="spellStart"/>
-      <w:r>
-        <w:rPr>
-          <w:rFonts w:ascii="Times New Roman" w:hAnsi="Times New Roman" w:cs="Times New Roman"/>
-          <w:sz w:val="28"/>
-          <w:szCs w:val="28"/>
-          <w:lang w:val="en-US"/>
-        </w:rPr>
-        <w:t>GradientBoosting</w:t>
-      </w:r>
-      <w:proofErr w:type="spellEnd"/>
-      <w:r>
-        <w:rPr>
-          <w:rFonts w:ascii="Times New Roman" w:hAnsi="Times New Roman" w:cs="Times New Roman"/>
-          <w:sz w:val="28"/>
-          <w:szCs w:val="28"/>
-          <w:lang w:val="en-US"/>
-        </w:rPr>
-        <w:t>).</w:t>
+        <w:t xml:space="preserve"> (RandomForest, GradientBoosting).</w:t>
       </w:r>
     </w:p>
     <w:p>
@@ -9297,7 +7254,7 @@
           <w:bCs/>
           <w:sz w:val="28"/>
           <w:szCs w:val="28"/>
-          <w:lang w:val="en-US"/>
+          <w:lang w:val="ru-RU"/>
         </w:rPr>
         <w:br w:type="page"/>
       </w:r>
@@ -9328,25 +7285,7 @@
           <w:sz w:val="24"/>
           <w:szCs w:val="24"/>
         </w:rPr>
-        <w:t xml:space="preserve">Полный исходный код программы доступен в репозитории </w:t>
-      </w:r>
-      <w:proofErr w:type="spellStart"/>
-      <w:r>
-        <w:rPr>
-          <w:rFonts w:ascii="Times New Roman" w:eastAsia="Times New Roman" w:hAnsi="Times New Roman" w:cs="Times New Roman"/>
-          <w:sz w:val="24"/>
-          <w:szCs w:val="24"/>
-        </w:rPr>
-        <w:t>GitHub</w:t>
-      </w:r>
-      <w:proofErr w:type="spellEnd"/>
-      <w:r>
-        <w:rPr>
-          <w:rFonts w:ascii="Times New Roman" w:eastAsia="Times New Roman" w:hAnsi="Times New Roman" w:cs="Times New Roman"/>
-          <w:sz w:val="24"/>
-          <w:szCs w:val="24"/>
-        </w:rPr>
-        <w:t>:</w:t>
+        <w:t>Полный исходный код программы доступен в репозитории GitHub:</w:t>
       </w:r>
     </w:p>
     <w:p>
@@ -14986,6 +12925,7 @@
   <w:style w:type="character" w:default="1" w:styleId="a0">
     <w:name w:val="Default Paragraph Font"/>
     <w:uiPriority w:val="1"/>
+    <w:semiHidden/>
     <w:unhideWhenUsed/>
   </w:style>
   <w:style w:type="table" w:default="1" w:styleId="a1">

--- a/Lab4/СИИ ИСТбд-31 Саранцев Семён ЛР 4.docx
+++ b/Lab4/СИИ ИСТбд-31 Саранцев Семён ЛР 4.docx
@@ -226,7 +226,43 @@
           <w:sz w:val="32"/>
           <w:szCs w:val="32"/>
         </w:rPr>
-        <w:t>Исследование инструментов классификации библиотеки Scikit-learn (DecisionTreeClassifier) и кластеризации</w:t>
+        <w:t xml:space="preserve">Исследование инструментов классификации библиотеки </w:t>
+      </w:r>
+      <w:proofErr w:type="spellStart"/>
+      <w:r>
+        <w:rPr>
+          <w:rFonts w:ascii="Times New Roman" w:eastAsia="Times New Roman" w:hAnsi="Times New Roman" w:cs="Times New Roman"/>
+          <w:sz w:val="32"/>
+          <w:szCs w:val="32"/>
+        </w:rPr>
+        <w:t>Scikit-learn</w:t>
+      </w:r>
+      <w:proofErr w:type="spellEnd"/>
+      <w:r>
+        <w:rPr>
+          <w:rFonts w:ascii="Times New Roman" w:eastAsia="Times New Roman" w:hAnsi="Times New Roman" w:cs="Times New Roman"/>
+          <w:sz w:val="32"/>
+          <w:szCs w:val="32"/>
+        </w:rPr>
+        <w:t xml:space="preserve"> (</w:t>
+      </w:r>
+      <w:proofErr w:type="spellStart"/>
+      <w:r>
+        <w:rPr>
+          <w:rFonts w:ascii="Times New Roman" w:eastAsia="Times New Roman" w:hAnsi="Times New Roman" w:cs="Times New Roman"/>
+          <w:sz w:val="32"/>
+          <w:szCs w:val="32"/>
+        </w:rPr>
+        <w:t>DecisionTreeClassifier</w:t>
+      </w:r>
+      <w:proofErr w:type="spellEnd"/>
+      <w:r>
+        <w:rPr>
+          <w:rFonts w:ascii="Times New Roman" w:eastAsia="Times New Roman" w:hAnsi="Times New Roman" w:cs="Times New Roman"/>
+          <w:sz w:val="32"/>
+          <w:szCs w:val="32"/>
+        </w:rPr>
+        <w:t>) и кластеризации</w:t>
       </w:r>
       <w:r>
         <w:rPr>
@@ -606,7 +642,16 @@
           <w:sz w:val="28"/>
           <w:szCs w:val="28"/>
         </w:rPr>
-        <w:t>Изучить инструменты классификации библиотеки Scikit</w:t>
+        <w:t xml:space="preserve">Изучить инструменты классификации библиотеки </w:t>
+      </w:r>
+      <w:proofErr w:type="spellStart"/>
+      <w:r>
+        <w:rPr>
+          <w:rFonts w:ascii="Times New Roman" w:hAnsi="Times New Roman" w:cs="Times New Roman"/>
+          <w:sz w:val="28"/>
+          <w:szCs w:val="28"/>
+        </w:rPr>
+        <w:t>Scikit</w:t>
       </w:r>
       <w:r>
         <w:rPr>
@@ -615,8 +660,18 @@
           <w:szCs w:val="28"/>
         </w:rPr>
         <w:noBreakHyphen/>
-        <w:t>learn на примере </w:t>
-      </w:r>
+        <w:t>learn</w:t>
+      </w:r>
+      <w:proofErr w:type="spellEnd"/>
+      <w:r>
+        <w:rPr>
+          <w:rFonts w:ascii="Times New Roman" w:hAnsi="Times New Roman" w:cs="Times New Roman"/>
+          <w:sz w:val="28"/>
+          <w:szCs w:val="28"/>
+        </w:rPr>
+        <w:t xml:space="preserve"> на примере </w:t>
+      </w:r>
+      <w:proofErr w:type="spellStart"/>
       <w:r>
         <w:rPr>
           <w:rFonts w:ascii="Times New Roman" w:hAnsi="Times New Roman" w:cs="Times New Roman"/>
@@ -627,6 +682,7 @@
         </w:rPr>
         <w:t>DecisionTreeClassifier</w:t>
       </w:r>
+      <w:proofErr w:type="spellEnd"/>
       <w:r>
         <w:rPr>
           <w:rFonts w:ascii="Times New Roman" w:hAnsi="Times New Roman" w:cs="Times New Roman"/>
@@ -635,6 +691,7 @@
         </w:rPr>
         <w:t> и решить задачу кластеризации на том же наборе данных с помощью </w:t>
       </w:r>
+      <w:proofErr w:type="spellStart"/>
       <w:r>
         <w:rPr>
           <w:rFonts w:ascii="Times New Roman" w:hAnsi="Times New Roman" w:cs="Times New Roman"/>
@@ -645,6 +702,7 @@
         </w:rPr>
         <w:t>KMeans</w:t>
       </w:r>
+      <w:proofErr w:type="spellEnd"/>
       <w:r>
         <w:rPr>
           <w:rFonts w:ascii="Times New Roman" w:hAnsi="Times New Roman" w:cs="Times New Roman"/>
@@ -719,7 +777,25 @@
           <w:sz w:val="28"/>
           <w:szCs w:val="28"/>
         </w:rPr>
-        <w:t>Дан набор данных о заболевании, содержащий 7 числовых признаков (X1..X7) и бинарную целевую переменную Y (0 – здоров, 1 – болен). Имеются три файла:</w:t>
+        <w:t>Дан набор данных о заболевании, содержащий 7 числовых признаков (X</w:t>
+      </w:r>
+      <w:proofErr w:type="gramStart"/>
+      <w:r>
+        <w:rPr>
+          <w:color w:val="0F1115"/>
+          <w:sz w:val="28"/>
+          <w:szCs w:val="28"/>
+        </w:rPr>
+        <w:t>1..</w:t>
+      </w:r>
+      <w:proofErr w:type="gramEnd"/>
+      <w:r>
+        <w:rPr>
+          <w:color w:val="0F1115"/>
+          <w:sz w:val="28"/>
+          <w:szCs w:val="28"/>
+        </w:rPr>
+        <w:t>X7) и бинарную целевую переменную Y (0 – здоров, 1 – болен). Имеются три файла:</w:t>
       </w:r>
     </w:p>
     <w:p>
@@ -860,6 +936,7 @@
         </w:rPr>
         <w:t>Обучить классификатор </w:t>
       </w:r>
+      <w:proofErr w:type="spellStart"/>
       <w:r>
         <w:rPr>
           <w:b/>
@@ -870,6 +947,7 @@
         </w:rPr>
         <w:t>DecisionTreeClassifier</w:t>
       </w:r>
+      <w:proofErr w:type="spellEnd"/>
       <w:r>
         <w:rPr>
           <w:color w:val="0F1115"/>
@@ -924,7 +1002,25 @@
           <w:sz w:val="28"/>
           <w:szCs w:val="28"/>
         </w:rPr>
-        <w:t>Сравнить метрики (accuracy, ROC</w:t>
+        <w:t>Сравнить метрики (</w:t>
+      </w:r>
+      <w:proofErr w:type="spellStart"/>
+      <w:r>
+        <w:rPr>
+          <w:color w:val="0F1115"/>
+          <w:sz w:val="28"/>
+          <w:szCs w:val="28"/>
+        </w:rPr>
+        <w:t>accuracy</w:t>
+      </w:r>
+      <w:proofErr w:type="spellEnd"/>
+      <w:r>
+        <w:rPr>
+          <w:color w:val="0F1115"/>
+          <w:sz w:val="28"/>
+          <w:szCs w:val="28"/>
+        </w:rPr>
+        <w:t>, ROC</w:t>
       </w:r>
       <w:r>
         <w:rPr>
@@ -933,7 +1029,79 @@
           <w:szCs w:val="28"/>
         </w:rPr>
         <w:noBreakHyphen/>
-        <w:t>AUC, confusion matrix, precision/recall/f1) для сырых и масштабированных данных.</w:t>
+        <w:t xml:space="preserve">AUC, </w:t>
+      </w:r>
+      <w:proofErr w:type="spellStart"/>
+      <w:r>
+        <w:rPr>
+          <w:color w:val="0F1115"/>
+          <w:sz w:val="28"/>
+          <w:szCs w:val="28"/>
+        </w:rPr>
+        <w:t>confusion</w:t>
+      </w:r>
+      <w:proofErr w:type="spellEnd"/>
+      <w:r>
+        <w:rPr>
+          <w:color w:val="0F1115"/>
+          <w:sz w:val="28"/>
+          <w:szCs w:val="28"/>
+        </w:rPr>
+        <w:t xml:space="preserve"> </w:t>
+      </w:r>
+      <w:proofErr w:type="spellStart"/>
+      <w:r>
+        <w:rPr>
+          <w:color w:val="0F1115"/>
+          <w:sz w:val="28"/>
+          <w:szCs w:val="28"/>
+        </w:rPr>
+        <w:t>matrix</w:t>
+      </w:r>
+      <w:proofErr w:type="spellEnd"/>
+      <w:r>
+        <w:rPr>
+          <w:color w:val="0F1115"/>
+          <w:sz w:val="28"/>
+          <w:szCs w:val="28"/>
+        </w:rPr>
+        <w:t xml:space="preserve">, </w:t>
+      </w:r>
+      <w:proofErr w:type="spellStart"/>
+      <w:r>
+        <w:rPr>
+          <w:color w:val="0F1115"/>
+          <w:sz w:val="28"/>
+          <w:szCs w:val="28"/>
+        </w:rPr>
+        <w:t>precision</w:t>
+      </w:r>
+      <w:proofErr w:type="spellEnd"/>
+      <w:r>
+        <w:rPr>
+          <w:color w:val="0F1115"/>
+          <w:sz w:val="28"/>
+          <w:szCs w:val="28"/>
+        </w:rPr>
+        <w:t>/</w:t>
+      </w:r>
+      <w:proofErr w:type="spellStart"/>
+      <w:r>
+        <w:rPr>
+          <w:color w:val="0F1115"/>
+          <w:sz w:val="28"/>
+          <w:szCs w:val="28"/>
+        </w:rPr>
+        <w:t>recall</w:t>
+      </w:r>
+      <w:proofErr w:type="spellEnd"/>
+      <w:r>
+        <w:rPr>
+          <w:color w:val="0F1115"/>
+          <w:sz w:val="28"/>
+          <w:szCs w:val="28"/>
+        </w:rPr>
+        <w:t>/f1) для сырых и масштабированных данных.</w:t>
       </w:r>
     </w:p>
     <w:p>
@@ -957,7 +1125,25 @@
           <w:sz w:val="28"/>
           <w:szCs w:val="28"/>
         </w:rPr>
-        <w:t>На том же датасете решить задачу </w:t>
+        <w:t xml:space="preserve">На том же </w:t>
+      </w:r>
+      <w:proofErr w:type="spellStart"/>
+      <w:r>
+        <w:rPr>
+          <w:color w:val="0F1115"/>
+          <w:sz w:val="28"/>
+          <w:szCs w:val="28"/>
+        </w:rPr>
+        <w:t>датасете</w:t>
+      </w:r>
+      <w:proofErr w:type="spellEnd"/>
+      <w:r>
+        <w:rPr>
+          <w:color w:val="0F1115"/>
+          <w:sz w:val="28"/>
+          <w:szCs w:val="28"/>
+        </w:rPr>
+        <w:t xml:space="preserve"> решить задачу </w:t>
       </w:r>
       <w:r>
         <w:rPr>
@@ -975,7 +1161,115 @@
           <w:sz w:val="28"/>
           <w:szCs w:val="28"/>
         </w:rPr>
-        <w:t> методом KMeans, оценить качество кластеризации (Adjusted Rand Index, Adjusted Mutual Info, Silhouette Score).</w:t>
+        <w:t xml:space="preserve"> методом </w:t>
+      </w:r>
+      <w:proofErr w:type="spellStart"/>
+      <w:r>
+        <w:rPr>
+          <w:color w:val="0F1115"/>
+          <w:sz w:val="28"/>
+          <w:szCs w:val="28"/>
+        </w:rPr>
+        <w:t>KMeans</w:t>
+      </w:r>
+      <w:proofErr w:type="spellEnd"/>
+      <w:r>
+        <w:rPr>
+          <w:color w:val="0F1115"/>
+          <w:sz w:val="28"/>
+          <w:szCs w:val="28"/>
+        </w:rPr>
+        <w:t>, оценить качество кластеризации (</w:t>
+      </w:r>
+      <w:proofErr w:type="spellStart"/>
+      <w:r>
+        <w:rPr>
+          <w:color w:val="0F1115"/>
+          <w:sz w:val="28"/>
+          <w:szCs w:val="28"/>
+        </w:rPr>
+        <w:t>Adjusted</w:t>
+      </w:r>
+      <w:proofErr w:type="spellEnd"/>
+      <w:r>
+        <w:rPr>
+          <w:color w:val="0F1115"/>
+          <w:sz w:val="28"/>
+          <w:szCs w:val="28"/>
+        </w:rPr>
+        <w:t xml:space="preserve"> Rand Index, </w:t>
+      </w:r>
+      <w:proofErr w:type="spellStart"/>
+      <w:r>
+        <w:rPr>
+          <w:color w:val="0F1115"/>
+          <w:sz w:val="28"/>
+          <w:szCs w:val="28"/>
+        </w:rPr>
+        <w:t>Adjusted</w:t>
+      </w:r>
+      <w:proofErr w:type="spellEnd"/>
+      <w:r>
+        <w:rPr>
+          <w:color w:val="0F1115"/>
+          <w:sz w:val="28"/>
+          <w:szCs w:val="28"/>
+        </w:rPr>
+        <w:t xml:space="preserve"> </w:t>
+      </w:r>
+      <w:proofErr w:type="spellStart"/>
+      <w:r>
+        <w:rPr>
+          <w:color w:val="0F1115"/>
+          <w:sz w:val="28"/>
+          <w:szCs w:val="28"/>
+        </w:rPr>
+        <w:t>Mutual</w:t>
+      </w:r>
+      <w:proofErr w:type="spellEnd"/>
+      <w:r>
+        <w:rPr>
+          <w:color w:val="0F1115"/>
+          <w:sz w:val="28"/>
+          <w:szCs w:val="28"/>
+        </w:rPr>
+        <w:t xml:space="preserve"> Info, </w:t>
+      </w:r>
+      <w:proofErr w:type="spellStart"/>
+      <w:r>
+        <w:rPr>
+          <w:color w:val="0F1115"/>
+          <w:sz w:val="28"/>
+          <w:szCs w:val="28"/>
+        </w:rPr>
+        <w:t>Silhouette</w:t>
+      </w:r>
+      <w:proofErr w:type="spellEnd"/>
+      <w:r>
+        <w:rPr>
+          <w:color w:val="0F1115"/>
+          <w:sz w:val="28"/>
+          <w:szCs w:val="28"/>
+        </w:rPr>
+        <w:t xml:space="preserve"> </w:t>
+      </w:r>
+      <w:proofErr w:type="spellStart"/>
+      <w:r>
+        <w:rPr>
+          <w:color w:val="0F1115"/>
+          <w:sz w:val="28"/>
+          <w:szCs w:val="28"/>
+        </w:rPr>
+        <w:t>Score</w:t>
+      </w:r>
+      <w:proofErr w:type="spellEnd"/>
+      <w:r>
+        <w:rPr>
+          <w:color w:val="0F1115"/>
+          <w:sz w:val="28"/>
+          <w:szCs w:val="28"/>
+        </w:rPr>
+        <w:t>).</w:t>
       </w:r>
     </w:p>
     <w:p>
@@ -1080,7 +1374,27 @@
           <w:color w:val="0F1115"/>
         </w:rPr>
         <w:lastRenderedPageBreak/>
-        <w:t>1. DecisionTreeClassifier (дерево решений)</w:t>
+        <w:t xml:space="preserve">1. </w:t>
+      </w:r>
+      <w:proofErr w:type="spellStart"/>
+      <w:r>
+        <w:rPr>
+          <w:rFonts w:ascii="Times New Roman" w:hAnsi="Times New Roman" w:cs="Times New Roman"/>
+          <w:b/>
+          <w:bCs/>
+          <w:color w:val="0F1115"/>
+        </w:rPr>
+        <w:t>DecisionTreeClassifier</w:t>
+      </w:r>
+      <w:proofErr w:type="spellEnd"/>
+      <w:r>
+        <w:rPr>
+          <w:rFonts w:ascii="Times New Roman" w:hAnsi="Times New Roman" w:cs="Times New Roman"/>
+          <w:b/>
+          <w:bCs/>
+          <w:color w:val="0F1115"/>
+        </w:rPr>
+        <w:t xml:space="preserve"> (дерево решений)</w:t>
       </w:r>
     </w:p>
     <w:p>
@@ -1268,6 +1582,7 @@
         </w:rPr>
         <w:t>: </w:t>
       </w:r>
+      <w:proofErr w:type="spellStart"/>
       <w:r>
         <w:rPr>
           <w:rStyle w:val="HTML1"/>
@@ -1279,6 +1594,7 @@
         </w:rPr>
         <w:t>max_depth</w:t>
       </w:r>
+      <w:proofErr w:type="spellEnd"/>
       <w:r>
         <w:rPr>
           <w:color w:val="0F1115"/>
@@ -1288,6 +1604,7 @@
         </w:rPr>
         <w:t>, </w:t>
       </w:r>
+      <w:proofErr w:type="spellStart"/>
       <w:r>
         <w:rPr>
           <w:rStyle w:val="HTML1"/>
@@ -1299,6 +1616,7 @@
         </w:rPr>
         <w:t>min_samples_split</w:t>
       </w:r>
+      <w:proofErr w:type="spellEnd"/>
       <w:r>
         <w:rPr>
           <w:color w:val="0F1115"/>
@@ -1326,7 +1644,27 @@
           <w:szCs w:val="28"/>
           <w:lang w:val="en-US"/>
         </w:rPr>
-        <w:t xml:space="preserve"> (gini/entropy). </w:t>
+        <w:t> (</w:t>
+      </w:r>
+      <w:proofErr w:type="spellStart"/>
+      <w:r>
+        <w:rPr>
+          <w:color w:val="0F1115"/>
+          <w:sz w:val="28"/>
+          <w:szCs w:val="28"/>
+          <w:lang w:val="en-US"/>
+        </w:rPr>
+        <w:t>gini</w:t>
+      </w:r>
+      <w:proofErr w:type="spellEnd"/>
+      <w:r>
+        <w:rPr>
+          <w:color w:val="0F1115"/>
+          <w:sz w:val="28"/>
+          <w:szCs w:val="28"/>
+          <w:lang w:val="en-US"/>
+        </w:rPr>
+        <w:t xml:space="preserve">/entropy). </w:t>
       </w:r>
       <w:r>
         <w:rPr>
@@ -1336,6 +1674,7 @@
         </w:rPr>
         <w:t>В работе использованы параметры по умолчанию (</w:t>
       </w:r>
+      <w:proofErr w:type="spellStart"/>
       <w:r>
         <w:rPr>
           <w:rStyle w:val="HTML1"/>
@@ -1344,7 +1683,18 @@
           <w:sz w:val="28"/>
           <w:szCs w:val="28"/>
         </w:rPr>
-        <w:t>random_state=42</w:t>
+        <w:t>random_state</w:t>
+      </w:r>
+      <w:proofErr w:type="spellEnd"/>
+      <w:r>
+        <w:rPr>
+          <w:rStyle w:val="HTML1"/>
+          <w:rFonts w:ascii="Times New Roman" w:hAnsi="Times New Roman" w:cs="Times New Roman"/>
+          <w:color w:val="0F1115"/>
+          <w:sz w:val="28"/>
+          <w:szCs w:val="28"/>
+        </w:rPr>
+        <w:t>=42</w:t>
       </w:r>
       <w:r>
         <w:rPr>
@@ -1375,7 +1725,27 @@
           <w:bCs/>
           <w:color w:val="0F1115"/>
         </w:rPr>
-        <w:t>2. KMeans (кластеризация)</w:t>
+        <w:t xml:space="preserve">2. </w:t>
+      </w:r>
+      <w:proofErr w:type="spellStart"/>
+      <w:r>
+        <w:rPr>
+          <w:rFonts w:ascii="Times New Roman" w:hAnsi="Times New Roman" w:cs="Times New Roman"/>
+          <w:b/>
+          <w:bCs/>
+          <w:color w:val="0F1115"/>
+        </w:rPr>
+        <w:t>KMeans</w:t>
+      </w:r>
+      <w:proofErr w:type="spellEnd"/>
+      <w:r>
+        <w:rPr>
+          <w:rFonts w:ascii="Times New Roman" w:hAnsi="Times New Roman" w:cs="Times New Roman"/>
+          <w:b/>
+          <w:bCs/>
+          <w:color w:val="0F1115"/>
+        </w:rPr>
+        <w:t xml:space="preserve"> (кластеризация)</w:t>
       </w:r>
     </w:p>
     <w:p>
@@ -1415,6 +1785,7 @@
           <w:szCs w:val="28"/>
         </w:rPr>
       </w:pPr>
+      <w:proofErr w:type="spellStart"/>
       <w:r>
         <w:rPr>
           <w:rStyle w:val="a8"/>
@@ -1422,8 +1793,29 @@
           <w:sz w:val="28"/>
           <w:szCs w:val="28"/>
         </w:rPr>
-        <w:t>Silhouette Score</w:t>
-      </w:r>
+        <w:t>Silhouette</w:t>
+      </w:r>
+      <w:proofErr w:type="spellEnd"/>
+      <w:r>
+        <w:rPr>
+          <w:rStyle w:val="a8"/>
+          <w:color w:val="0F1115"/>
+          <w:sz w:val="28"/>
+          <w:szCs w:val="28"/>
+        </w:rPr>
+        <w:t xml:space="preserve"> </w:t>
+      </w:r>
+      <w:proofErr w:type="spellStart"/>
+      <w:r>
+        <w:rPr>
+          <w:rStyle w:val="a8"/>
+          <w:color w:val="0F1115"/>
+          <w:sz w:val="28"/>
+          <w:szCs w:val="28"/>
+        </w:rPr>
+        <w:t>Score</w:t>
+      </w:r>
+      <w:proofErr w:type="spellEnd"/>
       <w:r>
         <w:rPr>
           <w:color w:val="0F1115"/>
@@ -1449,6 +1841,7 @@
           <w:szCs w:val="28"/>
         </w:rPr>
       </w:pPr>
+      <w:proofErr w:type="spellStart"/>
       <w:r>
         <w:rPr>
           <w:rStyle w:val="a8"/>
@@ -1456,7 +1849,17 @@
           <w:sz w:val="28"/>
           <w:szCs w:val="28"/>
         </w:rPr>
-        <w:t>Adjusted Rand Index (ARI)</w:t>
+        <w:t>Adjusted</w:t>
+      </w:r>
+      <w:proofErr w:type="spellEnd"/>
+      <w:r>
+        <w:rPr>
+          <w:rStyle w:val="a8"/>
+          <w:color w:val="0F1115"/>
+          <w:sz w:val="28"/>
+          <w:szCs w:val="28"/>
+        </w:rPr>
+        <w:t xml:space="preserve"> Rand Index (ARI)</w:t>
       </w:r>
       <w:r>
         <w:rPr>
@@ -1483,6 +1886,7 @@
           <w:szCs w:val="28"/>
         </w:rPr>
       </w:pPr>
+      <w:proofErr w:type="spellStart"/>
       <w:r>
         <w:rPr>
           <w:rStyle w:val="a8"/>
@@ -1490,7 +1894,37 @@
           <w:sz w:val="28"/>
           <w:szCs w:val="28"/>
         </w:rPr>
-        <w:t>Adjusted Mutual Info (AMI)</w:t>
+        <w:t>Adjusted</w:t>
+      </w:r>
+      <w:proofErr w:type="spellEnd"/>
+      <w:r>
+        <w:rPr>
+          <w:rStyle w:val="a8"/>
+          <w:color w:val="0F1115"/>
+          <w:sz w:val="28"/>
+          <w:szCs w:val="28"/>
+        </w:rPr>
+        <w:t xml:space="preserve"> </w:t>
+      </w:r>
+      <w:proofErr w:type="spellStart"/>
+      <w:r>
+        <w:rPr>
+          <w:rStyle w:val="a8"/>
+          <w:color w:val="0F1115"/>
+          <w:sz w:val="28"/>
+          <w:szCs w:val="28"/>
+        </w:rPr>
+        <w:t>Mutual</w:t>
+      </w:r>
+      <w:proofErr w:type="spellEnd"/>
+      <w:r>
+        <w:rPr>
+          <w:rStyle w:val="a8"/>
+          <w:color w:val="0F1115"/>
+          <w:sz w:val="28"/>
+          <w:szCs w:val="28"/>
+        </w:rPr>
+        <w:t xml:space="preserve"> Info (AMI)</w:t>
       </w:r>
       <w:r>
         <w:rPr>
@@ -1521,7 +1955,27 @@
           <w:bCs/>
           <w:color w:val="0F1115"/>
         </w:rPr>
-        <w:t>3. Предобработка (StandardScaler)</w:t>
+        <w:t>3. Предобработка (</w:t>
+      </w:r>
+      <w:proofErr w:type="spellStart"/>
+      <w:r>
+        <w:rPr>
+          <w:rFonts w:ascii="Times New Roman" w:hAnsi="Times New Roman" w:cs="Times New Roman"/>
+          <w:b/>
+          <w:bCs/>
+          <w:color w:val="0F1115"/>
+        </w:rPr>
+        <w:t>StandardScaler</w:t>
+      </w:r>
+      <w:proofErr w:type="spellEnd"/>
+      <w:r>
+        <w:rPr>
+          <w:rFonts w:ascii="Times New Roman" w:hAnsi="Times New Roman" w:cs="Times New Roman"/>
+          <w:b/>
+          <w:bCs/>
+          <w:color w:val="0F1115"/>
+        </w:rPr>
+        <w:t>)</w:t>
       </w:r>
     </w:p>
     <w:p>
@@ -1552,8 +2006,42 @@
           <w:sz w:val="28"/>
           <w:szCs w:val="28"/>
         </w:rPr>
-        <w:t>z = (x – mean) / std</w:t>
-      </w:r>
+        <w:t xml:space="preserve">z = (x – </w:t>
+      </w:r>
+      <w:proofErr w:type="spellStart"/>
+      <w:r>
+        <w:rPr>
+          <w:rStyle w:val="HTML1"/>
+          <w:rFonts w:ascii="Times New Roman" w:hAnsi="Times New Roman" w:cs="Times New Roman"/>
+          <w:color w:val="0F1115"/>
+          <w:sz w:val="28"/>
+          <w:szCs w:val="28"/>
+        </w:rPr>
+        <w:t>mean</w:t>
+      </w:r>
+      <w:proofErr w:type="spellEnd"/>
+      <w:r>
+        <w:rPr>
+          <w:rStyle w:val="HTML1"/>
+          <w:rFonts w:ascii="Times New Roman" w:hAnsi="Times New Roman" w:cs="Times New Roman"/>
+          <w:color w:val="0F1115"/>
+          <w:sz w:val="28"/>
+          <w:szCs w:val="28"/>
+        </w:rPr>
+        <w:t xml:space="preserve">) / </w:t>
+      </w:r>
+      <w:proofErr w:type="spellStart"/>
+      <w:r>
+        <w:rPr>
+          <w:rStyle w:val="HTML1"/>
+          <w:rFonts w:ascii="Times New Roman" w:hAnsi="Times New Roman" w:cs="Times New Roman"/>
+          <w:color w:val="0F1115"/>
+          <w:sz w:val="28"/>
+          <w:szCs w:val="28"/>
+        </w:rPr>
+        <w:t>std</w:t>
+      </w:r>
+      <w:proofErr w:type="spellEnd"/>
       <w:r>
         <w:rPr>
           <w:color w:val="0F1115"/>
@@ -1592,7 +2080,29 @@
           <w:sz w:val="28"/>
           <w:szCs w:val="28"/>
         </w:rPr>
-        <w:t>Ручная реализация дерева решений (CustomDecisionTreeClassifier)</w:t>
+        <w:t>Ручная реализация дерева решений (</w:t>
+      </w:r>
+      <w:proofErr w:type="spellStart"/>
+      <w:r>
+        <w:rPr>
+          <w:b/>
+          <w:bCs/>
+          <w:color w:val="0F1115"/>
+          <w:sz w:val="28"/>
+          <w:szCs w:val="28"/>
+        </w:rPr>
+        <w:t>CustomDecisionTreeClassifier</w:t>
+      </w:r>
+      <w:proofErr w:type="spellEnd"/>
+      <w:r>
+        <w:rPr>
+          <w:b/>
+          <w:bCs/>
+          <w:color w:val="0F1115"/>
+          <w:sz w:val="28"/>
+          <w:szCs w:val="28"/>
+        </w:rPr>
+        <w:t>)</w:t>
       </w:r>
     </w:p>
     <w:p>
@@ -1645,7 +2155,25 @@
           <w:sz w:val="28"/>
           <w:szCs w:val="28"/>
         </w:rPr>
-        <w:t> (fit): рекурсивно строит бинарное дерево, на каждом узле выбирая признак и порог, которые максимизируют </w:t>
+        <w:t> (</w:t>
+      </w:r>
+      <w:proofErr w:type="spellStart"/>
+      <w:r>
+        <w:rPr>
+          <w:color w:val="0F1115"/>
+          <w:sz w:val="28"/>
+          <w:szCs w:val="28"/>
+        </w:rPr>
+        <w:t>fit</w:t>
+      </w:r>
+      <w:proofErr w:type="spellEnd"/>
+      <w:r>
+        <w:rPr>
+          <w:color w:val="0F1115"/>
+          <w:sz w:val="28"/>
+          <w:szCs w:val="28"/>
+        </w:rPr>
+        <w:t>): рекурсивно строит бинарное дерево, на каждом узле выбирая признак и порог, которые максимизируют </w:t>
       </w:r>
       <w:r>
         <w:rPr>
@@ -1663,7 +2191,43 @@
           <w:sz w:val="28"/>
           <w:szCs w:val="28"/>
         </w:rPr>
-        <w:t xml:space="preserve"> (уменьшение взвешенной примеси Джини). Остановка рекурсии происходит при достижении max_depth=10, или когда число объектов в узле становится меньше min_samples_split=2, или </w:t>
+        <w:t> (уменьшение взвешенной примеси Джини). Остановка рекурсии происходит при достижении </w:t>
+      </w:r>
+      <w:proofErr w:type="spellStart"/>
+      <w:r>
+        <w:rPr>
+          <w:color w:val="0F1115"/>
+          <w:sz w:val="28"/>
+          <w:szCs w:val="28"/>
+        </w:rPr>
+        <w:t>max_depth</w:t>
+      </w:r>
+      <w:proofErr w:type="spellEnd"/>
+      <w:r>
+        <w:rPr>
+          <w:color w:val="0F1115"/>
+          <w:sz w:val="28"/>
+          <w:szCs w:val="28"/>
+        </w:rPr>
+        <w:t>=10, или когда число объектов в узле становится меньше </w:t>
+      </w:r>
+      <w:proofErr w:type="spellStart"/>
+      <w:r>
+        <w:rPr>
+          <w:color w:val="0F1115"/>
+          <w:sz w:val="28"/>
+          <w:szCs w:val="28"/>
+        </w:rPr>
+        <w:t>min_samples_split</w:t>
+      </w:r>
+      <w:proofErr w:type="spellEnd"/>
+      <w:r>
+        <w:rPr>
+          <w:color w:val="0F1115"/>
+          <w:sz w:val="28"/>
+          <w:szCs w:val="28"/>
+        </w:rPr>
+        <w:t xml:space="preserve">=2, или </w:t>
       </w:r>
       <w:r>
         <w:rPr>
@@ -1706,7 +2270,25 @@
           <w:sz w:val="28"/>
           <w:szCs w:val="28"/>
         </w:rPr>
-        <w:t> (predict): для каждого тестового объекта происходит спуск от корня до листа, возвращается класс листа.</w:t>
+        <w:t> (</w:t>
+      </w:r>
+      <w:proofErr w:type="spellStart"/>
+      <w:r>
+        <w:rPr>
+          <w:color w:val="0F1115"/>
+          <w:sz w:val="28"/>
+          <w:szCs w:val="28"/>
+        </w:rPr>
+        <w:t>predict</w:t>
+      </w:r>
+      <w:proofErr w:type="spellEnd"/>
+      <w:r>
+        <w:rPr>
+          <w:color w:val="0F1115"/>
+          <w:sz w:val="28"/>
+          <w:szCs w:val="28"/>
+        </w:rPr>
+        <w:t>): для каждого тестового объекта происходит спуск от корня до листа, возвращается класс листа.</w:t>
       </w:r>
     </w:p>
     <w:p>
@@ -1725,6 +2307,7 @@
           <w:lang w:val="en-US"/>
         </w:rPr>
       </w:pPr>
+      <w:proofErr w:type="spellStart"/>
       <w:r>
         <w:rPr>
           <w:b/>
@@ -1735,6 +2318,7 @@
         </w:rPr>
         <w:t>Гиперпараметры</w:t>
       </w:r>
+      <w:proofErr w:type="spellEnd"/>
       <w:r>
         <w:rPr>
           <w:b/>
@@ -1787,7 +2371,34 @@
           <w:sz w:val="28"/>
           <w:szCs w:val="28"/>
         </w:rPr>
-        <w:t> реализация поддерживает бинарную классификацию, не использует балансировку классов и не имеет механизма обрезки (pruning). Поэтому её точность может уступать эталонной реализации scikit</w:t>
+        <w:t> реализация поддерживает бинарную классификацию, не использует балансировку классов и не имеет механизма обрезки (</w:t>
+      </w:r>
+      <w:proofErr w:type="spellStart"/>
+      <w:r>
+        <w:rPr>
+          <w:color w:val="0F1115"/>
+          <w:sz w:val="28"/>
+          <w:szCs w:val="28"/>
+        </w:rPr>
+        <w:t>pruning</w:t>
+      </w:r>
+      <w:proofErr w:type="spellEnd"/>
+      <w:r>
+        <w:rPr>
+          <w:color w:val="0F1115"/>
+          <w:sz w:val="28"/>
+          <w:szCs w:val="28"/>
+        </w:rPr>
+        <w:t xml:space="preserve">). Поэтому её точность может уступать эталонной реализации </w:t>
+      </w:r>
+      <w:proofErr w:type="spellStart"/>
+      <w:r>
+        <w:rPr>
+          <w:color w:val="0F1115"/>
+          <w:sz w:val="28"/>
+          <w:szCs w:val="28"/>
+        </w:rPr>
+        <w:t>scikit</w:t>
       </w:r>
       <w:r>
         <w:rPr>
@@ -1796,7 +2407,16 @@
           <w:szCs w:val="28"/>
         </w:rPr>
         <w:noBreakHyphen/>
-        <w:t>learn.</w:t>
+        <w:t>learn</w:t>
+      </w:r>
+      <w:proofErr w:type="spellEnd"/>
+      <w:r>
+        <w:rPr>
+          <w:color w:val="0F1115"/>
+          <w:sz w:val="28"/>
+          <w:szCs w:val="28"/>
+        </w:rPr>
+        <w:t>.</w:t>
       </w:r>
     </w:p>
     <w:p>
@@ -1848,6 +2468,7 @@
           <w:szCs w:val="28"/>
         </w:rPr>
       </w:pPr>
+      <w:proofErr w:type="spellStart"/>
       <w:r>
         <w:rPr>
           <w:rStyle w:val="a8"/>
@@ -1857,6 +2478,7 @@
         </w:rPr>
         <w:t>Accuracy</w:t>
       </w:r>
+      <w:proofErr w:type="spellEnd"/>
       <w:r>
         <w:rPr>
           <w:color w:val="0F1115"/>
@@ -1889,7 +2511,27 @@
           <w:sz w:val="28"/>
           <w:szCs w:val="28"/>
         </w:rPr>
-        <w:t>Precision, Recall, F1</w:t>
+        <w:t xml:space="preserve">Precision, </w:t>
+      </w:r>
+      <w:proofErr w:type="spellStart"/>
+      <w:r>
+        <w:rPr>
+          <w:rStyle w:val="a8"/>
+          <w:color w:val="0F1115"/>
+          <w:sz w:val="28"/>
+          <w:szCs w:val="28"/>
+        </w:rPr>
+        <w:t>Recall</w:t>
+      </w:r>
+      <w:proofErr w:type="spellEnd"/>
+      <w:r>
+        <w:rPr>
+          <w:rStyle w:val="a8"/>
+          <w:color w:val="0F1115"/>
+          <w:sz w:val="28"/>
+          <w:szCs w:val="28"/>
+        </w:rPr>
+        <w:t>, F1</w:t>
       </w:r>
       <w:r>
         <w:rPr>
@@ -1979,6 +2621,7 @@
           <w:szCs w:val="28"/>
         </w:rPr>
       </w:pPr>
+      <w:proofErr w:type="spellStart"/>
       <w:r>
         <w:rPr>
           <w:rStyle w:val="a8"/>
@@ -1986,8 +2629,29 @@
           <w:sz w:val="28"/>
           <w:szCs w:val="28"/>
         </w:rPr>
-        <w:t>Confusion matrix</w:t>
-      </w:r>
+        <w:t>Confusion</w:t>
+      </w:r>
+      <w:proofErr w:type="spellEnd"/>
+      <w:r>
+        <w:rPr>
+          <w:rStyle w:val="a8"/>
+          <w:color w:val="0F1115"/>
+          <w:sz w:val="28"/>
+          <w:szCs w:val="28"/>
+        </w:rPr>
+        <w:t xml:space="preserve"> </w:t>
+      </w:r>
+      <w:proofErr w:type="spellStart"/>
+      <w:r>
+        <w:rPr>
+          <w:rStyle w:val="a8"/>
+          <w:color w:val="0F1115"/>
+          <w:sz w:val="28"/>
+          <w:szCs w:val="28"/>
+        </w:rPr>
+        <w:t>matrix</w:t>
+      </w:r>
+      <w:proofErr w:type="spellEnd"/>
       <w:r>
         <w:rPr>
           <w:color w:val="0F1115"/>
@@ -2127,7 +2791,18 @@
           <w:sz w:val="28"/>
           <w:szCs w:val="28"/>
         </w:rPr>
-        <w:t>X1</w:t>
+        <w:t>X</w:t>
+      </w:r>
+      <w:proofErr w:type="gramStart"/>
+      <w:r>
+        <w:rPr>
+          <w:rStyle w:val="HTML1"/>
+          <w:rFonts w:ascii="Times New Roman" w:hAnsi="Times New Roman" w:cs="Times New Roman"/>
+          <w:color w:val="0F1115"/>
+          <w:sz w:val="28"/>
+          <w:szCs w:val="28"/>
+        </w:rPr>
+        <w:t>1</w:t>
       </w:r>
       <w:r>
         <w:rPr>
@@ -2137,6 +2812,7 @@
         </w:rPr>
         <w:t>..</w:t>
       </w:r>
+      <w:proofErr w:type="gramEnd"/>
       <w:r>
         <w:rPr>
           <w:rStyle w:val="HTML1"/>
@@ -2341,7 +3017,31 @@
           <w:szCs w:val="28"/>
           <w:lang w:val="ru-RU"/>
         </w:rPr>
-        <w:t>Пример первых строк train:</w:t>
+        <w:t xml:space="preserve">Пример первых строк </w:t>
+      </w:r>
+      <w:proofErr w:type="spellStart"/>
+      <w:r>
+        <w:rPr>
+          <w:rFonts w:ascii="Times New Roman" w:hAnsi="Times New Roman" w:cs="Times New Roman"/>
+          <w:b/>
+          <w:bCs/>
+          <w:sz w:val="28"/>
+          <w:szCs w:val="28"/>
+          <w:lang w:val="ru-RU"/>
+        </w:rPr>
+        <w:t>train</w:t>
+      </w:r>
+      <w:proofErr w:type="spellEnd"/>
+      <w:r>
+        <w:rPr>
+          <w:rFonts w:ascii="Times New Roman" w:hAnsi="Times New Roman" w:cs="Times New Roman"/>
+          <w:b/>
+          <w:bCs/>
+          <w:sz w:val="28"/>
+          <w:szCs w:val="28"/>
+          <w:lang w:val="ru-RU"/>
+        </w:rPr>
+        <w:t>:</w:t>
       </w:r>
     </w:p>
     <w:tbl>
@@ -3559,15 +4259,49 @@
           <w:lang w:val="ru-RU"/>
         </w:rPr>
       </w:pPr>
-      <w:r>
-        <w:rPr>
-          <w:rFonts w:ascii="Times New Roman" w:eastAsia="Times New Roman" w:hAnsi="Times New Roman" w:cs="Times New Roman"/>
-          <w:color w:val="0F1115"/>
-          <w:sz w:val="28"/>
-          <w:szCs w:val="28"/>
-          <w:lang w:val="ru-RU"/>
-        </w:rPr>
-        <w:t>pandas, numpy – обработка данных;</w:t>
+      <w:proofErr w:type="spellStart"/>
+      <w:r>
+        <w:rPr>
+          <w:rFonts w:ascii="Times New Roman" w:eastAsia="Times New Roman" w:hAnsi="Times New Roman" w:cs="Times New Roman"/>
+          <w:color w:val="0F1115"/>
+          <w:sz w:val="28"/>
+          <w:szCs w:val="28"/>
+          <w:lang w:val="ru-RU"/>
+        </w:rPr>
+        <w:t>pandas</w:t>
+      </w:r>
+      <w:proofErr w:type="spellEnd"/>
+      <w:r>
+        <w:rPr>
+          <w:rFonts w:ascii="Times New Roman" w:eastAsia="Times New Roman" w:hAnsi="Times New Roman" w:cs="Times New Roman"/>
+          <w:color w:val="0F1115"/>
+          <w:sz w:val="28"/>
+          <w:szCs w:val="28"/>
+          <w:lang w:val="ru-RU"/>
+        </w:rPr>
+        <w:t>, </w:t>
+      </w:r>
+      <w:proofErr w:type="spellStart"/>
+      <w:r>
+        <w:rPr>
+          <w:rFonts w:ascii="Times New Roman" w:eastAsia="Times New Roman" w:hAnsi="Times New Roman" w:cs="Times New Roman"/>
+          <w:color w:val="0F1115"/>
+          <w:sz w:val="28"/>
+          <w:szCs w:val="28"/>
+          <w:lang w:val="ru-RU"/>
+        </w:rPr>
+        <w:t>numpy</w:t>
+      </w:r>
+      <w:proofErr w:type="spellEnd"/>
+      <w:r>
+        <w:rPr>
+          <w:rFonts w:ascii="Times New Roman" w:eastAsia="Times New Roman" w:hAnsi="Times New Roman" w:cs="Times New Roman"/>
+          <w:color w:val="0F1115"/>
+          <w:sz w:val="28"/>
+          <w:szCs w:val="28"/>
+          <w:lang w:val="ru-RU"/>
+        </w:rPr>
+        <w:t> – обработка данных;</w:t>
       </w:r>
     </w:p>
     <w:p>
@@ -3586,15 +4320,49 @@
           <w:lang w:val="ru-RU"/>
         </w:rPr>
       </w:pPr>
-      <w:r>
-        <w:rPr>
-          <w:rFonts w:ascii="Times New Roman" w:eastAsia="Times New Roman" w:hAnsi="Times New Roman" w:cs="Times New Roman"/>
-          <w:color w:val="0F1115"/>
-          <w:sz w:val="28"/>
-          <w:szCs w:val="28"/>
-          <w:lang w:val="ru-RU"/>
-        </w:rPr>
-        <w:t>matplotlib, seaborn – визуализация;</w:t>
+      <w:proofErr w:type="spellStart"/>
+      <w:r>
+        <w:rPr>
+          <w:rFonts w:ascii="Times New Roman" w:eastAsia="Times New Roman" w:hAnsi="Times New Roman" w:cs="Times New Roman"/>
+          <w:color w:val="0F1115"/>
+          <w:sz w:val="28"/>
+          <w:szCs w:val="28"/>
+          <w:lang w:val="ru-RU"/>
+        </w:rPr>
+        <w:t>matplotlib</w:t>
+      </w:r>
+      <w:proofErr w:type="spellEnd"/>
+      <w:r>
+        <w:rPr>
+          <w:rFonts w:ascii="Times New Roman" w:eastAsia="Times New Roman" w:hAnsi="Times New Roman" w:cs="Times New Roman"/>
+          <w:color w:val="0F1115"/>
+          <w:sz w:val="28"/>
+          <w:szCs w:val="28"/>
+          <w:lang w:val="ru-RU"/>
+        </w:rPr>
+        <w:t>, </w:t>
+      </w:r>
+      <w:proofErr w:type="spellStart"/>
+      <w:r>
+        <w:rPr>
+          <w:rFonts w:ascii="Times New Roman" w:eastAsia="Times New Roman" w:hAnsi="Times New Roman" w:cs="Times New Roman"/>
+          <w:color w:val="0F1115"/>
+          <w:sz w:val="28"/>
+          <w:szCs w:val="28"/>
+          <w:lang w:val="ru-RU"/>
+        </w:rPr>
+        <w:t>seaborn</w:t>
+      </w:r>
+      <w:proofErr w:type="spellEnd"/>
+      <w:r>
+        <w:rPr>
+          <w:rFonts w:ascii="Times New Roman" w:eastAsia="Times New Roman" w:hAnsi="Times New Roman" w:cs="Times New Roman"/>
+          <w:color w:val="0F1115"/>
+          <w:sz w:val="28"/>
+          <w:szCs w:val="28"/>
+          <w:lang w:val="ru-RU"/>
+        </w:rPr>
+        <w:t> – визуализация;</w:t>
       </w:r>
     </w:p>
     <w:p>
@@ -3613,15 +4381,39 @@
           <w:lang w:val="ru-RU"/>
         </w:rPr>
       </w:pPr>
-      <w:r>
-        <w:rPr>
-          <w:rFonts w:ascii="Times New Roman" w:eastAsia="Times New Roman" w:hAnsi="Times New Roman" w:cs="Times New Roman"/>
-          <w:color w:val="0F1115"/>
-          <w:sz w:val="28"/>
-          <w:szCs w:val="28"/>
-          <w:lang w:val="ru-RU"/>
-        </w:rPr>
-        <w:t>sklearn.tree.DecisionTreeClassifier – классификатор;</w:t>
+      <w:proofErr w:type="spellStart"/>
+      <w:proofErr w:type="gramStart"/>
+      <w:r>
+        <w:rPr>
+          <w:rFonts w:ascii="Times New Roman" w:eastAsia="Times New Roman" w:hAnsi="Times New Roman" w:cs="Times New Roman"/>
+          <w:color w:val="0F1115"/>
+          <w:sz w:val="28"/>
+          <w:szCs w:val="28"/>
+          <w:lang w:val="ru-RU"/>
+        </w:rPr>
+        <w:t>sklearn.tree</w:t>
+      </w:r>
+      <w:proofErr w:type="gramEnd"/>
+      <w:r>
+        <w:rPr>
+          <w:rFonts w:ascii="Times New Roman" w:eastAsia="Times New Roman" w:hAnsi="Times New Roman" w:cs="Times New Roman"/>
+          <w:color w:val="0F1115"/>
+          <w:sz w:val="28"/>
+          <w:szCs w:val="28"/>
+          <w:lang w:val="ru-RU"/>
+        </w:rPr>
+        <w:t>.DecisionTreeClassifier</w:t>
+      </w:r>
+      <w:proofErr w:type="spellEnd"/>
+      <w:r>
+        <w:rPr>
+          <w:rFonts w:ascii="Times New Roman" w:eastAsia="Times New Roman" w:hAnsi="Times New Roman" w:cs="Times New Roman"/>
+          <w:color w:val="0F1115"/>
+          <w:sz w:val="28"/>
+          <w:szCs w:val="28"/>
+          <w:lang w:val="ru-RU"/>
+        </w:rPr>
+        <w:t> – классификатор;</w:t>
       </w:r>
     </w:p>
     <w:p>
@@ -3640,15 +4432,39 @@
           <w:lang w:val="ru-RU"/>
         </w:rPr>
       </w:pPr>
-      <w:r>
-        <w:rPr>
-          <w:rFonts w:ascii="Times New Roman" w:eastAsia="Times New Roman" w:hAnsi="Times New Roman" w:cs="Times New Roman"/>
-          <w:color w:val="0F1115"/>
-          <w:sz w:val="28"/>
-          <w:szCs w:val="28"/>
-          <w:lang w:val="ru-RU"/>
-        </w:rPr>
-        <w:t>sklearn.preprocessing.StandardScaler – масштабирование;</w:t>
+      <w:proofErr w:type="spellStart"/>
+      <w:proofErr w:type="gramStart"/>
+      <w:r>
+        <w:rPr>
+          <w:rFonts w:ascii="Times New Roman" w:eastAsia="Times New Roman" w:hAnsi="Times New Roman" w:cs="Times New Roman"/>
+          <w:color w:val="0F1115"/>
+          <w:sz w:val="28"/>
+          <w:szCs w:val="28"/>
+          <w:lang w:val="ru-RU"/>
+        </w:rPr>
+        <w:t>sklearn.preprocessing</w:t>
+      </w:r>
+      <w:proofErr w:type="gramEnd"/>
+      <w:r>
+        <w:rPr>
+          <w:rFonts w:ascii="Times New Roman" w:eastAsia="Times New Roman" w:hAnsi="Times New Roman" w:cs="Times New Roman"/>
+          <w:color w:val="0F1115"/>
+          <w:sz w:val="28"/>
+          <w:szCs w:val="28"/>
+          <w:lang w:val="ru-RU"/>
+        </w:rPr>
+        <w:t>.StandardScaler</w:t>
+      </w:r>
+      <w:proofErr w:type="spellEnd"/>
+      <w:r>
+        <w:rPr>
+          <w:rFonts w:ascii="Times New Roman" w:eastAsia="Times New Roman" w:hAnsi="Times New Roman" w:cs="Times New Roman"/>
+          <w:color w:val="0F1115"/>
+          <w:sz w:val="28"/>
+          <w:szCs w:val="28"/>
+          <w:lang w:val="ru-RU"/>
+        </w:rPr>
+        <w:t> – масштабирование;</w:t>
       </w:r>
     </w:p>
     <w:p>
@@ -3667,15 +4483,29 @@
           <w:lang w:val="ru-RU"/>
         </w:rPr>
       </w:pPr>
-      <w:r>
-        <w:rPr>
-          <w:rFonts w:ascii="Times New Roman" w:eastAsia="Times New Roman" w:hAnsi="Times New Roman" w:cs="Times New Roman"/>
-          <w:color w:val="0F1115"/>
-          <w:sz w:val="28"/>
-          <w:szCs w:val="28"/>
-          <w:lang w:val="ru-RU"/>
-        </w:rPr>
-        <w:t>sklearn.metrics – метрики;</w:t>
+      <w:proofErr w:type="spellStart"/>
+      <w:proofErr w:type="gramStart"/>
+      <w:r>
+        <w:rPr>
+          <w:rFonts w:ascii="Times New Roman" w:eastAsia="Times New Roman" w:hAnsi="Times New Roman" w:cs="Times New Roman"/>
+          <w:color w:val="0F1115"/>
+          <w:sz w:val="28"/>
+          <w:szCs w:val="28"/>
+          <w:lang w:val="ru-RU"/>
+        </w:rPr>
+        <w:t>sklearn.metrics</w:t>
+      </w:r>
+      <w:proofErr w:type="spellEnd"/>
+      <w:proofErr w:type="gramEnd"/>
+      <w:r>
+        <w:rPr>
+          <w:rFonts w:ascii="Times New Roman" w:eastAsia="Times New Roman" w:hAnsi="Times New Roman" w:cs="Times New Roman"/>
+          <w:color w:val="0F1115"/>
+          <w:sz w:val="28"/>
+          <w:szCs w:val="28"/>
+          <w:lang w:val="ru-RU"/>
+        </w:rPr>
+        <w:t> – метрики;</w:t>
       </w:r>
     </w:p>
     <w:p>
@@ -3694,15 +4524,39 @@
           <w:lang w:val="ru-RU"/>
         </w:rPr>
       </w:pPr>
-      <w:r>
-        <w:rPr>
-          <w:rFonts w:ascii="Times New Roman" w:eastAsia="Times New Roman" w:hAnsi="Times New Roman" w:cs="Times New Roman"/>
-          <w:color w:val="0F1115"/>
-          <w:sz w:val="28"/>
-          <w:szCs w:val="28"/>
-          <w:lang w:val="ru-RU"/>
-        </w:rPr>
-        <w:t>sklearn.cluster.KMeans – кластеризация.</w:t>
+      <w:proofErr w:type="spellStart"/>
+      <w:proofErr w:type="gramStart"/>
+      <w:r>
+        <w:rPr>
+          <w:rFonts w:ascii="Times New Roman" w:eastAsia="Times New Roman" w:hAnsi="Times New Roman" w:cs="Times New Roman"/>
+          <w:color w:val="0F1115"/>
+          <w:sz w:val="28"/>
+          <w:szCs w:val="28"/>
+          <w:lang w:val="ru-RU"/>
+        </w:rPr>
+        <w:t>sklearn.cluster</w:t>
+      </w:r>
+      <w:proofErr w:type="gramEnd"/>
+      <w:r>
+        <w:rPr>
+          <w:rFonts w:ascii="Times New Roman" w:eastAsia="Times New Roman" w:hAnsi="Times New Roman" w:cs="Times New Roman"/>
+          <w:color w:val="0F1115"/>
+          <w:sz w:val="28"/>
+          <w:szCs w:val="28"/>
+          <w:lang w:val="ru-RU"/>
+        </w:rPr>
+        <w:t>.KMeans</w:t>
+      </w:r>
+      <w:proofErr w:type="spellEnd"/>
+      <w:r>
+        <w:rPr>
+          <w:rFonts w:ascii="Times New Roman" w:eastAsia="Times New Roman" w:hAnsi="Times New Roman" w:cs="Times New Roman"/>
+          <w:color w:val="0F1115"/>
+          <w:sz w:val="28"/>
+          <w:szCs w:val="28"/>
+          <w:lang w:val="ru-RU"/>
+        </w:rPr>
+        <w:t> – кластеризация.</w:t>
       </w:r>
     </w:p>
     <w:p>
@@ -3833,7 +4687,29 @@
           <w:szCs w:val="28"/>
           <w:lang w:val="ru-RU"/>
         </w:rPr>
-        <w:t>Обучение DecisionTreeClassifier на сырых данных, предсказание на тесте.</w:t>
+        <w:t xml:space="preserve">Обучение </w:t>
+      </w:r>
+      <w:proofErr w:type="spellStart"/>
+      <w:r>
+        <w:rPr>
+          <w:rFonts w:ascii="Times New Roman" w:eastAsia="Times New Roman" w:hAnsi="Times New Roman" w:cs="Times New Roman"/>
+          <w:color w:val="0F1115"/>
+          <w:sz w:val="28"/>
+          <w:szCs w:val="28"/>
+          <w:lang w:val="ru-RU"/>
+        </w:rPr>
+        <w:t>DecisionTreeClassifier</w:t>
+      </w:r>
+      <w:proofErr w:type="spellEnd"/>
+      <w:r>
+        <w:rPr>
+          <w:rFonts w:ascii="Times New Roman" w:eastAsia="Times New Roman" w:hAnsi="Times New Roman" w:cs="Times New Roman"/>
+          <w:color w:val="0F1115"/>
+          <w:sz w:val="28"/>
+          <w:szCs w:val="28"/>
+          <w:lang w:val="ru-RU"/>
+        </w:rPr>
+        <w:t xml:space="preserve"> на сырых данных, предсказание на тесте.</w:t>
       </w:r>
     </w:p>
     <w:p>
@@ -3898,7 +4774,29 @@
           <w:szCs w:val="28"/>
           <w:lang w:val="ru-RU"/>
         </w:rPr>
-        <w:t>Масштабирование обучающих и тестовых признаков (StandardScaler).</w:t>
+        <w:t>Масштабирование обучающих и тестовых признаков (</w:t>
+      </w:r>
+      <w:proofErr w:type="spellStart"/>
+      <w:r>
+        <w:rPr>
+          <w:rFonts w:ascii="Times New Roman" w:eastAsia="Times New Roman" w:hAnsi="Times New Roman" w:cs="Times New Roman"/>
+          <w:color w:val="0F1115"/>
+          <w:sz w:val="28"/>
+          <w:szCs w:val="28"/>
+          <w:lang w:val="ru-RU"/>
+        </w:rPr>
+        <w:t>StandardScaler</w:t>
+      </w:r>
+      <w:proofErr w:type="spellEnd"/>
+      <w:r>
+        <w:rPr>
+          <w:rFonts w:ascii="Times New Roman" w:eastAsia="Times New Roman" w:hAnsi="Times New Roman" w:cs="Times New Roman"/>
+          <w:color w:val="0F1115"/>
+          <w:sz w:val="28"/>
+          <w:szCs w:val="28"/>
+          <w:lang w:val="ru-RU"/>
+        </w:rPr>
+        <w:t>).</w:t>
       </w:r>
     </w:p>
     <w:p>
@@ -3952,7 +4850,51 @@
           <w:szCs w:val="28"/>
           <w:lang w:val="ru-RU"/>
         </w:rPr>
-        <w:t>Кластеризация методом KMeans (n_clusters=2) на том же наборе, оценка качества кластеризации.</w:t>
+        <w:t xml:space="preserve">Кластеризация методом </w:t>
+      </w:r>
+      <w:proofErr w:type="spellStart"/>
+      <w:r>
+        <w:rPr>
+          <w:rFonts w:ascii="Times New Roman" w:eastAsia="Times New Roman" w:hAnsi="Times New Roman" w:cs="Times New Roman"/>
+          <w:color w:val="0F1115"/>
+          <w:sz w:val="28"/>
+          <w:szCs w:val="28"/>
+          <w:lang w:val="ru-RU"/>
+        </w:rPr>
+        <w:t>KMeans</w:t>
+      </w:r>
+      <w:proofErr w:type="spellEnd"/>
+      <w:r>
+        <w:rPr>
+          <w:rFonts w:ascii="Times New Roman" w:eastAsia="Times New Roman" w:hAnsi="Times New Roman" w:cs="Times New Roman"/>
+          <w:color w:val="0F1115"/>
+          <w:sz w:val="28"/>
+          <w:szCs w:val="28"/>
+          <w:lang w:val="ru-RU"/>
+        </w:rPr>
+        <w:t xml:space="preserve"> (</w:t>
+      </w:r>
+      <w:proofErr w:type="spellStart"/>
+      <w:r>
+        <w:rPr>
+          <w:rFonts w:ascii="Times New Roman" w:eastAsia="Times New Roman" w:hAnsi="Times New Roman" w:cs="Times New Roman"/>
+          <w:color w:val="0F1115"/>
+          <w:sz w:val="28"/>
+          <w:szCs w:val="28"/>
+          <w:lang w:val="ru-RU"/>
+        </w:rPr>
+        <w:t>n_clusters</w:t>
+      </w:r>
+      <w:proofErr w:type="spellEnd"/>
+      <w:r>
+        <w:rPr>
+          <w:rFonts w:ascii="Times New Roman" w:eastAsia="Times New Roman" w:hAnsi="Times New Roman" w:cs="Times New Roman"/>
+          <w:color w:val="0F1115"/>
+          <w:sz w:val="28"/>
+          <w:szCs w:val="28"/>
+          <w:lang w:val="ru-RU"/>
+        </w:rPr>
+        <w:t>=2) на том же наборе, оценка качества кластеризации.</w:t>
       </w:r>
     </w:p>
     <w:p>
@@ -4040,7 +4982,25 @@
           <w:sz w:val="28"/>
           <w:szCs w:val="28"/>
         </w:rPr>
-        <w:t>Полный листинг кода приведён в приложении (ссылка на репозиторий GitHub). Основные фрагменты описаны в отчёте.</w:t>
+        <w:t xml:space="preserve">Полный листинг кода приведён в приложении (ссылка на репозиторий </w:t>
+      </w:r>
+      <w:proofErr w:type="spellStart"/>
+      <w:r>
+        <w:rPr>
+          <w:rFonts w:ascii="Times New Roman" w:hAnsi="Times New Roman" w:cs="Times New Roman"/>
+          <w:sz w:val="28"/>
+          <w:szCs w:val="28"/>
+        </w:rPr>
+        <w:t>GitHub</w:t>
+      </w:r>
+      <w:proofErr w:type="spellEnd"/>
+      <w:r>
+        <w:rPr>
+          <w:rFonts w:ascii="Times New Roman" w:hAnsi="Times New Roman" w:cs="Times New Roman"/>
+          <w:sz w:val="28"/>
+          <w:szCs w:val="28"/>
+        </w:rPr>
+        <w:t>). Основные фрагменты описаны в отчёте.</w:t>
       </w:r>
     </w:p>
     <w:p>
@@ -4111,7 +5071,29 @@
           <w:color w:val="0F1115"/>
           <w:lang w:val="ru-RU"/>
         </w:rPr>
-        <w:t>. Оценка на сырых данных (сравнение sklearn и ручной реализации)</w:t>
+        <w:t xml:space="preserve">. Оценка на сырых данных (сравнение </w:t>
+      </w:r>
+      <w:proofErr w:type="spellStart"/>
+      <w:r>
+        <w:rPr>
+          <w:rFonts w:ascii="Times New Roman" w:hAnsi="Times New Roman" w:cs="Times New Roman"/>
+          <w:b/>
+          <w:bCs/>
+          <w:color w:val="0F1115"/>
+          <w:lang w:val="ru-RU"/>
+        </w:rPr>
+        <w:t>sklearn</w:t>
+      </w:r>
+      <w:proofErr w:type="spellEnd"/>
+      <w:r>
+        <w:rPr>
+          <w:rFonts w:ascii="Times New Roman" w:hAnsi="Times New Roman" w:cs="Times New Roman"/>
+          <w:b/>
+          <w:bCs/>
+          <w:color w:val="0F1115"/>
+          <w:lang w:val="ru-RU"/>
+        </w:rPr>
+        <w:t xml:space="preserve"> и ручной реализации)</w:t>
       </w:r>
     </w:p>
     <w:tbl>
@@ -4235,6 +5217,7 @@
                 <w:lang w:val="ru-RU"/>
               </w:rPr>
             </w:pPr>
+            <w:proofErr w:type="spellStart"/>
             <w:r>
               <w:rPr>
                 <w:rFonts w:ascii="Times New Roman" w:hAnsi="Times New Roman" w:cs="Times New Roman"/>
@@ -4243,6 +5226,7 @@
               </w:rPr>
               <w:t>Recall</w:t>
             </w:r>
+            <w:proofErr w:type="spellEnd"/>
           </w:p>
         </w:tc>
         <w:tc>
@@ -4675,6 +5659,7 @@
                 <w:lang w:val="ru-RU"/>
               </w:rPr>
             </w:pPr>
+            <w:proofErr w:type="spellStart"/>
             <w:r>
               <w:rPr>
                 <w:rFonts w:ascii="Times New Roman" w:hAnsi="Times New Roman" w:cs="Times New Roman"/>
@@ -4683,6 +5668,7 @@
               </w:rPr>
               <w:t>Accuracy</w:t>
             </w:r>
+            <w:proofErr w:type="spellEnd"/>
           </w:p>
         </w:tc>
         <w:tc>
@@ -4845,16 +5831,34 @@
                 <w:lang w:val="ru-RU"/>
               </w:rPr>
             </w:pPr>
+            <w:proofErr w:type="spellStart"/>
             <w:r>
               <w:rPr>
                 <w:rFonts w:ascii="Times New Roman" w:hAnsi="Times New Roman" w:cs="Times New Roman"/>
-                <w:b/>
-                <w:bCs/>
                 <w:sz w:val="24"/>
                 <w:szCs w:val="24"/>
               </w:rPr>
-              <w:t>Macro avg</w:t>
+              <w:t>Macro</w:t>
             </w:r>
+            <w:proofErr w:type="spellEnd"/>
+            <w:r>
+              <w:rPr>
+                <w:rFonts w:ascii="Times New Roman" w:hAnsi="Times New Roman" w:cs="Times New Roman"/>
+                <w:sz w:val="24"/>
+                <w:szCs w:val="24"/>
+              </w:rPr>
+              <w:t xml:space="preserve"> </w:t>
+            </w:r>
+            <w:proofErr w:type="spellStart"/>
+            <w:r>
+              <w:rPr>
+                <w:rFonts w:ascii="Times New Roman" w:hAnsi="Times New Roman" w:cs="Times New Roman"/>
+                <w:sz w:val="24"/>
+                <w:szCs w:val="24"/>
+              </w:rPr>
+              <w:t>avg</w:t>
+            </w:r>
+            <w:proofErr w:type="spellEnd"/>
           </w:p>
         </w:tc>
         <w:tc>
@@ -5029,6 +6033,7 @@
                 <w:szCs w:val="24"/>
               </w:rPr>
             </w:pPr>
+            <w:proofErr w:type="spellStart"/>
             <w:r>
               <w:rPr>
                 <w:rFonts w:ascii="Times New Roman" w:hAnsi="Times New Roman" w:cs="Times New Roman"/>
@@ -5037,8 +6042,31 @@
                 <w:szCs w:val="23"/>
                 <w:shd w:val="clear" w:color="auto" w:fill="FFFFFF"/>
               </w:rPr>
-              <w:t>Weighted avg</w:t>
+              <w:t>Weighted</w:t>
             </w:r>
+            <w:proofErr w:type="spellEnd"/>
+            <w:r>
+              <w:rPr>
+                <w:rFonts w:ascii="Times New Roman" w:hAnsi="Times New Roman" w:cs="Times New Roman"/>
+                <w:color w:val="0F1115"/>
+                <w:sz w:val="23"/>
+                <w:szCs w:val="23"/>
+                <w:shd w:val="clear" w:color="auto" w:fill="FFFFFF"/>
+              </w:rPr>
+              <w:t xml:space="preserve"> </w:t>
+            </w:r>
+            <w:proofErr w:type="spellStart"/>
+            <w:r>
+              <w:rPr>
+                <w:rFonts w:ascii="Times New Roman" w:hAnsi="Times New Roman" w:cs="Times New Roman"/>
+                <w:color w:val="0F1115"/>
+                <w:sz w:val="23"/>
+                <w:szCs w:val="23"/>
+                <w:shd w:val="clear" w:color="auto" w:fill="FFFFFF"/>
+              </w:rPr>
+              <w:t>avg</w:t>
+            </w:r>
+            <w:proofErr w:type="spellEnd"/>
           </w:p>
         </w:tc>
         <w:tc>
@@ -5179,6 +6207,7 @@
           <w:shd w:val="clear" w:color="auto" w:fill="FFFFFF"/>
         </w:rPr>
       </w:pPr>
+      <w:proofErr w:type="spellStart"/>
       <w:r>
         <w:rPr>
           <w:rFonts w:ascii="Times New Roman" w:hAnsi="Times New Roman" w:cs="Times New Roman"/>
@@ -5187,7 +6216,40 @@
           <w:szCs w:val="28"/>
           <w:shd w:val="clear" w:color="auto" w:fill="FFFFFF"/>
         </w:rPr>
-        <w:t>Confusion matrix:</w:t>
+        <w:t>Confusion</w:t>
+      </w:r>
+      <w:proofErr w:type="spellEnd"/>
+      <w:r>
+        <w:rPr>
+          <w:rFonts w:ascii="Times New Roman" w:hAnsi="Times New Roman" w:cs="Times New Roman"/>
+          <w:color w:val="0F1115"/>
+          <w:sz w:val="28"/>
+          <w:szCs w:val="28"/>
+          <w:shd w:val="clear" w:color="auto" w:fill="FFFFFF"/>
+        </w:rPr>
+        <w:t xml:space="preserve"> </w:t>
+      </w:r>
+      <w:proofErr w:type="spellStart"/>
+      <w:r>
+        <w:rPr>
+          <w:rFonts w:ascii="Times New Roman" w:hAnsi="Times New Roman" w:cs="Times New Roman"/>
+          <w:color w:val="0F1115"/>
+          <w:sz w:val="28"/>
+          <w:szCs w:val="28"/>
+          <w:shd w:val="clear" w:color="auto" w:fill="FFFFFF"/>
+        </w:rPr>
+        <w:t>matrix</w:t>
+      </w:r>
+      <w:proofErr w:type="spellEnd"/>
+      <w:r>
+        <w:rPr>
+          <w:rFonts w:ascii="Times New Roman" w:hAnsi="Times New Roman" w:cs="Times New Roman"/>
+          <w:color w:val="0F1115"/>
+          <w:sz w:val="28"/>
+          <w:szCs w:val="28"/>
+          <w:shd w:val="clear" w:color="auto" w:fill="FFFFFF"/>
+        </w:rPr>
+        <w:t>:</w:t>
       </w:r>
     </w:p>
     <w:p>
@@ -5224,7 +6286,25 @@
           <w:color w:val="0F1115"/>
           <w:lang w:val="ru-RU"/>
         </w:rPr>
-        <w:t>[[146  20]</w:t>
+        <w:t>[[</w:t>
+      </w:r>
+      <w:proofErr w:type="gramStart"/>
+      <w:r>
+        <w:rPr>
+          <w:rFonts w:ascii="Times New Roman" w:eastAsia="Times New Roman" w:hAnsi="Times New Roman" w:cs="Times New Roman"/>
+          <w:color w:val="0F1115"/>
+          <w:lang w:val="ru-RU"/>
+        </w:rPr>
+        <w:t>146  20</w:t>
+      </w:r>
+      <w:proofErr w:type="gramEnd"/>
+      <w:r>
+        <w:rPr>
+          <w:rFonts w:ascii="Times New Roman" w:eastAsia="Times New Roman" w:hAnsi="Times New Roman" w:cs="Times New Roman"/>
+          <w:color w:val="0F1115"/>
+          <w:lang w:val="ru-RU"/>
+        </w:rPr>
+        <w:t>]</w:t>
       </w:r>
     </w:p>
     <w:p>
@@ -5261,7 +6341,25 @@
           <w:color w:val="0F1115"/>
           <w:lang w:val="ru-RU"/>
         </w:rPr>
-        <w:t xml:space="preserve"> [150  26]]</w:t>
+        <w:t xml:space="preserve"> [</w:t>
+      </w:r>
+      <w:proofErr w:type="gramStart"/>
+      <w:r>
+        <w:rPr>
+          <w:rFonts w:ascii="Times New Roman" w:eastAsia="Times New Roman" w:hAnsi="Times New Roman" w:cs="Times New Roman"/>
+          <w:color w:val="0F1115"/>
+          <w:lang w:val="ru-RU"/>
+        </w:rPr>
+        <w:t>150  26</w:t>
+      </w:r>
+      <w:proofErr w:type="gramEnd"/>
+      <w:r>
+        <w:rPr>
+          <w:rFonts w:ascii="Times New Roman" w:eastAsia="Times New Roman" w:hAnsi="Times New Roman" w:cs="Times New Roman"/>
+          <w:color w:val="0F1115"/>
+          <w:lang w:val="ru-RU"/>
+        </w:rPr>
+        <w:t>]]</w:t>
       </w:r>
     </w:p>
     <w:p>
@@ -5308,7 +6406,31 @@
           <w:szCs w:val="28"/>
           <w:lang w:val="ru-RU"/>
         </w:rPr>
-        <w:t>1.1. Результаты ручной реализации (CustomDecisionTreeClassifier)</w:t>
+        <w:t>1.1. Результаты ручной реализации (</w:t>
+      </w:r>
+      <w:proofErr w:type="spellStart"/>
+      <w:r>
+        <w:rPr>
+          <w:rFonts w:ascii="Times New Roman" w:hAnsi="Times New Roman" w:cs="Times New Roman"/>
+          <w:b/>
+          <w:bCs/>
+          <w:sz w:val="28"/>
+          <w:szCs w:val="28"/>
+          <w:lang w:val="ru-RU"/>
+        </w:rPr>
+        <w:t>CustomDecisionTreeClassifier</w:t>
+      </w:r>
+      <w:proofErr w:type="spellEnd"/>
+      <w:r>
+        <w:rPr>
+          <w:rFonts w:ascii="Times New Roman" w:hAnsi="Times New Roman" w:cs="Times New Roman"/>
+          <w:b/>
+          <w:bCs/>
+          <w:sz w:val="28"/>
+          <w:szCs w:val="28"/>
+          <w:lang w:val="ru-RU"/>
+        </w:rPr>
+        <w:t>)</w:t>
       </w:r>
     </w:p>
     <w:p>
@@ -5328,7 +6450,27 @@
           <w:szCs w:val="28"/>
           <w:lang w:val="ru-RU"/>
         </w:rPr>
-        <w:t>Ручная реализация на тех же данных показала близкие, но чуть более низкие метрики (accuracy ≈ 48.2%, ROC</w:t>
+        <w:t>Ручная реализация на тех же данных показала близкие, но чуть более низкие метрики (</w:t>
+      </w:r>
+      <w:proofErr w:type="spellStart"/>
+      <w:r>
+        <w:rPr>
+          <w:rFonts w:ascii="Times New Roman" w:hAnsi="Times New Roman" w:cs="Times New Roman"/>
+          <w:sz w:val="28"/>
+          <w:szCs w:val="28"/>
+          <w:lang w:val="ru-RU"/>
+        </w:rPr>
+        <w:t>accuracy</w:t>
+      </w:r>
+      <w:proofErr w:type="spellEnd"/>
+      <w:r>
+        <w:rPr>
+          <w:rFonts w:ascii="Times New Roman" w:hAnsi="Times New Roman" w:cs="Times New Roman"/>
+          <w:sz w:val="28"/>
+          <w:szCs w:val="28"/>
+          <w:lang w:val="ru-RU"/>
+        </w:rPr>
+        <w:t xml:space="preserve"> ≈ 48.2%, ROC</w:t>
       </w:r>
       <w:r>
         <w:rPr>
@@ -5361,7 +6503,55 @@
           <w:szCs w:val="28"/>
           <w:lang w:val="ru-RU"/>
         </w:rPr>
-        <w:t>1.2. Разные методы формирования train/test (после предобработки)</w:t>
+        <w:t xml:space="preserve">1.2. Разные методы формирования </w:t>
+      </w:r>
+      <w:proofErr w:type="spellStart"/>
+      <w:r>
+        <w:rPr>
+          <w:rFonts w:ascii="Times New Roman" w:hAnsi="Times New Roman" w:cs="Times New Roman"/>
+          <w:b/>
+          <w:bCs/>
+          <w:sz w:val="28"/>
+          <w:szCs w:val="28"/>
+          <w:lang w:val="ru-RU"/>
+        </w:rPr>
+        <w:t>train</w:t>
+      </w:r>
+      <w:proofErr w:type="spellEnd"/>
+      <w:r>
+        <w:rPr>
+          <w:rFonts w:ascii="Times New Roman" w:hAnsi="Times New Roman" w:cs="Times New Roman"/>
+          <w:b/>
+          <w:bCs/>
+          <w:sz w:val="28"/>
+          <w:szCs w:val="28"/>
+          <w:lang w:val="ru-RU"/>
+        </w:rPr>
+        <w:t>/</w:t>
+      </w:r>
+      <w:proofErr w:type="spellStart"/>
+      <w:r>
+        <w:rPr>
+          <w:rFonts w:ascii="Times New Roman" w:hAnsi="Times New Roman" w:cs="Times New Roman"/>
+          <w:b/>
+          <w:bCs/>
+          <w:sz w:val="28"/>
+          <w:szCs w:val="28"/>
+          <w:lang w:val="ru-RU"/>
+        </w:rPr>
+        <w:t>test</w:t>
+      </w:r>
+      <w:proofErr w:type="spellEnd"/>
+      <w:r>
+        <w:rPr>
+          <w:rFonts w:ascii="Times New Roman" w:hAnsi="Times New Roman" w:cs="Times New Roman"/>
+          <w:b/>
+          <w:bCs/>
+          <w:sz w:val="28"/>
+          <w:szCs w:val="28"/>
+          <w:lang w:val="ru-RU"/>
+        </w:rPr>
+        <w:t xml:space="preserve"> (после предобработки)</w:t>
       </w:r>
     </w:p>
     <w:p>
@@ -5399,6 +6589,7 @@
           <w:lang w:val="en-US"/>
         </w:rPr>
       </w:pPr>
+      <w:proofErr w:type="spellStart"/>
       <w:r>
         <w:rPr>
           <w:rFonts w:ascii="Times New Roman" w:hAnsi="Times New Roman" w:cs="Times New Roman"/>
@@ -5406,7 +6597,111 @@
           <w:szCs w:val="28"/>
           <w:lang w:val="en-US"/>
         </w:rPr>
-        <w:t>train_test_split (test_size=0.3, random_state=42) → accuracy = 0.6443</w:t>
+        <w:t>train_test_split</w:t>
+      </w:r>
+      <w:proofErr w:type="spellEnd"/>
+      <w:r>
+        <w:rPr>
+          <w:rFonts w:ascii="Times New Roman" w:hAnsi="Times New Roman" w:cs="Times New Roman"/>
+          <w:sz w:val="28"/>
+          <w:szCs w:val="28"/>
+          <w:lang w:val="en-US"/>
+        </w:rPr>
+        <w:t> </w:t>
+      </w:r>
+      <w:r>
+        <w:rPr>
+          <w:rFonts w:ascii="Times New Roman" w:hAnsi="Times New Roman" w:cs="Times New Roman"/>
+          <w:sz w:val="28"/>
+          <w:szCs w:val="28"/>
+          <w:lang w:val="en-US"/>
+        </w:rPr>
+        <w:t>(</w:t>
+      </w:r>
+      <w:proofErr w:type="spellStart"/>
+      <w:r>
+        <w:rPr>
+          <w:rFonts w:ascii="Times New Roman" w:hAnsi="Times New Roman" w:cs="Times New Roman"/>
+          <w:sz w:val="28"/>
+          <w:szCs w:val="28"/>
+          <w:lang w:val="en-US"/>
+        </w:rPr>
+        <w:t>test_size</w:t>
+      </w:r>
+      <w:proofErr w:type="spellEnd"/>
+      <w:r>
+        <w:rPr>
+          <w:rFonts w:ascii="Times New Roman" w:hAnsi="Times New Roman" w:cs="Times New Roman"/>
+          <w:sz w:val="28"/>
+          <w:szCs w:val="28"/>
+          <w:lang w:val="en-US"/>
+        </w:rPr>
+        <w:t>=0.3,</w:t>
+      </w:r>
+      <w:r>
+        <w:rPr>
+          <w:rFonts w:ascii="Times New Roman" w:hAnsi="Times New Roman" w:cs="Times New Roman"/>
+          <w:sz w:val="28"/>
+          <w:szCs w:val="28"/>
+          <w:lang w:val="en-US"/>
+        </w:rPr>
+        <w:t> </w:t>
+      </w:r>
+      <w:proofErr w:type="spellStart"/>
+      <w:r>
+        <w:rPr>
+          <w:rFonts w:ascii="Times New Roman" w:hAnsi="Times New Roman" w:cs="Times New Roman"/>
+          <w:sz w:val="28"/>
+          <w:szCs w:val="28"/>
+          <w:lang w:val="en-US"/>
+        </w:rPr>
+        <w:t>random_state</w:t>
+      </w:r>
+      <w:proofErr w:type="spellEnd"/>
+      <w:r>
+        <w:rPr>
+          <w:rFonts w:ascii="Times New Roman" w:hAnsi="Times New Roman" w:cs="Times New Roman"/>
+          <w:sz w:val="28"/>
+          <w:szCs w:val="28"/>
+          <w:lang w:val="en-US"/>
+        </w:rPr>
+        <w:t>=42)</w:t>
+      </w:r>
+      <w:r>
+        <w:rPr>
+          <w:rFonts w:ascii="Times New Roman" w:hAnsi="Times New Roman" w:cs="Times New Roman"/>
+          <w:sz w:val="28"/>
+          <w:szCs w:val="28"/>
+          <w:lang w:val="en-US"/>
+        </w:rPr>
+        <w:t xml:space="preserve">, </w:t>
+      </w:r>
+      <w:r>
+        <w:rPr>
+          <w:rFonts w:ascii="Times New Roman" w:hAnsi="Times New Roman" w:cs="Times New Roman"/>
+          <w:sz w:val="28"/>
+          <w:szCs w:val="28"/>
+          <w:lang w:val="ru-RU"/>
+        </w:rPr>
+        <w:t>следовательно</w:t>
+      </w:r>
+      <w:r>
+        <w:rPr>
+          <w:rFonts w:ascii="Times New Roman" w:hAnsi="Times New Roman" w:cs="Times New Roman"/>
+          <w:sz w:val="28"/>
+          <w:szCs w:val="28"/>
+          <w:lang w:val="en-US"/>
+        </w:rPr>
+        <w:t xml:space="preserve"> </w:t>
+      </w:r>
+      <w:r>
+        <w:rPr>
+          <w:rFonts w:ascii="Times New Roman" w:hAnsi="Times New Roman" w:cs="Times New Roman"/>
+          <w:sz w:val="28"/>
+          <w:szCs w:val="28"/>
+          <w:lang w:val="en-US"/>
+        </w:rPr>
+        <w:t>accuracy = 0.6443</w:t>
       </w:r>
     </w:p>
     <w:p>
@@ -5424,6 +6719,7 @@
           <w:lang w:val="en-US"/>
         </w:rPr>
       </w:pPr>
+      <w:proofErr w:type="spellStart"/>
       <w:r>
         <w:rPr>
           <w:rFonts w:ascii="Times New Roman" w:hAnsi="Times New Roman" w:cs="Times New Roman"/>
@@ -5431,7 +6727,131 @@
           <w:szCs w:val="28"/>
           <w:lang w:val="en-US"/>
         </w:rPr>
-        <w:t>train_test_split (test_size=0.3, random_state=123) → accuracy = 0.6718</w:t>
+        <w:t>train_test_split</w:t>
+      </w:r>
+      <w:proofErr w:type="spellEnd"/>
+      <w:r>
+        <w:rPr>
+          <w:rFonts w:ascii="Times New Roman" w:hAnsi="Times New Roman" w:cs="Times New Roman"/>
+          <w:sz w:val="28"/>
+          <w:szCs w:val="28"/>
+          <w:lang w:val="en-US"/>
+        </w:rPr>
+        <w:t> </w:t>
+      </w:r>
+      <w:r>
+        <w:rPr>
+          <w:rFonts w:ascii="Times New Roman" w:hAnsi="Times New Roman" w:cs="Times New Roman"/>
+          <w:sz w:val="28"/>
+          <w:szCs w:val="28"/>
+          <w:lang w:val="en-US"/>
+        </w:rPr>
+        <w:t>(</w:t>
+      </w:r>
+      <w:proofErr w:type="spellStart"/>
+      <w:r>
+        <w:rPr>
+          <w:rFonts w:ascii="Times New Roman" w:hAnsi="Times New Roman" w:cs="Times New Roman"/>
+          <w:sz w:val="28"/>
+          <w:szCs w:val="28"/>
+          <w:lang w:val="en-US"/>
+        </w:rPr>
+        <w:t>test_size</w:t>
+      </w:r>
+      <w:proofErr w:type="spellEnd"/>
+      <w:r>
+        <w:rPr>
+          <w:rFonts w:ascii="Times New Roman" w:hAnsi="Times New Roman" w:cs="Times New Roman"/>
+          <w:sz w:val="28"/>
+          <w:szCs w:val="28"/>
+          <w:lang w:val="en-US"/>
+        </w:rPr>
+        <w:t>=0.3,</w:t>
+      </w:r>
+      <w:r>
+        <w:rPr>
+          <w:rFonts w:ascii="Times New Roman" w:hAnsi="Times New Roman" w:cs="Times New Roman"/>
+          <w:sz w:val="28"/>
+          <w:szCs w:val="28"/>
+          <w:lang w:val="en-US"/>
+        </w:rPr>
+        <w:t> </w:t>
+      </w:r>
+      <w:proofErr w:type="spellStart"/>
+      <w:r>
+        <w:rPr>
+          <w:rFonts w:ascii="Times New Roman" w:hAnsi="Times New Roman" w:cs="Times New Roman"/>
+          <w:sz w:val="28"/>
+          <w:szCs w:val="28"/>
+          <w:lang w:val="en-US"/>
+        </w:rPr>
+        <w:t>random_state</w:t>
+      </w:r>
+      <w:proofErr w:type="spellEnd"/>
+      <w:r>
+        <w:rPr>
+          <w:rFonts w:ascii="Times New Roman" w:hAnsi="Times New Roman" w:cs="Times New Roman"/>
+          <w:sz w:val="28"/>
+          <w:szCs w:val="28"/>
+          <w:lang w:val="en-US"/>
+        </w:rPr>
+        <w:t>=123)</w:t>
+      </w:r>
+      <w:r>
+        <w:rPr>
+          <w:rFonts w:ascii="Times New Roman" w:hAnsi="Times New Roman" w:cs="Times New Roman"/>
+          <w:sz w:val="28"/>
+          <w:szCs w:val="28"/>
+          <w:lang w:val="en-US"/>
+        </w:rPr>
+        <w:t>,</w:t>
+      </w:r>
+      <w:r>
+        <w:rPr>
+          <w:rFonts w:ascii="Times New Roman" w:hAnsi="Times New Roman" w:cs="Times New Roman"/>
+          <w:sz w:val="28"/>
+          <w:szCs w:val="28"/>
+          <w:lang w:val="en-US"/>
+        </w:rPr>
+        <w:t> </w:t>
+      </w:r>
+      <w:proofErr w:type="gramStart"/>
+      <w:r>
+        <w:rPr>
+          <w:rFonts w:ascii="Times New Roman" w:hAnsi="Times New Roman" w:cs="Times New Roman"/>
+          <w:sz w:val="28"/>
+          <w:szCs w:val="28"/>
+          <w:lang w:val="ru-RU"/>
+        </w:rPr>
+        <w:t>следовательно</w:t>
+      </w:r>
+      <w:r>
+        <w:rPr>
+          <w:rFonts w:ascii="Times New Roman" w:hAnsi="Times New Roman" w:cs="Times New Roman"/>
+          <w:sz w:val="28"/>
+          <w:szCs w:val="28"/>
+          <w:lang w:val="en-US"/>
+        </w:rPr>
+        <w:t xml:space="preserve"> </w:t>
+      </w:r>
+      <w:r>
+        <w:rPr>
+          <w:rFonts w:ascii="Times New Roman" w:hAnsi="Times New Roman" w:cs="Times New Roman"/>
+          <w:sz w:val="28"/>
+          <w:szCs w:val="28"/>
+          <w:lang w:val="en-US"/>
+        </w:rPr>
+        <w:t xml:space="preserve"> accuracy</w:t>
+      </w:r>
+      <w:proofErr w:type="gramEnd"/>
+      <w:r>
+        <w:rPr>
+          <w:rFonts w:ascii="Times New Roman" w:hAnsi="Times New Roman" w:cs="Times New Roman"/>
+          <w:sz w:val="28"/>
+          <w:szCs w:val="28"/>
+          <w:lang w:val="en-US"/>
+        </w:rPr>
+        <w:t xml:space="preserve"> = 0.6718</w:t>
       </w:r>
     </w:p>
     <w:p>
@@ -5456,7 +6876,146 @@
           <w:szCs w:val="28"/>
           <w:lang w:val="ru-RU"/>
         </w:rPr>
-        <w:t>5-кратная кросс-валидация на исходном train (масштабированном) → средняя accuracy = 0.7530 (±0.0121)</w:t>
+        <w:t>5-кратная</w:t>
+      </w:r>
+      <w:r>
+        <w:rPr>
+          <w:rFonts w:ascii="Times New Roman" w:hAnsi="Times New Roman" w:cs="Times New Roman"/>
+          <w:sz w:val="28"/>
+          <w:szCs w:val="28"/>
+          <w:lang w:val="en-US"/>
+        </w:rPr>
+        <w:t> </w:t>
+      </w:r>
+      <w:r>
+        <w:rPr>
+          <w:rFonts w:ascii="Times New Roman" w:hAnsi="Times New Roman" w:cs="Times New Roman"/>
+          <w:sz w:val="28"/>
+          <w:szCs w:val="28"/>
+          <w:lang w:val="ru-RU"/>
+        </w:rPr>
+        <w:t>кросс-валидация</w:t>
+      </w:r>
+      <w:r>
+        <w:rPr>
+          <w:rFonts w:ascii="Times New Roman" w:hAnsi="Times New Roman" w:cs="Times New Roman"/>
+          <w:sz w:val="28"/>
+          <w:szCs w:val="28"/>
+          <w:lang w:val="en-US"/>
+        </w:rPr>
+        <w:t> </w:t>
+      </w:r>
+      <w:r>
+        <w:rPr>
+          <w:rFonts w:ascii="Times New Roman" w:hAnsi="Times New Roman" w:cs="Times New Roman"/>
+          <w:sz w:val="28"/>
+          <w:szCs w:val="28"/>
+          <w:lang w:val="ru-RU"/>
+        </w:rPr>
+        <w:t>на</w:t>
+      </w:r>
+      <w:r>
+        <w:rPr>
+          <w:rFonts w:ascii="Times New Roman" w:hAnsi="Times New Roman" w:cs="Times New Roman"/>
+          <w:sz w:val="28"/>
+          <w:szCs w:val="28"/>
+          <w:lang w:val="en-US"/>
+        </w:rPr>
+        <w:t> </w:t>
+      </w:r>
+      <w:r>
+        <w:rPr>
+          <w:rFonts w:ascii="Times New Roman" w:hAnsi="Times New Roman" w:cs="Times New Roman"/>
+          <w:sz w:val="28"/>
+          <w:szCs w:val="28"/>
+          <w:lang w:val="ru-RU"/>
+        </w:rPr>
+        <w:t>исходном</w:t>
+      </w:r>
+      <w:r>
+        <w:rPr>
+          <w:rFonts w:ascii="Times New Roman" w:hAnsi="Times New Roman" w:cs="Times New Roman"/>
+          <w:sz w:val="28"/>
+          <w:szCs w:val="28"/>
+          <w:lang w:val="en-US"/>
+        </w:rPr>
+        <w:t> </w:t>
+      </w:r>
+      <w:proofErr w:type="spellStart"/>
+      <w:r>
+        <w:rPr>
+          <w:rFonts w:ascii="Times New Roman" w:hAnsi="Times New Roman" w:cs="Times New Roman"/>
+          <w:sz w:val="28"/>
+          <w:szCs w:val="28"/>
+          <w:lang w:val="ru-RU"/>
+        </w:rPr>
+        <w:t>train</w:t>
+      </w:r>
+      <w:proofErr w:type="spellEnd"/>
+      <w:r>
+        <w:rPr>
+          <w:rFonts w:ascii="Times New Roman" w:hAnsi="Times New Roman" w:cs="Times New Roman"/>
+          <w:sz w:val="28"/>
+          <w:szCs w:val="28"/>
+          <w:lang w:val="ru-RU"/>
+        </w:rPr>
+        <w:t xml:space="preserve"> (масштабированном)</w:t>
+      </w:r>
+      <w:r>
+        <w:rPr>
+          <w:rFonts w:ascii="Times New Roman" w:hAnsi="Times New Roman" w:cs="Times New Roman"/>
+          <w:sz w:val="28"/>
+          <w:szCs w:val="28"/>
+          <w:lang w:val="ru-RU"/>
+        </w:rPr>
+        <w:t>,</w:t>
+      </w:r>
+      <w:r>
+        <w:rPr>
+          <w:rFonts w:ascii="Times New Roman" w:hAnsi="Times New Roman" w:cs="Times New Roman"/>
+          <w:sz w:val="28"/>
+          <w:szCs w:val="28"/>
+          <w:lang w:val="ru-RU"/>
+        </w:rPr>
+        <w:t xml:space="preserve"> следовательно</w:t>
+      </w:r>
+      <w:r>
+        <w:rPr>
+          <w:rFonts w:ascii="Times New Roman" w:hAnsi="Times New Roman" w:cs="Times New Roman"/>
+          <w:sz w:val="28"/>
+          <w:szCs w:val="28"/>
+          <w:lang w:val="ru-RU"/>
+        </w:rPr>
+        <w:t xml:space="preserve"> </w:t>
+      </w:r>
+      <w:r>
+        <w:rPr>
+          <w:rFonts w:ascii="Times New Roman" w:hAnsi="Times New Roman" w:cs="Times New Roman"/>
+          <w:sz w:val="28"/>
+          <w:szCs w:val="28"/>
+          <w:lang w:val="ru-RU"/>
+        </w:rPr>
+        <w:t xml:space="preserve">средняя </w:t>
+      </w:r>
+      <w:proofErr w:type="spellStart"/>
+      <w:r>
+        <w:rPr>
+          <w:rFonts w:ascii="Times New Roman" w:hAnsi="Times New Roman" w:cs="Times New Roman"/>
+          <w:sz w:val="28"/>
+          <w:szCs w:val="28"/>
+          <w:lang w:val="ru-RU"/>
+        </w:rPr>
+        <w:t>accuracy</w:t>
+      </w:r>
+      <w:proofErr w:type="spellEnd"/>
+      <w:r>
+        <w:rPr>
+          <w:rFonts w:ascii="Times New Roman" w:hAnsi="Times New Roman" w:cs="Times New Roman"/>
+          <w:sz w:val="28"/>
+          <w:szCs w:val="28"/>
+          <w:lang w:val="ru-RU"/>
+        </w:rPr>
+        <w:t xml:space="preserve"> = 0.7530 (±0.0121)</w:t>
       </w:r>
     </w:p>
     <w:p>
@@ -5487,17 +7046,48 @@
           <w:szCs w:val="28"/>
           <w:lang w:val="ru-RU"/>
         </w:rPr>
-        <w:t xml:space="preserve">Анализ: при использовании исходного разбиения train/test из файлов модель показывала низкую точность (≈0.50). Однако при случайном разбиении </w:t>
-      </w:r>
-      <w:r>
-        <w:rPr>
-          <w:rFonts w:ascii="Times New Roman" w:hAnsi="Times New Roman" w:cs="Times New Roman"/>
-          <w:sz w:val="28"/>
-          <w:szCs w:val="28"/>
-          <w:lang w:val="ru-RU"/>
-        </w:rPr>
         <w:lastRenderedPageBreak/>
-        <w:t>точность возрастает до 0.64–0.67, а кросс-валидация даёт 75.3%. Это указывает на возможное систематическое смещение в предоставленном разделении данных.</w:t>
+        <w:t xml:space="preserve">Анализ: при использовании исходного разбиения </w:t>
+      </w:r>
+      <w:proofErr w:type="spellStart"/>
+      <w:r>
+        <w:rPr>
+          <w:rFonts w:ascii="Times New Roman" w:hAnsi="Times New Roman" w:cs="Times New Roman"/>
+          <w:sz w:val="28"/>
+          <w:szCs w:val="28"/>
+          <w:lang w:val="ru-RU"/>
+        </w:rPr>
+        <w:t>train</w:t>
+      </w:r>
+      <w:proofErr w:type="spellEnd"/>
+      <w:r>
+        <w:rPr>
+          <w:rFonts w:ascii="Times New Roman" w:hAnsi="Times New Roman" w:cs="Times New Roman"/>
+          <w:sz w:val="28"/>
+          <w:szCs w:val="28"/>
+          <w:lang w:val="ru-RU"/>
+        </w:rPr>
+        <w:t>/</w:t>
+      </w:r>
+      <w:proofErr w:type="spellStart"/>
+      <w:r>
+        <w:rPr>
+          <w:rFonts w:ascii="Times New Roman" w:hAnsi="Times New Roman" w:cs="Times New Roman"/>
+          <w:sz w:val="28"/>
+          <w:szCs w:val="28"/>
+          <w:lang w:val="ru-RU"/>
+        </w:rPr>
+        <w:t>test</w:t>
+      </w:r>
+      <w:proofErr w:type="spellEnd"/>
+      <w:r>
+        <w:rPr>
+          <w:rFonts w:ascii="Times New Roman" w:hAnsi="Times New Roman" w:cs="Times New Roman"/>
+          <w:sz w:val="28"/>
+          <w:szCs w:val="28"/>
+          <w:lang w:val="ru-RU"/>
+        </w:rPr>
+        <w:t xml:space="preserve"> из файлов модель показывала низкую точность (≈0.50). Однако при случайном разбиении точность возрастает до 0.64–0.67, а кросс-валидация даёт 75.3%. Это указывает на возможное систематическое смещение в предоставленном разделении данных.</w:t>
       </w:r>
     </w:p>
     <w:p>
@@ -5576,7 +7166,47 @@
           <w:szCs w:val="28"/>
           <w:lang w:val="ru-RU"/>
         </w:rPr>
-        <w:t>левый график – кластеры, предсказанные KMeans (n_clusters=2);</w:t>
+        <w:t xml:space="preserve">левый график – кластеры, предсказанные </w:t>
+      </w:r>
+      <w:proofErr w:type="spellStart"/>
+      <w:r>
+        <w:rPr>
+          <w:rFonts w:ascii="Times New Roman" w:hAnsi="Times New Roman" w:cs="Times New Roman"/>
+          <w:sz w:val="28"/>
+          <w:szCs w:val="28"/>
+          <w:lang w:val="ru-RU"/>
+        </w:rPr>
+        <w:t>KMeans</w:t>
+      </w:r>
+      <w:proofErr w:type="spellEnd"/>
+      <w:r>
+        <w:rPr>
+          <w:rFonts w:ascii="Times New Roman" w:hAnsi="Times New Roman" w:cs="Times New Roman"/>
+          <w:sz w:val="28"/>
+          <w:szCs w:val="28"/>
+          <w:lang w:val="ru-RU"/>
+        </w:rPr>
+        <w:t xml:space="preserve"> (</w:t>
+      </w:r>
+      <w:proofErr w:type="spellStart"/>
+      <w:r>
+        <w:rPr>
+          <w:rFonts w:ascii="Times New Roman" w:hAnsi="Times New Roman" w:cs="Times New Roman"/>
+          <w:sz w:val="28"/>
+          <w:szCs w:val="28"/>
+          <w:lang w:val="ru-RU"/>
+        </w:rPr>
+        <w:t>n_clusters</w:t>
+      </w:r>
+      <w:proofErr w:type="spellEnd"/>
+      <w:r>
+        <w:rPr>
+          <w:rFonts w:ascii="Times New Roman" w:hAnsi="Times New Roman" w:cs="Times New Roman"/>
+          <w:sz w:val="28"/>
+          <w:szCs w:val="28"/>
+          <w:lang w:val="ru-RU"/>
+        </w:rPr>
+        <w:t>=2);</w:t>
       </w:r>
     </w:p>
     <w:p>
@@ -5728,7 +7358,47 @@
           <w:iCs/>
           <w:lang w:val="ru-RU"/>
         </w:rPr>
-        <w:t xml:space="preserve"> Scatter plot кластеров (результат кластеризации).</w:t>
+        <w:t xml:space="preserve"> </w:t>
+      </w:r>
+      <w:proofErr w:type="spellStart"/>
+      <w:r>
+        <w:rPr>
+          <w:rFonts w:ascii="Times New Roman" w:hAnsi="Times New Roman" w:cs="Times New Roman"/>
+          <w:i/>
+          <w:iCs/>
+          <w:lang w:val="ru-RU"/>
+        </w:rPr>
+        <w:t>Scatter</w:t>
+      </w:r>
+      <w:proofErr w:type="spellEnd"/>
+      <w:r>
+        <w:rPr>
+          <w:rFonts w:ascii="Times New Roman" w:hAnsi="Times New Roman" w:cs="Times New Roman"/>
+          <w:i/>
+          <w:iCs/>
+          <w:lang w:val="ru-RU"/>
+        </w:rPr>
+        <w:t xml:space="preserve"> </w:t>
+      </w:r>
+      <w:proofErr w:type="spellStart"/>
+      <w:r>
+        <w:rPr>
+          <w:rFonts w:ascii="Times New Roman" w:hAnsi="Times New Roman" w:cs="Times New Roman"/>
+          <w:i/>
+          <w:iCs/>
+          <w:lang w:val="ru-RU"/>
+        </w:rPr>
+        <w:t>plot</w:t>
+      </w:r>
+      <w:proofErr w:type="spellEnd"/>
+      <w:r>
+        <w:rPr>
+          <w:rFonts w:ascii="Times New Roman" w:hAnsi="Times New Roman" w:cs="Times New Roman"/>
+          <w:i/>
+          <w:iCs/>
+          <w:lang w:val="ru-RU"/>
+        </w:rPr>
+        <w:t xml:space="preserve"> кластеров (результат кластеризации).</w:t>
       </w:r>
     </w:p>
     <w:p>
@@ -5761,7 +7431,33 @@
           <w:szCs w:val="28"/>
           <w:lang w:val="ru-RU"/>
         </w:rPr>
-        <w:t>Результаты кластеризации KMeans:</w:t>
+        <w:t xml:space="preserve">Результаты кластеризации </w:t>
+      </w:r>
+      <w:proofErr w:type="spellStart"/>
+      <w:r>
+        <w:rPr>
+          <w:rFonts w:ascii="Times New Roman" w:eastAsia="Times New Roman" w:hAnsi="Times New Roman" w:cs="Times New Roman"/>
+          <w:b/>
+          <w:bCs/>
+          <w:color w:val="0F1115"/>
+          <w:sz w:val="28"/>
+          <w:szCs w:val="28"/>
+          <w:lang w:val="ru-RU"/>
+        </w:rPr>
+        <w:t>KMeans</w:t>
+      </w:r>
+      <w:proofErr w:type="spellEnd"/>
+      <w:r>
+        <w:rPr>
+          <w:rFonts w:ascii="Times New Roman" w:eastAsia="Times New Roman" w:hAnsi="Times New Roman" w:cs="Times New Roman"/>
+          <w:b/>
+          <w:bCs/>
+          <w:color w:val="0F1115"/>
+          <w:sz w:val="28"/>
+          <w:szCs w:val="28"/>
+          <w:lang w:val="ru-RU"/>
+        </w:rPr>
+        <w:t>:</w:t>
       </w:r>
     </w:p>
     <w:p>
@@ -5780,15 +7476,27 @@
           <w:lang w:val="ru-RU"/>
         </w:rPr>
       </w:pPr>
-      <w:r>
-        <w:rPr>
-          <w:rFonts w:ascii="Times New Roman" w:eastAsia="Times New Roman" w:hAnsi="Times New Roman" w:cs="Times New Roman"/>
-          <w:color w:val="0F1115"/>
-          <w:sz w:val="28"/>
-          <w:szCs w:val="28"/>
-          <w:lang w:val="ru-RU"/>
-        </w:rPr>
-        <w:t>Adjusted Rand Index (ARI): </w:t>
+      <w:proofErr w:type="spellStart"/>
+      <w:r>
+        <w:rPr>
+          <w:rFonts w:ascii="Times New Roman" w:eastAsia="Times New Roman" w:hAnsi="Times New Roman" w:cs="Times New Roman"/>
+          <w:color w:val="0F1115"/>
+          <w:sz w:val="28"/>
+          <w:szCs w:val="28"/>
+          <w:lang w:val="ru-RU"/>
+        </w:rPr>
+        <w:t>Adjusted</w:t>
+      </w:r>
+      <w:proofErr w:type="spellEnd"/>
+      <w:r>
+        <w:rPr>
+          <w:rFonts w:ascii="Times New Roman" w:eastAsia="Times New Roman" w:hAnsi="Times New Roman" w:cs="Times New Roman"/>
+          <w:color w:val="0F1115"/>
+          <w:sz w:val="28"/>
+          <w:szCs w:val="28"/>
+          <w:lang w:val="ru-RU"/>
+        </w:rPr>
+        <w:t xml:space="preserve"> Rand Index (ARI): </w:t>
       </w:r>
       <w:r>
         <w:rPr>
@@ -5819,15 +7527,49 @@
           <w:lang w:val="ru-RU"/>
         </w:rPr>
       </w:pPr>
-      <w:r>
-        <w:rPr>
-          <w:rFonts w:ascii="Times New Roman" w:eastAsia="Times New Roman" w:hAnsi="Times New Roman" w:cs="Times New Roman"/>
-          <w:color w:val="0F1115"/>
-          <w:sz w:val="28"/>
-          <w:szCs w:val="28"/>
-          <w:lang w:val="ru-RU"/>
-        </w:rPr>
-        <w:t>Adjusted Mutual Info (AMI): </w:t>
+      <w:proofErr w:type="spellStart"/>
+      <w:r>
+        <w:rPr>
+          <w:rFonts w:ascii="Times New Roman" w:eastAsia="Times New Roman" w:hAnsi="Times New Roman" w:cs="Times New Roman"/>
+          <w:color w:val="0F1115"/>
+          <w:sz w:val="28"/>
+          <w:szCs w:val="28"/>
+          <w:lang w:val="ru-RU"/>
+        </w:rPr>
+        <w:t>Adjusted</w:t>
+      </w:r>
+      <w:proofErr w:type="spellEnd"/>
+      <w:r>
+        <w:rPr>
+          <w:rFonts w:ascii="Times New Roman" w:eastAsia="Times New Roman" w:hAnsi="Times New Roman" w:cs="Times New Roman"/>
+          <w:color w:val="0F1115"/>
+          <w:sz w:val="28"/>
+          <w:szCs w:val="28"/>
+          <w:lang w:val="ru-RU"/>
+        </w:rPr>
+        <w:t xml:space="preserve"> </w:t>
+      </w:r>
+      <w:proofErr w:type="spellStart"/>
+      <w:r>
+        <w:rPr>
+          <w:rFonts w:ascii="Times New Roman" w:eastAsia="Times New Roman" w:hAnsi="Times New Roman" w:cs="Times New Roman"/>
+          <w:color w:val="0F1115"/>
+          <w:sz w:val="28"/>
+          <w:szCs w:val="28"/>
+          <w:lang w:val="ru-RU"/>
+        </w:rPr>
+        <w:t>Mutual</w:t>
+      </w:r>
+      <w:proofErr w:type="spellEnd"/>
+      <w:r>
+        <w:rPr>
+          <w:rFonts w:ascii="Times New Roman" w:eastAsia="Times New Roman" w:hAnsi="Times New Roman" w:cs="Times New Roman"/>
+          <w:color w:val="0F1115"/>
+          <w:sz w:val="28"/>
+          <w:szCs w:val="28"/>
+          <w:lang w:val="ru-RU"/>
+        </w:rPr>
+        <w:t xml:space="preserve"> Info (AMI): </w:t>
       </w:r>
       <w:r>
         <w:rPr>
@@ -5858,15 +7600,71 @@
           <w:lang w:val="ru-RU"/>
         </w:rPr>
       </w:pPr>
-      <w:r>
-        <w:rPr>
-          <w:rFonts w:ascii="Times New Roman" w:eastAsia="Times New Roman" w:hAnsi="Times New Roman" w:cs="Times New Roman"/>
-          <w:color w:val="0F1115"/>
-          <w:sz w:val="28"/>
-          <w:szCs w:val="28"/>
-          <w:lang w:val="ru-RU"/>
-        </w:rPr>
-        <w:t>Silhouette Score (test): </w:t>
+      <w:proofErr w:type="spellStart"/>
+      <w:r>
+        <w:rPr>
+          <w:rFonts w:ascii="Times New Roman" w:eastAsia="Times New Roman" w:hAnsi="Times New Roman" w:cs="Times New Roman"/>
+          <w:color w:val="0F1115"/>
+          <w:sz w:val="28"/>
+          <w:szCs w:val="28"/>
+          <w:lang w:val="ru-RU"/>
+        </w:rPr>
+        <w:t>Silhouette</w:t>
+      </w:r>
+      <w:proofErr w:type="spellEnd"/>
+      <w:r>
+        <w:rPr>
+          <w:rFonts w:ascii="Times New Roman" w:eastAsia="Times New Roman" w:hAnsi="Times New Roman" w:cs="Times New Roman"/>
+          <w:color w:val="0F1115"/>
+          <w:sz w:val="28"/>
+          <w:szCs w:val="28"/>
+          <w:lang w:val="ru-RU"/>
+        </w:rPr>
+        <w:t xml:space="preserve"> </w:t>
+      </w:r>
+      <w:proofErr w:type="spellStart"/>
+      <w:r>
+        <w:rPr>
+          <w:rFonts w:ascii="Times New Roman" w:eastAsia="Times New Roman" w:hAnsi="Times New Roman" w:cs="Times New Roman"/>
+          <w:color w:val="0F1115"/>
+          <w:sz w:val="28"/>
+          <w:szCs w:val="28"/>
+          <w:lang w:val="ru-RU"/>
+        </w:rPr>
+        <w:t>Score</w:t>
+      </w:r>
+      <w:proofErr w:type="spellEnd"/>
+      <w:r>
+        <w:rPr>
+          <w:rFonts w:ascii="Times New Roman" w:eastAsia="Times New Roman" w:hAnsi="Times New Roman" w:cs="Times New Roman"/>
+          <w:color w:val="0F1115"/>
+          <w:sz w:val="28"/>
+          <w:szCs w:val="28"/>
+          <w:lang w:val="ru-RU"/>
+        </w:rPr>
+        <w:t xml:space="preserve"> (</w:t>
+      </w:r>
+      <w:proofErr w:type="spellStart"/>
+      <w:r>
+        <w:rPr>
+          <w:rFonts w:ascii="Times New Roman" w:eastAsia="Times New Roman" w:hAnsi="Times New Roman" w:cs="Times New Roman"/>
+          <w:color w:val="0F1115"/>
+          <w:sz w:val="28"/>
+          <w:szCs w:val="28"/>
+          <w:lang w:val="ru-RU"/>
+        </w:rPr>
+        <w:t>test</w:t>
+      </w:r>
+      <w:proofErr w:type="spellEnd"/>
+      <w:r>
+        <w:rPr>
+          <w:rFonts w:ascii="Times New Roman" w:eastAsia="Times New Roman" w:hAnsi="Times New Roman" w:cs="Times New Roman"/>
+          <w:color w:val="0F1115"/>
+          <w:sz w:val="28"/>
+          <w:szCs w:val="28"/>
+          <w:lang w:val="ru-RU"/>
+        </w:rPr>
+        <w:t>): </w:t>
       </w:r>
       <w:r>
         <w:rPr>
@@ -5963,7 +7761,27 @@
           <w:szCs w:val="28"/>
           <w:lang w:val="ru-RU"/>
         </w:rPr>
-        <w:t>ARI и AMI близки к нулю (даже слегка отрицательны) – кластеры KMeans не соответствуют диагнозу Y.</w:t>
+        <w:t xml:space="preserve">ARI и AMI близки к нулю (даже слегка отрицательны) – кластеры </w:t>
+      </w:r>
+      <w:proofErr w:type="spellStart"/>
+      <w:r>
+        <w:rPr>
+          <w:rFonts w:ascii="Times New Roman" w:hAnsi="Times New Roman" w:cs="Times New Roman"/>
+          <w:sz w:val="28"/>
+          <w:szCs w:val="28"/>
+          <w:lang w:val="ru-RU"/>
+        </w:rPr>
+        <w:t>KMeans</w:t>
+      </w:r>
+      <w:proofErr w:type="spellEnd"/>
+      <w:r>
+        <w:rPr>
+          <w:rFonts w:ascii="Times New Roman" w:hAnsi="Times New Roman" w:cs="Times New Roman"/>
+          <w:sz w:val="28"/>
+          <w:szCs w:val="28"/>
+          <w:lang w:val="ru-RU"/>
+        </w:rPr>
+        <w:t xml:space="preserve"> не соответствуют диагнозу Y.</w:t>
       </w:r>
     </w:p>
     <w:p>
@@ -5998,7 +7816,31 @@
           <w:szCs w:val="28"/>
           <w:lang w:val="ru-RU"/>
         </w:rPr>
-        <w:t>2. Оценка после масштабирования (StandardScaler)</w:t>
+        <w:t>2. Оценка после масштабирования (</w:t>
+      </w:r>
+      <w:proofErr w:type="spellStart"/>
+      <w:r>
+        <w:rPr>
+          <w:rFonts w:ascii="Times New Roman" w:hAnsi="Times New Roman" w:cs="Times New Roman"/>
+          <w:b/>
+          <w:bCs/>
+          <w:sz w:val="28"/>
+          <w:szCs w:val="28"/>
+          <w:lang w:val="ru-RU"/>
+        </w:rPr>
+        <w:t>StandardScaler</w:t>
+      </w:r>
+      <w:proofErr w:type="spellEnd"/>
+      <w:r>
+        <w:rPr>
+          <w:rFonts w:ascii="Times New Roman" w:hAnsi="Times New Roman" w:cs="Times New Roman"/>
+          <w:b/>
+          <w:bCs/>
+          <w:sz w:val="28"/>
+          <w:szCs w:val="28"/>
+          <w:lang w:val="ru-RU"/>
+        </w:rPr>
+        <w:t>)</w:t>
       </w:r>
     </w:p>
     <w:p>
@@ -6070,6 +7912,7 @@
           <w:szCs w:val="28"/>
           <w:lang w:val="en-US"/>
         </w:rPr>
+        <w:lastRenderedPageBreak/>
         <w:t>3</w:t>
       </w:r>
       <w:r>
@@ -6103,25 +7946,49 @@
           <w:szCs w:val="28"/>
           <w:lang w:val="en-US"/>
         </w:rPr>
-        <w:t xml:space="preserve"> (KMeans)</w:t>
-      </w:r>
-    </w:p>
-    <w:p>
-      <w:pPr>
-        <w:rPr>
-          <w:rFonts w:ascii="Times New Roman" w:hAnsi="Times New Roman" w:cs="Times New Roman"/>
+        <w:t xml:space="preserve"> (</w:t>
+      </w:r>
+      <w:proofErr w:type="spellStart"/>
+      <w:r>
+        <w:rPr>
+          <w:rFonts w:ascii="Times New Roman" w:hAnsi="Times New Roman" w:cs="Times New Roman"/>
+          <w:b/>
+          <w:bCs/>
           <w:sz w:val="28"/>
           <w:szCs w:val="28"/>
           <w:lang w:val="en-US"/>
         </w:rPr>
-      </w:pPr>
-      <w:r>
-        <w:rPr>
-          <w:rFonts w:ascii="Times New Roman" w:hAnsi="Times New Roman" w:cs="Times New Roman"/>
+        <w:t>KMeans</w:t>
+      </w:r>
+      <w:proofErr w:type="spellEnd"/>
+      <w:r>
+        <w:rPr>
+          <w:rFonts w:ascii="Times New Roman" w:hAnsi="Times New Roman" w:cs="Times New Roman"/>
+          <w:b/>
+          <w:bCs/>
           <w:sz w:val="28"/>
           <w:szCs w:val="28"/>
           <w:lang w:val="en-US"/>
         </w:rPr>
+        <w:t>)</w:t>
+      </w:r>
+    </w:p>
+    <w:p>
+      <w:pPr>
+        <w:rPr>
+          <w:rFonts w:ascii="Times New Roman" w:hAnsi="Times New Roman" w:cs="Times New Roman"/>
+          <w:sz w:val="28"/>
+          <w:szCs w:val="28"/>
+          <w:lang w:val="en-US"/>
+        </w:rPr>
+      </w:pPr>
+      <w:r>
+        <w:rPr>
+          <w:rFonts w:ascii="Times New Roman" w:hAnsi="Times New Roman" w:cs="Times New Roman"/>
+          <w:sz w:val="28"/>
+          <w:szCs w:val="28"/>
+          <w:lang w:val="en-US"/>
+        </w:rPr>
         <w:t xml:space="preserve">Adjusted Rand Index (ARI): </w:t>
       </w:r>
       <w:r>
@@ -6168,7 +8035,6 @@
           <w:szCs w:val="28"/>
           <w:lang w:val="en-US"/>
         </w:rPr>
-        <w:lastRenderedPageBreak/>
         <w:t xml:space="preserve">Adjusted Mutual Info (AMI): </w:t>
       </w:r>
       <w:r>
@@ -6208,14 +8074,45 @@
           <w:lang w:val="ru-RU"/>
         </w:rPr>
       </w:pPr>
-      <w:r>
-        <w:rPr>
-          <w:rFonts w:ascii="Times New Roman" w:hAnsi="Times New Roman" w:cs="Times New Roman"/>
-          <w:sz w:val="28"/>
-          <w:szCs w:val="28"/>
-          <w:lang w:val="ru-RU"/>
-        </w:rPr>
-        <w:t>Silhouette Score (тест): 0.</w:t>
+      <w:proofErr w:type="spellStart"/>
+      <w:r>
+        <w:rPr>
+          <w:rFonts w:ascii="Times New Roman" w:hAnsi="Times New Roman" w:cs="Times New Roman"/>
+          <w:sz w:val="28"/>
+          <w:szCs w:val="28"/>
+          <w:lang w:val="ru-RU"/>
+        </w:rPr>
+        <w:t>Silhouette</w:t>
+      </w:r>
+      <w:proofErr w:type="spellEnd"/>
+      <w:r>
+        <w:rPr>
+          <w:rFonts w:ascii="Times New Roman" w:hAnsi="Times New Roman" w:cs="Times New Roman"/>
+          <w:sz w:val="28"/>
+          <w:szCs w:val="28"/>
+          <w:lang w:val="ru-RU"/>
+        </w:rPr>
+        <w:t xml:space="preserve"> </w:t>
+      </w:r>
+      <w:proofErr w:type="spellStart"/>
+      <w:r>
+        <w:rPr>
+          <w:rFonts w:ascii="Times New Roman" w:hAnsi="Times New Roman" w:cs="Times New Roman"/>
+          <w:sz w:val="28"/>
+          <w:szCs w:val="28"/>
+          <w:lang w:val="ru-RU"/>
+        </w:rPr>
+        <w:t>Score</w:t>
+      </w:r>
+      <w:proofErr w:type="spellEnd"/>
+      <w:r>
+        <w:rPr>
+          <w:rFonts w:ascii="Times New Roman" w:hAnsi="Times New Roman" w:cs="Times New Roman"/>
+          <w:sz w:val="28"/>
+          <w:szCs w:val="28"/>
+          <w:lang w:val="ru-RU"/>
+        </w:rPr>
+        <w:t xml:space="preserve"> (тест): 0.</w:t>
       </w:r>
       <w:r>
         <w:rPr>
@@ -6526,7 +8423,51 @@
           <w:szCs w:val="28"/>
           <w:lang w:val="ru-RU"/>
         </w:rPr>
-        <w:t>Дерево решений показало очень низкое качество: accuracy ≈ 50% (фактически случайное угадывание). Класс 1 практически не распознаётся (recall = 0.15, f1 = 0.23). Причина – сильный дисбаланс классов (0:1339, 1:256) в обучающей выборке, а также, возможно, неинформативные признаки.</w:t>
+        <w:t xml:space="preserve">Дерево решений показало очень низкое качество: </w:t>
+      </w:r>
+      <w:proofErr w:type="spellStart"/>
+      <w:r>
+        <w:rPr>
+          <w:rFonts w:ascii="Times New Roman" w:eastAsia="Times New Roman" w:hAnsi="Times New Roman" w:cs="Times New Roman"/>
+          <w:color w:val="0F1115"/>
+          <w:sz w:val="28"/>
+          <w:szCs w:val="28"/>
+          <w:lang w:val="ru-RU"/>
+        </w:rPr>
+        <w:t>accuracy</w:t>
+      </w:r>
+      <w:proofErr w:type="spellEnd"/>
+      <w:r>
+        <w:rPr>
+          <w:rFonts w:ascii="Times New Roman" w:eastAsia="Times New Roman" w:hAnsi="Times New Roman" w:cs="Times New Roman"/>
+          <w:color w:val="0F1115"/>
+          <w:sz w:val="28"/>
+          <w:szCs w:val="28"/>
+          <w:lang w:val="ru-RU"/>
+        </w:rPr>
+        <w:t xml:space="preserve"> ≈ 50% (фактически случайное угадывание). Класс 1 практически не распознаётся (</w:t>
+      </w:r>
+      <w:proofErr w:type="spellStart"/>
+      <w:r>
+        <w:rPr>
+          <w:rFonts w:ascii="Times New Roman" w:eastAsia="Times New Roman" w:hAnsi="Times New Roman" w:cs="Times New Roman"/>
+          <w:color w:val="0F1115"/>
+          <w:sz w:val="28"/>
+          <w:szCs w:val="28"/>
+          <w:lang w:val="ru-RU"/>
+        </w:rPr>
+        <w:t>recall</w:t>
+      </w:r>
+      <w:proofErr w:type="spellEnd"/>
+      <w:r>
+        <w:rPr>
+          <w:rFonts w:ascii="Times New Roman" w:eastAsia="Times New Roman" w:hAnsi="Times New Roman" w:cs="Times New Roman"/>
+          <w:color w:val="0F1115"/>
+          <w:sz w:val="28"/>
+          <w:szCs w:val="28"/>
+          <w:lang w:val="ru-RU"/>
+        </w:rPr>
+        <w:t xml:space="preserve"> = 0.15, f1 = 0.23). Причина – сильный дисбаланс классов (0:1339, 1:256) в обучающей выборке, а также, возможно, неинформативные признаки.</w:t>
       </w:r>
     </w:p>
     <w:p>
@@ -6637,7 +8578,29 @@
           <w:lang w:val="ru-RU"/>
         </w:rPr>
         <w:lastRenderedPageBreak/>
-        <w:t>Позволила лучше понять алгоритм, но дала немного более низкие метрики (accuracy ≈ 48.2%), что объясняется отсутствием балансировки и упрощённым выбором порогов.</w:t>
+        <w:t>Позволила лучше понять алгоритм, но дала немного более низкие метрики (</w:t>
+      </w:r>
+      <w:proofErr w:type="spellStart"/>
+      <w:r>
+        <w:rPr>
+          <w:rFonts w:ascii="Times New Roman" w:eastAsia="Times New Roman" w:hAnsi="Times New Roman" w:cs="Times New Roman"/>
+          <w:color w:val="0F1115"/>
+          <w:sz w:val="28"/>
+          <w:szCs w:val="28"/>
+          <w:lang w:val="ru-RU"/>
+        </w:rPr>
+        <w:t>accuracy</w:t>
+      </w:r>
+      <w:proofErr w:type="spellEnd"/>
+      <w:r>
+        <w:rPr>
+          <w:rFonts w:ascii="Times New Roman" w:eastAsia="Times New Roman" w:hAnsi="Times New Roman" w:cs="Times New Roman"/>
+          <w:color w:val="0F1115"/>
+          <w:sz w:val="28"/>
+          <w:szCs w:val="28"/>
+          <w:lang w:val="ru-RU"/>
+        </w:rPr>
+        <w:t xml:space="preserve"> ≈ 48.2%), что объясняется отсутствием балансировки и упрощённым выбором порогов.</w:t>
       </w:r>
     </w:p>
     <w:p>
@@ -6685,15 +8648,49 @@
           <w:lang w:val="ru-RU"/>
         </w:rPr>
       </w:pPr>
-      <w:r>
-        <w:rPr>
-          <w:rFonts w:ascii="Times New Roman" w:eastAsia="Times New Roman" w:hAnsi="Times New Roman" w:cs="Times New Roman"/>
-          <w:color w:val="0F1115"/>
-          <w:sz w:val="28"/>
-          <w:szCs w:val="28"/>
-          <w:lang w:val="ru-RU"/>
-        </w:rPr>
-        <w:t>Silhouette Score = 0.251 – слабая кластерная структура.</w:t>
+      <w:proofErr w:type="spellStart"/>
+      <w:r>
+        <w:rPr>
+          <w:rFonts w:ascii="Times New Roman" w:eastAsia="Times New Roman" w:hAnsi="Times New Roman" w:cs="Times New Roman"/>
+          <w:color w:val="0F1115"/>
+          <w:sz w:val="28"/>
+          <w:szCs w:val="28"/>
+          <w:lang w:val="ru-RU"/>
+        </w:rPr>
+        <w:t>Silhouette</w:t>
+      </w:r>
+      <w:proofErr w:type="spellEnd"/>
+      <w:r>
+        <w:rPr>
+          <w:rFonts w:ascii="Times New Roman" w:eastAsia="Times New Roman" w:hAnsi="Times New Roman" w:cs="Times New Roman"/>
+          <w:color w:val="0F1115"/>
+          <w:sz w:val="28"/>
+          <w:szCs w:val="28"/>
+          <w:lang w:val="ru-RU"/>
+        </w:rPr>
+        <w:t xml:space="preserve"> </w:t>
+      </w:r>
+      <w:proofErr w:type="spellStart"/>
+      <w:r>
+        <w:rPr>
+          <w:rFonts w:ascii="Times New Roman" w:eastAsia="Times New Roman" w:hAnsi="Times New Roman" w:cs="Times New Roman"/>
+          <w:color w:val="0F1115"/>
+          <w:sz w:val="28"/>
+          <w:szCs w:val="28"/>
+          <w:lang w:val="ru-RU"/>
+        </w:rPr>
+        <w:t>Score</w:t>
+      </w:r>
+      <w:proofErr w:type="spellEnd"/>
+      <w:r>
+        <w:rPr>
+          <w:rFonts w:ascii="Times New Roman" w:eastAsia="Times New Roman" w:hAnsi="Times New Roman" w:cs="Times New Roman"/>
+          <w:color w:val="0F1115"/>
+          <w:sz w:val="28"/>
+          <w:szCs w:val="28"/>
+          <w:lang w:val="ru-RU"/>
+        </w:rPr>
+        <w:t xml:space="preserve"> = 0.251 – слабая кластерная структура.</w:t>
       </w:r>
     </w:p>
     <w:p>
@@ -6777,7 +8774,51 @@
           <w:szCs w:val="28"/>
           <w:lang w:val="ru-RU"/>
         </w:rPr>
-        <w:t>Для данного датасета простой DecisionTreeClassifier без дополнительной обработки (балансировки классов, подбора параметров) не пригоден для предсказания.</w:t>
+        <w:t xml:space="preserve">Для данного </w:t>
+      </w:r>
+      <w:proofErr w:type="spellStart"/>
+      <w:r>
+        <w:rPr>
+          <w:rFonts w:ascii="Times New Roman" w:eastAsia="Times New Roman" w:hAnsi="Times New Roman" w:cs="Times New Roman"/>
+          <w:color w:val="0F1115"/>
+          <w:sz w:val="28"/>
+          <w:szCs w:val="28"/>
+          <w:lang w:val="ru-RU"/>
+        </w:rPr>
+        <w:t>датасета</w:t>
+      </w:r>
+      <w:proofErr w:type="spellEnd"/>
+      <w:r>
+        <w:rPr>
+          <w:rFonts w:ascii="Times New Roman" w:eastAsia="Times New Roman" w:hAnsi="Times New Roman" w:cs="Times New Roman"/>
+          <w:color w:val="0F1115"/>
+          <w:sz w:val="28"/>
+          <w:szCs w:val="28"/>
+          <w:lang w:val="ru-RU"/>
+        </w:rPr>
+        <w:t xml:space="preserve"> простой </w:t>
+      </w:r>
+      <w:proofErr w:type="spellStart"/>
+      <w:r>
+        <w:rPr>
+          <w:rFonts w:ascii="Times New Roman" w:eastAsia="Times New Roman" w:hAnsi="Times New Roman" w:cs="Times New Roman"/>
+          <w:color w:val="0F1115"/>
+          <w:sz w:val="28"/>
+          <w:szCs w:val="28"/>
+          <w:lang w:val="ru-RU"/>
+        </w:rPr>
+        <w:t>DecisionTreeClassifier</w:t>
+      </w:r>
+      <w:proofErr w:type="spellEnd"/>
+      <w:r>
+        <w:rPr>
+          <w:rFonts w:ascii="Times New Roman" w:eastAsia="Times New Roman" w:hAnsi="Times New Roman" w:cs="Times New Roman"/>
+          <w:color w:val="0F1115"/>
+          <w:sz w:val="28"/>
+          <w:szCs w:val="28"/>
+          <w:lang w:val="ru-RU"/>
+        </w:rPr>
+        <w:t xml:space="preserve"> без дополнительной обработки (балансировки классов, подбора параметров) не пригоден для предсказания.</w:t>
       </w:r>
     </w:p>
     <w:p>
@@ -6833,7 +8874,29 @@
           <w:szCs w:val="28"/>
           <w:lang w:val="ru-RU"/>
         </w:rPr>
-        <w:t>Для улучшения классификации необходимо применить методы борьбы с дисбалансом (взвешивание классов, синтез примеров) или использовать более мощные модели (случайный лес, градиентный бустинг).</w:t>
+        <w:t xml:space="preserve">Для улучшения классификации необходимо применить методы борьбы с дисбалансом (взвешивание классов, синтез примеров) или использовать более мощные модели (случайный лес, градиентный </w:t>
+      </w:r>
+      <w:proofErr w:type="spellStart"/>
+      <w:r>
+        <w:rPr>
+          <w:rFonts w:ascii="Times New Roman" w:eastAsia="Times New Roman" w:hAnsi="Times New Roman" w:cs="Times New Roman"/>
+          <w:color w:val="0F1115"/>
+          <w:sz w:val="28"/>
+          <w:szCs w:val="28"/>
+          <w:lang w:val="ru-RU"/>
+        </w:rPr>
+        <w:t>бустинг</w:t>
+      </w:r>
+      <w:proofErr w:type="spellEnd"/>
+      <w:r>
+        <w:rPr>
+          <w:rFonts w:ascii="Times New Roman" w:eastAsia="Times New Roman" w:hAnsi="Times New Roman" w:cs="Times New Roman"/>
+          <w:color w:val="0F1115"/>
+          <w:sz w:val="28"/>
+          <w:szCs w:val="28"/>
+          <w:lang w:val="ru-RU"/>
+        </w:rPr>
+        <w:t>).</w:t>
       </w:r>
     </w:p>
     <w:p>
@@ -6886,6 +8949,7 @@
           <w:lang w:val="ru-RU"/>
         </w:rPr>
       </w:pPr>
+      <w:proofErr w:type="spellStart"/>
       <w:r>
         <w:rPr>
           <w:rFonts w:ascii="Times New Roman" w:hAnsi="Times New Roman" w:cs="Times New Roman"/>
@@ -6895,16 +8959,92 @@
           <w:szCs w:val="28"/>
           <w:lang w:val="ru-RU"/>
         </w:rPr>
-        <w:t>DecisionTreeClassifier (sklearn)</w:t>
-      </w:r>
-      <w:r>
-        <w:rPr>
-          <w:rFonts w:ascii="Times New Roman" w:hAnsi="Times New Roman" w:cs="Times New Roman"/>
-          <w:sz w:val="28"/>
-          <w:szCs w:val="28"/>
-          <w:lang w:val="ru-RU"/>
-        </w:rPr>
-        <w:t xml:space="preserve"> на сырых и масштабированных данных показал одинаково низкие результаты (accuracy ~50%, ROC-AUC ~0,51) из-за сильного дисбаланса классов и, возможно, неинформативности признаков.</w:t>
+        <w:t>DecisionTreeClassifier</w:t>
+      </w:r>
+      <w:proofErr w:type="spellEnd"/>
+      <w:r>
+        <w:rPr>
+          <w:rFonts w:ascii="Times New Roman" w:hAnsi="Times New Roman" w:cs="Times New Roman"/>
+          <w:b/>
+          <w:bCs/>
+          <w:sz w:val="28"/>
+          <w:szCs w:val="28"/>
+          <w:lang w:val="ru-RU"/>
+        </w:rPr>
+        <w:t xml:space="preserve"> (</w:t>
+      </w:r>
+      <w:proofErr w:type="spellStart"/>
+      <w:r>
+        <w:rPr>
+          <w:rFonts w:ascii="Times New Roman" w:hAnsi="Times New Roman" w:cs="Times New Roman"/>
+          <w:b/>
+          <w:bCs/>
+          <w:sz w:val="28"/>
+          <w:szCs w:val="28"/>
+          <w:lang w:val="ru-RU"/>
+        </w:rPr>
+        <w:t>sklearn</w:t>
+      </w:r>
+      <w:proofErr w:type="spellEnd"/>
+      <w:r>
+        <w:rPr>
+          <w:rFonts w:ascii="Times New Roman" w:hAnsi="Times New Roman" w:cs="Times New Roman"/>
+          <w:b/>
+          <w:bCs/>
+          <w:sz w:val="28"/>
+          <w:szCs w:val="28"/>
+          <w:lang w:val="ru-RU"/>
+        </w:rPr>
+        <w:t>)</w:t>
+      </w:r>
+      <w:r>
+        <w:rPr>
+          <w:rFonts w:ascii="Times New Roman" w:hAnsi="Times New Roman" w:cs="Times New Roman"/>
+          <w:sz w:val="28"/>
+          <w:szCs w:val="28"/>
+          <w:lang w:val="ru-RU"/>
+        </w:rPr>
+        <w:t xml:space="preserve"> на сырых и масштабированных данных показал одинаково низкие результаты (</w:t>
+      </w:r>
+      <w:proofErr w:type="spellStart"/>
+      <w:r>
+        <w:rPr>
+          <w:rFonts w:ascii="Times New Roman" w:hAnsi="Times New Roman" w:cs="Times New Roman"/>
+          <w:sz w:val="28"/>
+          <w:szCs w:val="28"/>
+          <w:lang w:val="ru-RU"/>
+        </w:rPr>
+        <w:t>accuracy</w:t>
+      </w:r>
+      <w:proofErr w:type="spellEnd"/>
+      <w:r>
+        <w:rPr>
+          <w:rFonts w:ascii="Times New Roman" w:hAnsi="Times New Roman" w:cs="Times New Roman"/>
+          <w:sz w:val="28"/>
+          <w:szCs w:val="28"/>
+          <w:lang w:val="ru-RU"/>
+        </w:rPr>
+        <w:t xml:space="preserve"> ~50%, ROC-AUC ~0,51) из-за сильного дисбаланса классов и, возможно, </w:t>
+      </w:r>
+      <w:proofErr w:type="spellStart"/>
+      <w:r>
+        <w:rPr>
+          <w:rFonts w:ascii="Times New Roman" w:hAnsi="Times New Roman" w:cs="Times New Roman"/>
+          <w:sz w:val="28"/>
+          <w:szCs w:val="28"/>
+          <w:lang w:val="ru-RU"/>
+        </w:rPr>
+        <w:t>неинформативности</w:t>
+      </w:r>
+      <w:proofErr w:type="spellEnd"/>
+      <w:r>
+        <w:rPr>
+          <w:rFonts w:ascii="Times New Roman" w:hAnsi="Times New Roman" w:cs="Times New Roman"/>
+          <w:sz w:val="28"/>
+          <w:szCs w:val="28"/>
+          <w:lang w:val="ru-RU"/>
+        </w:rPr>
+        <w:t xml:space="preserve"> признаков.</w:t>
       </w:r>
     </w:p>
     <w:p>
@@ -6939,7 +9079,27 @@
           <w:szCs w:val="28"/>
           <w:lang w:val="ru-RU"/>
         </w:rPr>
-        <w:t xml:space="preserve"> продемонстрировала понимание алгоритма, но уступила эталонной версии (accuracy 48,3% против 50,3%), что объясняется отсутствием балансировки классов и механизмов предотвращения переобучения.</w:t>
+        <w:t xml:space="preserve"> продемонстрировала понимание алгоритма, но уступила эталонной версии (</w:t>
+      </w:r>
+      <w:proofErr w:type="spellStart"/>
+      <w:r>
+        <w:rPr>
+          <w:rFonts w:ascii="Times New Roman" w:hAnsi="Times New Roman" w:cs="Times New Roman"/>
+          <w:sz w:val="28"/>
+          <w:szCs w:val="28"/>
+          <w:lang w:val="ru-RU"/>
+        </w:rPr>
+        <w:t>accuracy</w:t>
+      </w:r>
+      <w:proofErr w:type="spellEnd"/>
+      <w:r>
+        <w:rPr>
+          <w:rFonts w:ascii="Times New Roman" w:hAnsi="Times New Roman" w:cs="Times New Roman"/>
+          <w:sz w:val="28"/>
+          <w:szCs w:val="28"/>
+          <w:lang w:val="ru-RU"/>
+        </w:rPr>
+        <w:t xml:space="preserve"> 48,3% против 50,3%), что объясняется отсутствием балансировки классов и механизмов предотвращения переобучения.</w:t>
       </w:r>
     </w:p>
     <w:p>
@@ -7009,7 +9169,47 @@
           <w:szCs w:val="28"/>
           <w:lang w:val="ru-RU"/>
         </w:rPr>
-        <w:t xml:space="preserve"> показали, что исходное разделение train/test может быть смещённым: при случайном разбиении точность возрастает до 64–67%, а кросс-валидация даёт 75,3%.</w:t>
+        <w:t xml:space="preserve"> показали, что исходное разделение </w:t>
+      </w:r>
+      <w:proofErr w:type="spellStart"/>
+      <w:r>
+        <w:rPr>
+          <w:rFonts w:ascii="Times New Roman" w:hAnsi="Times New Roman" w:cs="Times New Roman"/>
+          <w:sz w:val="28"/>
+          <w:szCs w:val="28"/>
+          <w:lang w:val="ru-RU"/>
+        </w:rPr>
+        <w:t>train</w:t>
+      </w:r>
+      <w:proofErr w:type="spellEnd"/>
+      <w:r>
+        <w:rPr>
+          <w:rFonts w:ascii="Times New Roman" w:hAnsi="Times New Roman" w:cs="Times New Roman"/>
+          <w:sz w:val="28"/>
+          <w:szCs w:val="28"/>
+          <w:lang w:val="ru-RU"/>
+        </w:rPr>
+        <w:t>/</w:t>
+      </w:r>
+      <w:proofErr w:type="spellStart"/>
+      <w:r>
+        <w:rPr>
+          <w:rFonts w:ascii="Times New Roman" w:hAnsi="Times New Roman" w:cs="Times New Roman"/>
+          <w:sz w:val="28"/>
+          <w:szCs w:val="28"/>
+          <w:lang w:val="ru-RU"/>
+        </w:rPr>
+        <w:t>test</w:t>
+      </w:r>
+      <w:proofErr w:type="spellEnd"/>
+      <w:r>
+        <w:rPr>
+          <w:rFonts w:ascii="Times New Roman" w:hAnsi="Times New Roman" w:cs="Times New Roman"/>
+          <w:sz w:val="28"/>
+          <w:szCs w:val="28"/>
+          <w:lang w:val="ru-RU"/>
+        </w:rPr>
+        <w:t xml:space="preserve"> может быть смещённым: при случайном разбиении точность возрастает до 64–67%, а кросс-валидация даёт 75,3%.</w:t>
       </w:r>
     </w:p>
     <w:p>
@@ -7035,8 +9235,21 @@
           <w:szCs w:val="28"/>
           <w:lang w:val="ru-RU"/>
         </w:rPr>
-        <w:t>Кластеризация KMeans</w:t>
-      </w:r>
+        <w:t xml:space="preserve">Кластеризация </w:t>
+      </w:r>
+      <w:proofErr w:type="spellStart"/>
+      <w:r>
+        <w:rPr>
+          <w:rFonts w:ascii="Times New Roman" w:hAnsi="Times New Roman" w:cs="Times New Roman"/>
+          <w:b/>
+          <w:bCs/>
+          <w:sz w:val="28"/>
+          <w:szCs w:val="28"/>
+          <w:lang w:val="ru-RU"/>
+        </w:rPr>
+        <w:t>KMeans</w:t>
+      </w:r>
+      <w:proofErr w:type="spellEnd"/>
       <w:r>
         <w:rPr>
           <w:rFonts w:ascii="Times New Roman" w:hAnsi="Times New Roman" w:cs="Times New Roman"/>
@@ -7102,7 +9315,47 @@
           <w:szCs w:val="28"/>
           <w:lang w:val="ru-RU"/>
         </w:rPr>
-        <w:t>применить балансировку классов (class_weight='balanced');</w:t>
+        <w:t>применить балансировку классов (</w:t>
+      </w:r>
+      <w:proofErr w:type="spellStart"/>
+      <w:r>
+        <w:rPr>
+          <w:rFonts w:ascii="Times New Roman" w:hAnsi="Times New Roman" w:cs="Times New Roman"/>
+          <w:sz w:val="28"/>
+          <w:szCs w:val="28"/>
+          <w:lang w:val="ru-RU"/>
+        </w:rPr>
+        <w:t>class_weight</w:t>
+      </w:r>
+      <w:proofErr w:type="spellEnd"/>
+      <w:r>
+        <w:rPr>
+          <w:rFonts w:ascii="Times New Roman" w:hAnsi="Times New Roman" w:cs="Times New Roman"/>
+          <w:sz w:val="28"/>
+          <w:szCs w:val="28"/>
+          <w:lang w:val="ru-RU"/>
+        </w:rPr>
+        <w:t>='</w:t>
+      </w:r>
+      <w:proofErr w:type="spellStart"/>
+      <w:r>
+        <w:rPr>
+          <w:rFonts w:ascii="Times New Roman" w:hAnsi="Times New Roman" w:cs="Times New Roman"/>
+          <w:sz w:val="28"/>
+          <w:szCs w:val="28"/>
+          <w:lang w:val="ru-RU"/>
+        </w:rPr>
+        <w:t>balanced</w:t>
+      </w:r>
+      <w:proofErr w:type="spellEnd"/>
+      <w:r>
+        <w:rPr>
+          <w:rFonts w:ascii="Times New Roman" w:hAnsi="Times New Roman" w:cs="Times New Roman"/>
+          <w:sz w:val="28"/>
+          <w:szCs w:val="28"/>
+          <w:lang w:val="ru-RU"/>
+        </w:rPr>
+        <w:t>');</w:t>
       </w:r>
     </w:p>
     <w:p>
@@ -7126,7 +9379,67 @@
           <w:szCs w:val="28"/>
           <w:lang w:val="ru-RU"/>
         </w:rPr>
-        <w:t>подобрать гиперпараметры дерева (max_depth, min_samples_split);</w:t>
+        <w:t xml:space="preserve">подобрать </w:t>
+      </w:r>
+      <w:proofErr w:type="spellStart"/>
+      <w:r>
+        <w:rPr>
+          <w:rFonts w:ascii="Times New Roman" w:hAnsi="Times New Roman" w:cs="Times New Roman"/>
+          <w:sz w:val="28"/>
+          <w:szCs w:val="28"/>
+          <w:lang w:val="ru-RU"/>
+        </w:rPr>
+        <w:t>гиперпараметры</w:t>
+      </w:r>
+      <w:proofErr w:type="spellEnd"/>
+      <w:r>
+        <w:rPr>
+          <w:rFonts w:ascii="Times New Roman" w:hAnsi="Times New Roman" w:cs="Times New Roman"/>
+          <w:sz w:val="28"/>
+          <w:szCs w:val="28"/>
+          <w:lang w:val="ru-RU"/>
+        </w:rPr>
+        <w:t xml:space="preserve"> дерева (</w:t>
+      </w:r>
+      <w:proofErr w:type="spellStart"/>
+      <w:r>
+        <w:rPr>
+          <w:rFonts w:ascii="Times New Roman" w:hAnsi="Times New Roman" w:cs="Times New Roman"/>
+          <w:sz w:val="28"/>
+          <w:szCs w:val="28"/>
+          <w:lang w:val="ru-RU"/>
+        </w:rPr>
+        <w:t>max_depth</w:t>
+      </w:r>
+      <w:proofErr w:type="spellEnd"/>
+      <w:r>
+        <w:rPr>
+          <w:rFonts w:ascii="Times New Roman" w:hAnsi="Times New Roman" w:cs="Times New Roman"/>
+          <w:sz w:val="28"/>
+          <w:szCs w:val="28"/>
+          <w:lang w:val="ru-RU"/>
+        </w:rPr>
+        <w:t xml:space="preserve">, </w:t>
+      </w:r>
+      <w:proofErr w:type="spellStart"/>
+      <w:r>
+        <w:rPr>
+          <w:rFonts w:ascii="Times New Roman" w:hAnsi="Times New Roman" w:cs="Times New Roman"/>
+          <w:sz w:val="28"/>
+          <w:szCs w:val="28"/>
+          <w:lang w:val="ru-RU"/>
+        </w:rPr>
+        <w:t>min_samples_split</w:t>
+      </w:r>
+      <w:proofErr w:type="spellEnd"/>
+      <w:r>
+        <w:rPr>
+          <w:rFonts w:ascii="Times New Roman" w:hAnsi="Times New Roman" w:cs="Times New Roman"/>
+          <w:sz w:val="28"/>
+          <w:szCs w:val="28"/>
+          <w:lang w:val="ru-RU"/>
+        </w:rPr>
+        <w:t>);</w:t>
       </w:r>
     </w:p>
     <w:p>
@@ -7195,7 +9508,47 @@
           <w:szCs w:val="28"/>
           <w:lang w:val="en-US"/>
         </w:rPr>
-        <w:t xml:space="preserve"> (RandomForest, GradientBoosting).</w:t>
+        <w:t xml:space="preserve"> (</w:t>
+      </w:r>
+      <w:proofErr w:type="spellStart"/>
+      <w:r>
+        <w:rPr>
+          <w:rFonts w:ascii="Times New Roman" w:hAnsi="Times New Roman" w:cs="Times New Roman"/>
+          <w:sz w:val="28"/>
+          <w:szCs w:val="28"/>
+          <w:lang w:val="en-US"/>
+        </w:rPr>
+        <w:t>RandomForest</w:t>
+      </w:r>
+      <w:proofErr w:type="spellEnd"/>
+      <w:r>
+        <w:rPr>
+          <w:rFonts w:ascii="Times New Roman" w:hAnsi="Times New Roman" w:cs="Times New Roman"/>
+          <w:sz w:val="28"/>
+          <w:szCs w:val="28"/>
+          <w:lang w:val="en-US"/>
+        </w:rPr>
+        <w:t xml:space="preserve">, </w:t>
+      </w:r>
+      <w:proofErr w:type="spellStart"/>
+      <w:r>
+        <w:rPr>
+          <w:rFonts w:ascii="Times New Roman" w:hAnsi="Times New Roman" w:cs="Times New Roman"/>
+          <w:sz w:val="28"/>
+          <w:szCs w:val="28"/>
+          <w:lang w:val="en-US"/>
+        </w:rPr>
+        <w:t>GradientBoosting</w:t>
+      </w:r>
+      <w:proofErr w:type="spellEnd"/>
+      <w:r>
+        <w:rPr>
+          <w:rFonts w:ascii="Times New Roman" w:hAnsi="Times New Roman" w:cs="Times New Roman"/>
+          <w:sz w:val="28"/>
+          <w:szCs w:val="28"/>
+          <w:lang w:val="en-US"/>
+        </w:rPr>
+        <w:t>).</w:t>
       </w:r>
     </w:p>
     <w:p>
@@ -7285,7 +9638,25 @@
           <w:sz w:val="24"/>
           <w:szCs w:val="24"/>
         </w:rPr>
-        <w:t>Полный исходный код программы доступен в репозитории GitHub:</w:t>
+        <w:t xml:space="preserve">Полный исходный код программы доступен в репозитории </w:t>
+      </w:r>
+      <w:proofErr w:type="spellStart"/>
+      <w:r>
+        <w:rPr>
+          <w:rFonts w:ascii="Times New Roman" w:eastAsia="Times New Roman" w:hAnsi="Times New Roman" w:cs="Times New Roman"/>
+          <w:sz w:val="24"/>
+          <w:szCs w:val="24"/>
+        </w:rPr>
+        <w:t>GitHub</w:t>
+      </w:r>
+      <w:proofErr w:type="spellEnd"/>
+      <w:r>
+        <w:rPr>
+          <w:rFonts w:ascii="Times New Roman" w:eastAsia="Times New Roman" w:hAnsi="Times New Roman" w:cs="Times New Roman"/>
+          <w:sz w:val="24"/>
+          <w:szCs w:val="24"/>
+        </w:rPr>
+        <w:t>:</w:t>
       </w:r>
     </w:p>
     <w:p>
